--- a/F4/f4_s04_grupo2.docx
+++ b/F4/f4_s04_grupo2.docx
@@ -4,108 +4,206 @@
   <w:body>
     <w:p>
       <w:pPr>
-        <w:jc w:val="center"/>
-        <w:rPr>
-          <w:b/>
+        <w:ind w:left="3566"/>
+        <w:rPr>
+          <w:sz w:val="20"/>
         </w:rPr>
       </w:pPr>
       <w:r>
         <w:rPr>
-          <w:rFonts w:eastAsia="Calibri" w:cs="Calibri"/>
           <w:noProof/>
+          <w:position w:val="1"/>
+          <w:sz w:val="20"/>
+        </w:rPr>
+        <w:drawing>
+          <wp:inline distT="0" distB="0" distL="0" distR="0" wp14:anchorId="3414AADF" wp14:editId="17EBF22C">
+            <wp:extent cx="790255" cy="638175"/>
+            <wp:effectExtent l="0" t="0" r="0" b="0"/>
+            <wp:docPr id="1" name="Image 1"/>
+            <wp:cNvGraphicFramePr>
+              <a:graphicFrameLocks xmlns:a="http://schemas.openxmlformats.org/drawingml/2006/main"/>
+            </wp:cNvGraphicFramePr>
+            <a:graphic xmlns:a="http://schemas.openxmlformats.org/drawingml/2006/main">
+              <a:graphicData uri="http://schemas.openxmlformats.org/drawingml/2006/picture">
+                <pic:pic xmlns:pic="http://schemas.openxmlformats.org/drawingml/2006/picture">
+                  <pic:nvPicPr>
+                    <pic:cNvPr id="1" name="Image 1"/>
+                    <pic:cNvPicPr/>
+                  </pic:nvPicPr>
+                  <pic:blipFill>
+                    <a:blip r:embed="rId8" cstate="print"/>
+                    <a:stretch>
+                      <a:fillRect/>
+                    </a:stretch>
+                  </pic:blipFill>
+                  <pic:spPr>
+                    <a:xfrm>
+                      <a:off x="0" y="0"/>
+                      <a:ext cx="790255" cy="638175"/>
+                    </a:xfrm>
+                    <a:prstGeom prst="rect">
+                      <a:avLst/>
+                    </a:prstGeom>
+                  </pic:spPr>
+                </pic:pic>
+              </a:graphicData>
+            </a:graphic>
+          </wp:inline>
+        </w:drawing>
+      </w:r>
+      <w:r>
+        <w:rPr>
+          <w:spacing w:val="63"/>
+          <w:position w:val="1"/>
+          <w:sz w:val="20"/>
+        </w:rPr>
+        <w:t xml:space="preserve"> </w:t>
+      </w:r>
+      <w:r>
+        <w:rPr>
+          <w:noProof/>
+          <w:spacing w:val="63"/>
+          <w:sz w:val="20"/>
         </w:rPr>
         <mc:AlternateContent>
           <mc:Choice Requires="wpg">
             <w:drawing>
-              <wp:anchor distT="0" distB="0" distL="114300" distR="114300" simplePos="0" relativeHeight="251659264" behindDoc="1" locked="0" layoutInCell="1" allowOverlap="1" wp14:anchorId="3C1164C1" wp14:editId="0DEC9B89">
-                <wp:simplePos x="0" y="0"/>
-                <wp:positionH relativeFrom="column">
-                  <wp:posOffset>4672965</wp:posOffset>
-                </wp:positionH>
-                <wp:positionV relativeFrom="paragraph">
-                  <wp:posOffset>-257810</wp:posOffset>
-                </wp:positionV>
-                <wp:extent cx="2156460" cy="708660"/>
-                <wp:effectExtent l="0" t="0" r="0" b="15240"/>
-                <wp:wrapTight wrapText="bothSides">
-                  <wp:wrapPolygon edited="0">
-                    <wp:start x="9159" y="0"/>
-                    <wp:lineTo x="3435" y="0"/>
-                    <wp:lineTo x="1527" y="2323"/>
-                    <wp:lineTo x="1527" y="9290"/>
-                    <wp:lineTo x="0" y="14516"/>
-                    <wp:lineTo x="0" y="21484"/>
-                    <wp:lineTo x="21371" y="21484"/>
-                    <wp:lineTo x="21371" y="13355"/>
-                    <wp:lineTo x="19463" y="7548"/>
-                    <wp:lineTo x="18890" y="3484"/>
-                    <wp:lineTo x="17555" y="0"/>
-                    <wp:lineTo x="9159" y="0"/>
-                  </wp:wrapPolygon>
-                </wp:wrapTight>
-                <wp:docPr id="27383" name="Group 27383"/>
-                <wp:cNvGraphicFramePr/>
+              <wp:inline distT="0" distB="0" distL="0" distR="0" wp14:anchorId="51B64E8F" wp14:editId="59F0B637">
+                <wp:extent cx="1085215" cy="654685"/>
+                <wp:effectExtent l="0" t="0" r="0" b="2540"/>
+                <wp:docPr id="1462630690" name="Group 2"/>
+                <wp:cNvGraphicFramePr>
+                  <a:graphicFrameLocks xmlns:a="http://schemas.openxmlformats.org/drawingml/2006/main"/>
+                </wp:cNvGraphicFramePr>
                 <a:graphic xmlns:a="http://schemas.openxmlformats.org/drawingml/2006/main">
                   <a:graphicData uri="http://schemas.microsoft.com/office/word/2010/wordprocessingGroup">
                     <wpg:wgp>
-                      <wpg:cNvGrpSpPr/>
+                      <wpg:cNvGrpSpPr>
+                        <a:grpSpLocks/>
+                      </wpg:cNvGrpSpPr>
                       <wpg:grpSpPr>
                         <a:xfrm>
                           <a:off x="0" y="0"/>
-                          <a:ext cx="2156460" cy="708660"/>
+                          <a:ext cx="1085215" cy="654685"/>
                           <a:chOff x="0" y="0"/>
-                          <a:chExt cx="1949796" cy="684138"/>
+                          <a:chExt cx="1085215" cy="654685"/>
                         </a:xfrm>
                       </wpg:grpSpPr>
                       <wps:wsp>
-                        <wps:cNvPr id="7" name="Rectangle 7"/>
+                        <wps:cNvPr id="969526892" name="Graphic 3"/>
                         <wps:cNvSpPr/>
                         <wps:spPr>
                           <a:xfrm>
-                            <a:off x="809625" y="564765"/>
-                            <a:ext cx="46929" cy="158766"/>
+                            <a:off x="12211" y="16729"/>
+                            <a:ext cx="210185" cy="309880"/>
                           </a:xfrm>
-                          <a:prstGeom prst="rect">
+                          <a:custGeom>
                             <a:avLst/>
-                          </a:prstGeom>
-                          <a:ln>
-                            <a:noFill/>
-                          </a:ln>
+                            <a:gdLst/>
+                            <a:ahLst/>
+                            <a:cxnLst/>
+                            <a:rect l="l" t="t" r="r" b="b"/>
+                            <a:pathLst>
+                              <a:path w="210185" h="309880">
+                                <a:moveTo>
+                                  <a:pt x="209791" y="0"/>
+                                </a:moveTo>
+                                <a:lnTo>
+                                  <a:pt x="188086" y="0"/>
+                                </a:lnTo>
+                                <a:lnTo>
+                                  <a:pt x="188086" y="184061"/>
+                                </a:lnTo>
+                                <a:lnTo>
+                                  <a:pt x="181850" y="232548"/>
+                                </a:lnTo>
+                                <a:lnTo>
+                                  <a:pt x="164334" y="266028"/>
+                                </a:lnTo>
+                                <a:lnTo>
+                                  <a:pt x="137327" y="285432"/>
+                                </a:lnTo>
+                                <a:lnTo>
+                                  <a:pt x="102615" y="291693"/>
+                                </a:lnTo>
+                                <a:lnTo>
+                                  <a:pt x="71098" y="285811"/>
+                                </a:lnTo>
+                                <a:lnTo>
+                                  <a:pt x="45396" y="267038"/>
+                                </a:lnTo>
+                                <a:lnTo>
+                                  <a:pt x="28085" y="233684"/>
+                                </a:lnTo>
+                                <a:lnTo>
+                                  <a:pt x="21742" y="184061"/>
+                                </a:lnTo>
+                                <a:lnTo>
+                                  <a:pt x="21742" y="0"/>
+                                </a:lnTo>
+                                <a:lnTo>
+                                  <a:pt x="0" y="0"/>
+                                </a:lnTo>
+                                <a:lnTo>
+                                  <a:pt x="0" y="185381"/>
+                                </a:lnTo>
+                                <a:lnTo>
+                                  <a:pt x="8392" y="244318"/>
+                                </a:lnTo>
+                                <a:lnTo>
+                                  <a:pt x="30862" y="282681"/>
+                                </a:lnTo>
+                                <a:lnTo>
+                                  <a:pt x="63345" y="303487"/>
+                                </a:lnTo>
+                                <a:lnTo>
+                                  <a:pt x="101777" y="309753"/>
+                                </a:lnTo>
+                                <a:lnTo>
+                                  <a:pt x="142845" y="302991"/>
+                                </a:lnTo>
+                                <a:lnTo>
+                                  <a:pt x="177287" y="281095"/>
+                                </a:lnTo>
+                                <a:lnTo>
+                                  <a:pt x="200977" y="241644"/>
+                                </a:lnTo>
+                                <a:lnTo>
+                                  <a:pt x="209791" y="182219"/>
+                                </a:lnTo>
+                                <a:lnTo>
+                                  <a:pt x="209791" y="0"/>
+                                </a:lnTo>
+                                <a:close/>
+                              </a:path>
+                            </a:pathLst>
+                          </a:custGeom>
+                          <a:solidFill>
+                            <a:srgbClr val="C6C4C4"/>
+                          </a:solidFill>
                         </wps:spPr>
-                        <wps:txbx>
-                          <w:txbxContent>
-                            <w:p>
-                              <w:pPr>
-                                <w:spacing w:after="160" w:line="259" w:lineRule="auto"/>
-                              </w:pPr>
-                              <w:r>
-                                <w:rPr>
-                                  <w:sz w:val="20"/>
-                                </w:rPr>
-                                <w:t xml:space="preserve"> </w:t>
-                              </w:r>
-                            </w:p>
-                          </w:txbxContent>
-                        </wps:txbx>
-                        <wps:bodyPr horzOverflow="overflow" vert="horz" lIns="0" tIns="0" rIns="0" bIns="0" rtlCol="0">
+                        <wps:bodyPr wrap="square" lIns="0" tIns="0" rIns="0" bIns="0" rtlCol="0">
+                          <a:prstTxWarp prst="textNoShape">
+                            <a:avLst/>
+                          </a:prstTxWarp>
                           <a:noAutofit/>
                         </wps:bodyPr>
                       </wps:wsp>
                       <pic:pic xmlns:pic="http://schemas.openxmlformats.org/drawingml/2006/picture">
                         <pic:nvPicPr>
-                          <pic:cNvPr id="126" name="Picture 126"/>
+                          <pic:cNvPr id="2073928193" name="Image 4"/>
                           <pic:cNvPicPr/>
                         </pic:nvPicPr>
                         <pic:blipFill>
-                          <a:blip r:embed="rId8"/>
+                          <a:blip r:embed="rId9" cstate="print"/>
                           <a:stretch>
                             <a:fillRect/>
                           </a:stretch>
                         </pic:blipFill>
                         <pic:spPr>
                           <a:xfrm>
-                            <a:off x="0" y="19050"/>
-                            <a:ext cx="790575" cy="638175"/>
+                            <a:off x="268118" y="99496"/>
+                            <a:ext cx="173164" cy="222034"/>
                           </a:xfrm>
                           <a:prstGeom prst="rect">
                             <a:avLst/>
@@ -114,19 +212,589 @@
                       </pic:pic>
                       <pic:pic xmlns:pic="http://schemas.openxmlformats.org/drawingml/2006/picture">
                         <pic:nvPicPr>
-                          <pic:cNvPr id="128" name="Picture 128"/>
+                          <pic:cNvPr id="1774852106" name="Image 5"/>
                           <pic:cNvPicPr/>
                         </pic:nvPicPr>
                         <pic:blipFill>
-                          <a:blip r:embed="rId9"/>
+                          <a:blip r:embed="rId10" cstate="print"/>
                           <a:stretch>
                             <a:fillRect/>
                           </a:stretch>
                         </pic:blipFill>
                         <pic:spPr>
                           <a:xfrm>
-                            <a:off x="863946" y="0"/>
-                            <a:ext cx="1085850" cy="657225"/>
+                            <a:off x="467959" y="99490"/>
+                            <a:ext cx="157403" cy="226999"/>
+                          </a:xfrm>
+                          <a:prstGeom prst="rect">
+                            <a:avLst/>
+                          </a:prstGeom>
+                        </pic:spPr>
+                      </pic:pic>
+                      <wps:wsp>
+                        <wps:cNvPr id="1151404880" name="Graphic 6"/>
+                        <wps:cNvSpPr/>
+                        <wps:spPr>
+                          <a:xfrm>
+                            <a:off x="664693" y="0"/>
+                            <a:ext cx="196850" cy="327025"/>
+                          </a:xfrm>
+                          <a:custGeom>
+                            <a:avLst/>
+                            <a:gdLst/>
+                            <a:ahLst/>
+                            <a:cxnLst/>
+                            <a:rect l="l" t="t" r="r" b="b"/>
+                            <a:pathLst>
+                              <a:path w="196850" h="327025">
+                                <a:moveTo>
+                                  <a:pt x="41738" y="282625"/>
+                                </a:moveTo>
+                                <a:lnTo>
+                                  <a:pt x="22123" y="282625"/>
+                                </a:lnTo>
+                                <a:lnTo>
+                                  <a:pt x="36555" y="301872"/>
+                                </a:lnTo>
+                                <a:lnTo>
+                                  <a:pt x="54225" y="315574"/>
+                                </a:lnTo>
+                                <a:lnTo>
+                                  <a:pt x="75301" y="323768"/>
+                                </a:lnTo>
+                                <a:lnTo>
+                                  <a:pt x="99949" y="326491"/>
+                                </a:lnTo>
+                                <a:lnTo>
+                                  <a:pt x="135065" y="319274"/>
+                                </a:lnTo>
+                                <a:lnTo>
+                                  <a:pt x="150576" y="308432"/>
+                                </a:lnTo>
+                                <a:lnTo>
+                                  <a:pt x="96710" y="308432"/>
+                                </a:lnTo>
+                                <a:lnTo>
+                                  <a:pt x="72587" y="304520"/>
+                                </a:lnTo>
+                                <a:lnTo>
+                                  <a:pt x="51852" y="293436"/>
+                                </a:lnTo>
+                                <a:lnTo>
+                                  <a:pt x="41738" y="282625"/>
+                                </a:lnTo>
+                                <a:close/>
+                              </a:path>
+                              <a:path w="196850" h="327025">
+                                <a:moveTo>
+                                  <a:pt x="23469" y="0"/>
+                                </a:moveTo>
+                                <a:lnTo>
+                                  <a:pt x="1765" y="0"/>
+                                </a:lnTo>
+                                <a:lnTo>
+                                  <a:pt x="1673" y="283490"/>
+                                </a:lnTo>
+                                <a:lnTo>
+                                  <a:pt x="1444" y="293436"/>
+                                </a:lnTo>
+                                <a:lnTo>
+                                  <a:pt x="1328" y="297599"/>
+                                </a:lnTo>
+                                <a:lnTo>
+                                  <a:pt x="827" y="309409"/>
+                                </a:lnTo>
+                                <a:lnTo>
+                                  <a:pt x="0" y="321525"/>
+                                </a:lnTo>
+                                <a:lnTo>
+                                  <a:pt x="19418" y="321525"/>
+                                </a:lnTo>
+                                <a:lnTo>
+                                  <a:pt x="21170" y="282625"/>
+                                </a:lnTo>
+                                <a:lnTo>
+                                  <a:pt x="41738" y="282625"/>
+                                </a:lnTo>
+                                <a:lnTo>
+                                  <a:pt x="35686" y="276156"/>
+                                </a:lnTo>
+                                <a:lnTo>
+                                  <a:pt x="25273" y="253657"/>
+                                </a:lnTo>
+                                <a:lnTo>
+                                  <a:pt x="23926" y="248246"/>
+                                </a:lnTo>
+                                <a:lnTo>
+                                  <a:pt x="23469" y="242824"/>
+                                </a:lnTo>
+                                <a:lnTo>
+                                  <a:pt x="23469" y="186766"/>
+                                </a:lnTo>
+                                <a:lnTo>
+                                  <a:pt x="24803" y="180860"/>
+                                </a:lnTo>
+                                <a:lnTo>
+                                  <a:pt x="26187" y="175463"/>
+                                </a:lnTo>
+                                <a:lnTo>
+                                  <a:pt x="37444" y="151159"/>
+                                </a:lnTo>
+                                <a:lnTo>
+                                  <a:pt x="43036" y="145161"/>
+                                </a:lnTo>
+                                <a:lnTo>
+                                  <a:pt x="23469" y="145161"/>
+                                </a:lnTo>
+                                <a:lnTo>
+                                  <a:pt x="23469" y="0"/>
+                                </a:lnTo>
+                                <a:close/>
+                              </a:path>
+                              <a:path w="196850" h="327025">
+                                <a:moveTo>
+                                  <a:pt x="154103" y="117576"/>
+                                </a:moveTo>
+                                <a:lnTo>
+                                  <a:pt x="98539" y="117576"/>
+                                </a:lnTo>
+                                <a:lnTo>
+                                  <a:pt x="131296" y="125205"/>
+                                </a:lnTo>
+                                <a:lnTo>
+                                  <a:pt x="155270" y="145721"/>
+                                </a:lnTo>
+                                <a:lnTo>
+                                  <a:pt x="169994" y="175564"/>
+                                </a:lnTo>
+                                <a:lnTo>
+                                  <a:pt x="175006" y="211175"/>
+                                </a:lnTo>
+                                <a:lnTo>
+                                  <a:pt x="169771" y="250224"/>
+                                </a:lnTo>
+                                <a:lnTo>
+                                  <a:pt x="154522" y="281006"/>
+                                </a:lnTo>
+                                <a:lnTo>
+                                  <a:pt x="129941" y="301186"/>
+                                </a:lnTo>
+                                <a:lnTo>
+                                  <a:pt x="96710" y="308432"/>
+                                </a:lnTo>
+                                <a:lnTo>
+                                  <a:pt x="150576" y="308432"/>
+                                </a:lnTo>
+                                <a:lnTo>
+                                  <a:pt x="166073" y="297599"/>
+                                </a:lnTo>
+                                <a:lnTo>
+                                  <a:pt x="188186" y="261426"/>
+                                </a:lnTo>
+                                <a:lnTo>
+                                  <a:pt x="196621" y="210718"/>
+                                </a:lnTo>
+                                <a:lnTo>
+                                  <a:pt x="189841" y="165885"/>
+                                </a:lnTo>
+                                <a:lnTo>
+                                  <a:pt x="170822" y="130702"/>
+                                </a:lnTo>
+                                <a:lnTo>
+                                  <a:pt x="154103" y="117576"/>
+                                </a:lnTo>
+                                <a:close/>
+                              </a:path>
+                              <a:path w="196850" h="327025">
+                                <a:moveTo>
+                                  <a:pt x="104000" y="99491"/>
+                                </a:moveTo>
+                                <a:lnTo>
+                                  <a:pt x="77361" y="102680"/>
+                                </a:lnTo>
+                                <a:lnTo>
+                                  <a:pt x="55192" y="111801"/>
+                                </a:lnTo>
+                                <a:lnTo>
+                                  <a:pt x="37536" y="126184"/>
+                                </a:lnTo>
+                                <a:lnTo>
+                                  <a:pt x="24434" y="145161"/>
+                                </a:lnTo>
+                                <a:lnTo>
+                                  <a:pt x="43036" y="145161"/>
+                                </a:lnTo>
+                                <a:lnTo>
+                                  <a:pt x="54414" y="132956"/>
+                                </a:lnTo>
+                                <a:lnTo>
+                                  <a:pt x="75359" y="121535"/>
+                                </a:lnTo>
+                                <a:lnTo>
+                                  <a:pt x="98539" y="117576"/>
+                                </a:lnTo>
+                                <a:lnTo>
+                                  <a:pt x="154103" y="117576"/>
+                                </a:lnTo>
+                                <a:lnTo>
+                                  <a:pt x="141548" y="107719"/>
+                                </a:lnTo>
+                                <a:lnTo>
+                                  <a:pt x="104000" y="99491"/>
+                                </a:lnTo>
+                                <a:close/>
+                              </a:path>
+                            </a:pathLst>
+                          </a:custGeom>
+                          <a:solidFill>
+                            <a:srgbClr val="C6C4C4"/>
+                          </a:solidFill>
+                        </wps:spPr>
+                        <wps:bodyPr wrap="square" lIns="0" tIns="0" rIns="0" bIns="0" rtlCol="0">
+                          <a:prstTxWarp prst="textNoShape">
+                            <a:avLst/>
+                          </a:prstTxWarp>
+                          <a:noAutofit/>
+                        </wps:bodyPr>
+                      </wps:wsp>
+                      <wps:wsp>
+                        <wps:cNvPr id="1768366709" name="Graphic 7"/>
+                        <wps:cNvSpPr/>
+                        <wps:spPr>
+                          <a:xfrm>
+                            <a:off x="0" y="359087"/>
+                            <a:ext cx="262255" cy="295275"/>
+                          </a:xfrm>
+                          <a:custGeom>
+                            <a:avLst/>
+                            <a:gdLst/>
+                            <a:ahLst/>
+                            <a:cxnLst/>
+                            <a:rect l="l" t="t" r="r" b="b"/>
+                            <a:pathLst>
+                              <a:path w="262255" h="295275">
+                                <a:moveTo>
+                                  <a:pt x="132892" y="0"/>
+                                </a:moveTo>
+                                <a:lnTo>
+                                  <a:pt x="91646" y="6225"/>
+                                </a:lnTo>
+                                <a:lnTo>
+                                  <a:pt x="56397" y="24345"/>
+                                </a:lnTo>
+                                <a:lnTo>
+                                  <a:pt x="28735" y="52464"/>
+                                </a:lnTo>
+                                <a:lnTo>
+                                  <a:pt x="9702" y="89522"/>
+                                </a:lnTo>
+                                <a:lnTo>
+                                  <a:pt x="605" y="133933"/>
+                                </a:lnTo>
+                                <a:lnTo>
+                                  <a:pt x="0" y="150075"/>
+                                </a:lnTo>
+                                <a:lnTo>
+                                  <a:pt x="591" y="165818"/>
+                                </a:lnTo>
+                                <a:lnTo>
+                                  <a:pt x="9499" y="208889"/>
+                                </a:lnTo>
+                                <a:lnTo>
+                                  <a:pt x="27934" y="244708"/>
+                                </a:lnTo>
+                                <a:lnTo>
+                                  <a:pt x="65180" y="278774"/>
+                                </a:lnTo>
+                                <a:lnTo>
+                                  <a:pt x="101544" y="292596"/>
+                                </a:lnTo>
+                                <a:lnTo>
+                                  <a:pt x="128841" y="295236"/>
+                                </a:lnTo>
+                                <a:lnTo>
+                                  <a:pt x="142614" y="294629"/>
+                                </a:lnTo>
+                                <a:lnTo>
+                                  <a:pt x="181089" y="285534"/>
+                                </a:lnTo>
+                                <a:lnTo>
+                                  <a:pt x="213700" y="265749"/>
+                                </a:lnTo>
+                                <a:lnTo>
+                                  <a:pt x="216872" y="262674"/>
+                                </a:lnTo>
+                                <a:lnTo>
+                                  <a:pt x="131127" y="262674"/>
+                                </a:lnTo>
+                                <a:lnTo>
+                                  <a:pt x="120483" y="262054"/>
+                                </a:lnTo>
+                                <a:lnTo>
+                                  <a:pt x="84634" y="247719"/>
+                                </a:lnTo>
+                                <a:lnTo>
+                                  <a:pt x="59335" y="218899"/>
+                                </a:lnTo>
+                                <a:lnTo>
+                                  <a:pt x="45218" y="180565"/>
+                                </a:lnTo>
+                                <a:lnTo>
+                                  <a:pt x="42092" y="150075"/>
+                                </a:lnTo>
+                                <a:lnTo>
+                                  <a:pt x="42197" y="144678"/>
+                                </a:lnTo>
+                                <a:lnTo>
+                                  <a:pt x="47269" y="106692"/>
+                                </a:lnTo>
+                                <a:lnTo>
+                                  <a:pt x="63525" y="69405"/>
+                                </a:lnTo>
+                                <a:lnTo>
+                                  <a:pt x="91541" y="42976"/>
+                                </a:lnTo>
+                                <a:lnTo>
+                                  <a:pt x="131533" y="32981"/>
+                                </a:lnTo>
+                                <a:lnTo>
+                                  <a:pt x="219551" y="32981"/>
+                                </a:lnTo>
+                                <a:lnTo>
+                                  <a:pt x="217382" y="30794"/>
+                                </a:lnTo>
+                                <a:lnTo>
+                                  <a:pt x="173401" y="5845"/>
+                                </a:lnTo>
+                                <a:lnTo>
+                                  <a:pt x="147044" y="649"/>
+                                </a:lnTo>
+                                <a:lnTo>
+                                  <a:pt x="132892" y="0"/>
+                                </a:lnTo>
+                                <a:close/>
+                              </a:path>
+                              <a:path w="262255" h="295275">
+                                <a:moveTo>
+                                  <a:pt x="219551" y="32981"/>
+                                </a:moveTo>
+                                <a:lnTo>
+                                  <a:pt x="131533" y="32981"/>
+                                </a:lnTo>
+                                <a:lnTo>
+                                  <a:pt x="142500" y="33609"/>
+                                </a:lnTo>
+                                <a:lnTo>
+                                  <a:pt x="152714" y="35488"/>
+                                </a:lnTo>
+                                <a:lnTo>
+                                  <a:pt x="186229" y="54538"/>
+                                </a:lnTo>
+                                <a:lnTo>
+                                  <a:pt x="207991" y="86467"/>
+                                </a:lnTo>
+                                <a:lnTo>
+                                  <a:pt x="218830" y="126145"/>
+                                </a:lnTo>
+                                <a:lnTo>
+                                  <a:pt x="220119" y="144678"/>
+                                </a:lnTo>
+                                <a:lnTo>
+                                  <a:pt x="220071" y="150075"/>
+                                </a:lnTo>
+                                <a:lnTo>
+                                  <a:pt x="214998" y="188988"/>
+                                </a:lnTo>
+                                <a:lnTo>
+                                  <a:pt x="198704" y="226313"/>
+                                </a:lnTo>
+                                <a:lnTo>
+                                  <a:pt x="170903" y="252717"/>
+                                </a:lnTo>
+                                <a:lnTo>
+                                  <a:pt x="131127" y="262674"/>
+                                </a:lnTo>
+                                <a:lnTo>
+                                  <a:pt x="216872" y="262674"/>
+                                </a:lnTo>
+                                <a:lnTo>
+                                  <a:pt x="246331" y="221751"/>
+                                </a:lnTo>
+                                <a:lnTo>
+                                  <a:pt x="259297" y="178192"/>
+                                </a:lnTo>
+                                <a:lnTo>
+                                  <a:pt x="261785" y="144678"/>
+                                </a:lnTo>
+                                <a:lnTo>
+                                  <a:pt x="261204" y="128758"/>
+                                </a:lnTo>
+                                <a:lnTo>
+                                  <a:pt x="252514" y="85458"/>
+                                </a:lnTo>
+                                <a:lnTo>
+                                  <a:pt x="234268" y="49741"/>
+                                </a:lnTo>
+                                <a:lnTo>
+                                  <a:pt x="226263" y="39750"/>
+                                </a:lnTo>
+                                <a:lnTo>
+                                  <a:pt x="219551" y="32981"/>
+                                </a:lnTo>
+                                <a:close/>
+                              </a:path>
+                            </a:pathLst>
+                          </a:custGeom>
+                          <a:solidFill>
+                            <a:srgbClr val="AF0F1E"/>
+                          </a:solidFill>
+                        </wps:spPr>
+                        <wps:bodyPr wrap="square" lIns="0" tIns="0" rIns="0" bIns="0" rtlCol="0">
+                          <a:prstTxWarp prst="textNoShape">
+                            <a:avLst/>
+                          </a:prstTxWarp>
+                          <a:noAutofit/>
+                        </wps:bodyPr>
+                      </wps:wsp>
+                      <pic:pic xmlns:pic="http://schemas.openxmlformats.org/drawingml/2006/picture">
+                        <pic:nvPicPr>
+                          <pic:cNvPr id="410123786" name="Image 8"/>
+                          <pic:cNvPicPr/>
+                        </pic:nvPicPr>
+                        <pic:blipFill>
+                          <a:blip r:embed="rId11" cstate="print"/>
+                          <a:stretch>
+                            <a:fillRect/>
+                          </a:stretch>
+                        </pic:blipFill>
+                        <pic:spPr>
+                          <a:xfrm>
+                            <a:off x="292969" y="425991"/>
+                            <a:ext cx="188099" cy="223354"/>
+                          </a:xfrm>
+                          <a:prstGeom prst="rect">
+                            <a:avLst/>
+                          </a:prstGeom>
+                        </pic:spPr>
+                      </pic:pic>
+                      <wps:wsp>
+                        <wps:cNvPr id="619566242" name="Graphic 9"/>
+                        <wps:cNvSpPr/>
+                        <wps:spPr>
+                          <a:xfrm>
+                            <a:off x="520406" y="354528"/>
+                            <a:ext cx="121285" cy="295275"/>
+                          </a:xfrm>
+                          <a:custGeom>
+                            <a:avLst/>
+                            <a:gdLst/>
+                            <a:ahLst/>
+                            <a:cxnLst/>
+                            <a:rect l="l" t="t" r="r" b="b"/>
+                            <a:pathLst>
+                              <a:path w="121285" h="295275">
+                                <a:moveTo>
+                                  <a:pt x="39789" y="0"/>
+                                </a:moveTo>
+                                <a:lnTo>
+                                  <a:pt x="0" y="0"/>
+                                </a:lnTo>
+                                <a:lnTo>
+                                  <a:pt x="0" y="294817"/>
+                                </a:lnTo>
+                                <a:lnTo>
+                                  <a:pt x="39789" y="294817"/>
+                                </a:lnTo>
+                                <a:lnTo>
+                                  <a:pt x="39789" y="0"/>
+                                </a:lnTo>
+                                <a:close/>
+                              </a:path>
+                              <a:path w="121285" h="295275">
+                                <a:moveTo>
+                                  <a:pt x="121208" y="71894"/>
+                                </a:moveTo>
+                                <a:lnTo>
+                                  <a:pt x="81419" y="71894"/>
+                                </a:lnTo>
+                                <a:lnTo>
+                                  <a:pt x="81419" y="294817"/>
+                                </a:lnTo>
+                                <a:lnTo>
+                                  <a:pt x="121208" y="294817"/>
+                                </a:lnTo>
+                                <a:lnTo>
+                                  <a:pt x="121208" y="71894"/>
+                                </a:lnTo>
+                                <a:close/>
+                              </a:path>
+                              <a:path w="121285" h="295275">
+                                <a:moveTo>
+                                  <a:pt x="121208" y="21717"/>
+                                </a:moveTo>
+                                <a:lnTo>
+                                  <a:pt x="81419" y="21717"/>
+                                </a:lnTo>
+                                <a:lnTo>
+                                  <a:pt x="81419" y="52946"/>
+                                </a:lnTo>
+                                <a:lnTo>
+                                  <a:pt x="121208" y="52946"/>
+                                </a:lnTo>
+                                <a:lnTo>
+                                  <a:pt x="121208" y="21717"/>
+                                </a:lnTo>
+                                <a:close/>
+                              </a:path>
+                            </a:pathLst>
+                          </a:custGeom>
+                          <a:solidFill>
+                            <a:srgbClr val="AF0F1E"/>
+                          </a:solidFill>
+                        </wps:spPr>
+                        <wps:bodyPr wrap="square" lIns="0" tIns="0" rIns="0" bIns="0" rtlCol="0">
+                          <a:prstTxWarp prst="textNoShape">
+                            <a:avLst/>
+                          </a:prstTxWarp>
+                          <a:noAutofit/>
+                        </wps:bodyPr>
+                      </wps:wsp>
+                      <pic:pic xmlns:pic="http://schemas.openxmlformats.org/drawingml/2006/picture">
+                        <pic:nvPicPr>
+                          <pic:cNvPr id="1345388011" name="Image 10"/>
+                          <pic:cNvPicPr/>
+                        </pic:nvPicPr>
+                        <pic:blipFill>
+                          <a:blip r:embed="rId12" cstate="print"/>
+                          <a:stretch>
+                            <a:fillRect/>
+                          </a:stretch>
+                        </pic:blipFill>
+                        <pic:spPr>
+                          <a:xfrm>
+                            <a:off x="680515" y="425991"/>
+                            <a:ext cx="188112" cy="223354"/>
+                          </a:xfrm>
+                          <a:prstGeom prst="rect">
+                            <a:avLst/>
+                          </a:prstGeom>
+                        </pic:spPr>
+                      </pic:pic>
+                      <pic:pic xmlns:pic="http://schemas.openxmlformats.org/drawingml/2006/picture">
+                        <pic:nvPicPr>
+                          <pic:cNvPr id="1211392188" name="Image 11"/>
+                          <pic:cNvPicPr/>
+                        </pic:nvPicPr>
+                        <pic:blipFill>
+                          <a:blip r:embed="rId13" cstate="print"/>
+                          <a:stretch>
+                            <a:fillRect/>
+                          </a:stretch>
+                        </pic:blipFill>
+                        <pic:spPr>
+                          <a:xfrm>
+                            <a:off x="892149" y="425985"/>
+                            <a:ext cx="193021" cy="227914"/>
                           </a:xfrm>
                           <a:prstGeom prst="rect">
                             <a:avLst/>
@@ -136,35 +804,15 @@
                     </wpg:wgp>
                   </a:graphicData>
                 </a:graphic>
-                <wp14:sizeRelH relativeFrom="margin">
-                  <wp14:pctWidth>0</wp14:pctWidth>
-                </wp14:sizeRelH>
-                <wp14:sizeRelV relativeFrom="margin">
-                  <wp14:pctHeight>0</wp14:pctHeight>
-                </wp14:sizeRelV>
-              </wp:anchor>
+              </wp:inline>
             </w:drawing>
           </mc:Choice>
           <mc:Fallback>
             <w:pict>
-              <v:group w14:anchorId="3C1164C1" id="Group 27383" o:spid="_x0000_s1026" style="position:absolute;left:0;text-align:left;margin-left:367.95pt;margin-top:-20.3pt;width:169.8pt;height:55.8pt;z-index:-251657216;mso-width-relative:margin;mso-height-relative:margin" coordsize="19497,6841" o:gfxdata="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">
-                <v:rect id="Rectangle 7" o:spid="_x0000_s1027" style="position:absolute;left:8096;top:5647;width:469;height:1588;visibility:visible;mso-wrap-style:square;v-text-anchor:top" o:gfxdata="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" filled="f" stroked="f">
-                  <v:textbox inset="0,0,0,0">
-                    <w:txbxContent>
-                      <w:p>
-                        <w:pPr>
-                          <w:spacing w:after="160" w:line="259" w:lineRule="auto"/>
-                        </w:pPr>
-                        <w:r>
-                          <w:rPr>
-                            <w:sz w:val="20"/>
-                          </w:rPr>
-                          <w:t xml:space="preserve"> </w:t>
-                        </w:r>
-                      </w:p>
-                    </w:txbxContent>
-                  </v:textbox>
-                </v:rect>
+              <v:group w14:anchorId="1BD2DBE5" id="Group 2" o:spid="_x0000_s1026" style="width:85.45pt;height:51.55pt;mso-position-horizontal-relative:char;mso-position-vertical-relative:line" coordsize="10852,6546" o:gfxdata="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">
+                <v:shape id="Graphic 3" o:spid="_x0000_s1027" style="position:absolute;left:122;top:167;width:2101;height:3099;visibility:visible;mso-wrap-style:square;v-text-anchor:top" coordsize="210185,309880" o:gfxdata="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" path="m209791,l188086,r,184061l181850,232548r-17516,33480l137327,285432r-34712,6261l71098,285811,45396,267038,28085,233684,21742,184061,21742,,,,,185381r8392,58937l30862,282681r32483,20806l101777,309753r41068,-6762l177287,281095r23690,-39451l209791,182219,209791,xe" fillcolor="#c6c4c4" stroked="f">
+                  <v:path arrowok="t"/>
+                </v:shape>
                 <v:shapetype id="_x0000_t75" coordsize="21600,21600" o:spt="75" o:preferrelative="t" path="m@4@5l@4@11@9@11@9@5xe" filled="f" stroked="f">
                   <v:stroke joinstyle="miter"/>
                   <v:formulas>
@@ -184,13 +832,31 @@
                   <v:path o:extrusionok="f" gradientshapeok="t" o:connecttype="rect"/>
                   <o:lock v:ext="edit" aspectratio="t"/>
                 </v:shapetype>
-                <v:shape id="Picture 126" o:spid="_x0000_s1028" type="#_x0000_t75" style="position:absolute;top:190;width:7905;height:6382;visibility:visible;mso-wrap-style:square" o:gfxdata="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">
-                  <v:imagedata r:id="rId10" o:title=""/>
+                <v:shape id="Image 4" o:spid="_x0000_s1028" type="#_x0000_t75" style="position:absolute;left:2681;top:994;width:1731;height:2221;visibility:visible;mso-wrap-style:square" o:gfxdata="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">
+                  <v:imagedata r:id="rId14" o:title=""/>
                 </v:shape>
-                <v:shape id="Picture 128" o:spid="_x0000_s1029" type="#_x0000_t75" style="position:absolute;left:8639;width:10858;height:6572;visibility:visible;mso-wrap-style:square" o:gfxdata="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">
-                  <v:imagedata r:id="rId11" o:title=""/>
+                <v:shape id="Image 5" o:spid="_x0000_s1029" type="#_x0000_t75" style="position:absolute;left:4679;top:994;width:1574;height:2270;visibility:visible;mso-wrap-style:square" o:gfxdata="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">
+                  <v:imagedata r:id="rId15" o:title=""/>
                 </v:shape>
-                <w10:wrap type="tight"/>
+                <v:shape id="Graphic 6" o:spid="_x0000_s1030" style="position:absolute;left:6646;width:1969;height:3270;visibility:visible;mso-wrap-style:square;v-text-anchor:top" coordsize="196850,327025" o:gfxdata="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" path="m41738,282625r-19615,l36555,301872r17670,13702l75301,323768r24648,2723l135065,319274r15511,-10842l96710,308432,72587,304520,51852,293436,41738,282625xem23469,l1765,r-92,283490l1444,293436r-116,4163l827,309409,,321525r19418,l21170,282625r20568,l35686,276156,25273,253657r-1347,-5411l23469,242824r,-56058l24803,180860r1384,-5397l37444,151159r5592,-5998l23469,145161,23469,xem154103,117576r-55564,l131296,125205r23974,20516l169994,175564r5012,35611l169771,250224r-15249,30782l129941,301186r-33231,7246l150576,308432r15497,-10833l188186,261426r8435,-50708l189841,165885,170822,130702,154103,117576xem104000,99491r-26639,3189l55192,111801,37536,126184,24434,145161r18602,l54414,132956,75359,121535r23180,-3959l154103,117576r-12555,-9857l104000,99491xe" fillcolor="#c6c4c4" stroked="f">
+                  <v:path arrowok="t"/>
+                </v:shape>
+                <v:shape id="Graphic 7" o:spid="_x0000_s1031" style="position:absolute;top:3590;width:2622;height:2953;visibility:visible;mso-wrap-style:square;v-text-anchor:top" coordsize="262255,295275" o:gfxdata="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" path="m132892,l91646,6225,56397,24345,28735,52464,9702,89522,605,133933,,150075r591,15743l9499,208889r18435,35819l65180,278774r36364,13822l128841,295236r13773,-607l181089,285534r32611,-19785l216872,262674r-85745,l120483,262054,84634,247719,59335,218899,45218,180565,42092,150075r105,-5397l47269,106692,63525,69405,91541,42976r39992,-9995l219551,32981r-2169,-2187l173401,5845,147044,649,132892,xem219551,32981r-88018,l142500,33609r10214,1879l186229,54538r21762,31929l218830,126145r1289,18533l220071,150075r-5073,38913l198704,226313r-27801,26404l131127,262674r85745,l246331,221751r12966,-43559l261785,144678r-581,-15920l252514,85458,234268,49741r-8005,-9991l219551,32981xe" fillcolor="#af0f1e" stroked="f">
+                  <v:path arrowok="t"/>
+                </v:shape>
+                <v:shape id="Image 8" o:spid="_x0000_s1032" type="#_x0000_t75" style="position:absolute;left:2929;top:4259;width:1881;height:2234;visibility:visible;mso-wrap-style:square" o:gfxdata="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">
+                  <v:imagedata r:id="rId16" o:title=""/>
+                </v:shape>
+                <v:shape id="Graphic 9" o:spid="_x0000_s1033" style="position:absolute;left:5204;top:3545;width:1212;height:2953;visibility:visible;mso-wrap-style:square;v-text-anchor:top" coordsize="121285,295275" o:gfxdata="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" path="m39789,l,,,294817r39789,l39789,xem121208,71894r-39789,l81419,294817r39789,l121208,71894xem121208,21717r-39789,l81419,52946r39789,l121208,21717xe" fillcolor="#af0f1e" stroked="f">
+                  <v:path arrowok="t"/>
+                </v:shape>
+                <v:shape id="Image 10" o:spid="_x0000_s1034" type="#_x0000_t75" style="position:absolute;left:6805;top:4259;width:1881;height:2234;visibility:visible;mso-wrap-style:square" o:gfxdata="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">
+                  <v:imagedata r:id="rId17" o:title=""/>
+                </v:shape>
+                <v:shape id="Image 11" o:spid="_x0000_s1035" type="#_x0000_t75" style="position:absolute;left:8921;top:4259;width:1930;height:2279;visibility:visible;mso-wrap-style:square" o:gfxdata="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">
+                  <v:imagedata r:id="rId18" o:title=""/>
+                </v:shape>
+                <w10:anchorlock/>
               </v:group>
             </w:pict>
           </mc:Fallback>
@@ -199,127 +865,302 @@
     </w:p>
     <w:p>
       <w:pPr>
-        <w:jc w:val="center"/>
-        <w:rPr>
-          <w:b/>
+        <w:pStyle w:val="Textoindependiente"/>
+        <w:rPr>
+          <w:sz w:val="20"/>
         </w:rPr>
       </w:pPr>
     </w:p>
     <w:p>
       <w:pPr>
-        <w:jc w:val="center"/>
-        <w:rPr>
-          <w:b/>
+        <w:pStyle w:val="Textoindependiente"/>
+        <w:rPr>
+          <w:sz w:val="20"/>
         </w:rPr>
       </w:pPr>
     </w:p>
     <w:p>
       <w:pPr>
-        <w:jc w:val="center"/>
-        <w:rPr>
-          <w:b/>
+        <w:pStyle w:val="Textoindependiente"/>
+        <w:rPr>
+          <w:sz w:val="20"/>
         </w:rPr>
       </w:pPr>
     </w:p>
     <w:p>
       <w:pPr>
         <w:jc w:val="center"/>
+        <w:rPr>
+          <w:b/>
+        </w:rPr>
+      </w:pPr>
+    </w:p>
+    <w:p>
+      <w:pPr>
+        <w:jc w:val="center"/>
+        <w:rPr>
+          <w:b/>
+        </w:rPr>
+      </w:pPr>
+    </w:p>
+    <w:p>
+      <w:pPr>
+        <w:jc w:val="center"/>
+        <w:rPr>
+          <w:b/>
+        </w:rPr>
+      </w:pPr>
+    </w:p>
+    <w:p>
+      <w:pPr>
+        <w:widowControl w:val="0"/>
+        <w:pBdr>
+          <w:top w:val="nil"/>
+          <w:left w:val="nil"/>
+          <w:bottom w:val="nil"/>
+          <w:right w:val="nil"/>
+          <w:between w:val="nil"/>
+        </w:pBdr>
+        <w:autoSpaceDE w:val="0"/>
+        <w:autoSpaceDN w:val="0"/>
+        <w:spacing w:before="210" w:after="140" w:line="276" w:lineRule="auto"/>
+        <w:rPr>
+          <w:rFonts w:ascii="Arial" w:eastAsia="Arial" w:hAnsi="Arial" w:cs="Arial"/>
+          <w:b/>
+          <w:sz w:val="56"/>
+          <w:lang w:val="es-ES"/>
+        </w:rPr>
       </w:pPr>
       <w:r>
         <w:rPr>
+          <w:rFonts w:ascii="Arial" w:eastAsia="Arial" w:hAnsi="Arial" w:cs="Arial"/>
           <w:b/>
+          <w:sz w:val="56"/>
+          <w:lang w:val="es-ES"/>
         </w:rPr>
         <w:t>MCDI500</w:t>
       </w:r>
     </w:p>
     <w:p>
       <w:pPr>
-        <w:jc w:val="center"/>
+        <w:widowControl w:val="0"/>
+        <w:pBdr>
+          <w:top w:val="nil"/>
+          <w:left w:val="nil"/>
+          <w:bottom w:val="nil"/>
+          <w:right w:val="nil"/>
+          <w:between w:val="nil"/>
+        </w:pBdr>
+        <w:autoSpaceDE w:val="0"/>
+        <w:autoSpaceDN w:val="0"/>
+        <w:spacing w:before="210" w:after="140" w:line="276" w:lineRule="auto"/>
+        <w:rPr>
+          <w:rFonts w:ascii="Arial" w:eastAsia="Arial" w:hAnsi="Arial" w:cs="Arial"/>
+          <w:b/>
+          <w:sz w:val="56"/>
+          <w:lang w:val="es-ES"/>
+        </w:rPr>
       </w:pPr>
       <w:r>
         <w:rPr>
+          <w:rFonts w:ascii="Arial" w:eastAsia="Arial" w:hAnsi="Arial" w:cs="Arial"/>
           <w:b/>
+          <w:sz w:val="56"/>
+          <w:lang w:val="es-ES"/>
         </w:rPr>
         <w:t>PROGRAMACIÓN PARA LA CIENCIA DE DATOS</w:t>
       </w:r>
     </w:p>
     <w:p>
       <w:pPr>
-        <w:jc w:val="center"/>
+        <w:widowControl w:val="0"/>
+        <w:pBdr>
+          <w:top w:val="nil"/>
+          <w:left w:val="nil"/>
+          <w:bottom w:val="nil"/>
+          <w:right w:val="nil"/>
+          <w:between w:val="nil"/>
+        </w:pBdr>
+        <w:autoSpaceDE w:val="0"/>
+        <w:autoSpaceDN w:val="0"/>
+        <w:spacing w:before="210" w:after="140" w:line="276" w:lineRule="auto"/>
+        <w:rPr>
+          <w:rFonts w:ascii="Arial" w:eastAsia="Arial" w:hAnsi="Arial" w:cs="Arial"/>
+          <w:b/>
+          <w:sz w:val="56"/>
+          <w:lang w:val="es-ES"/>
+        </w:rPr>
       </w:pPr>
     </w:p>
     <w:p>
       <w:pPr>
-        <w:jc w:val="center"/>
+        <w:widowControl w:val="0"/>
+        <w:pBdr>
+          <w:top w:val="nil"/>
+          <w:left w:val="nil"/>
+          <w:bottom w:val="nil"/>
+          <w:right w:val="nil"/>
+          <w:between w:val="nil"/>
+        </w:pBdr>
+        <w:autoSpaceDE w:val="0"/>
+        <w:autoSpaceDN w:val="0"/>
+        <w:spacing w:before="210" w:after="140" w:line="276" w:lineRule="auto"/>
+        <w:rPr>
+          <w:rFonts w:ascii="Arial" w:eastAsia="Arial" w:hAnsi="Arial" w:cs="Arial"/>
+          <w:b/>
+          <w:sz w:val="56"/>
+          <w:lang w:val="es-ES"/>
+        </w:rPr>
       </w:pPr>
       <w:r>
         <w:rPr>
+          <w:rFonts w:ascii="Arial" w:eastAsia="Arial" w:hAnsi="Arial" w:cs="Arial"/>
           <w:b/>
-          <w:sz w:val="36"/>
+          <w:sz w:val="56"/>
+          <w:lang w:val="es-ES"/>
         </w:rPr>
         <w:t>PROYECTO FINAL INTEGRADOR</w:t>
       </w:r>
     </w:p>
     <w:p>
       <w:pPr>
-        <w:jc w:val="center"/>
-        <w:rPr>
+        <w:pStyle w:val="Textoindependiente"/>
+        <w:widowControl w:val="0"/>
+        <w:autoSpaceDE w:val="0"/>
+        <w:autoSpaceDN w:val="0"/>
+        <w:spacing w:after="140" w:line="276" w:lineRule="auto"/>
+        <w:rPr>
+          <w:rFonts w:ascii="Arial" w:eastAsia="Arial" w:hAnsi="Arial" w:cs="Arial"/>
           <w:b/>
-          <w:sz w:val="28"/>
+          <w:sz w:val="30"/>
+          <w:lang w:val="es-ES"/>
         </w:rPr>
       </w:pPr>
       <w:r>
         <w:rPr>
+          <w:rFonts w:ascii="Arial" w:eastAsia="Arial" w:hAnsi="Arial" w:cs="Arial"/>
           <w:b/>
-          <w:sz w:val="26"/>
-        </w:rPr>
-        <w:t>Fase 4  Nacimientos en Chile 2020 a 2023</w:t>
+          <w:sz w:val="30"/>
+          <w:lang w:val="es-ES"/>
+        </w:rPr>
+        <w:t>Fase 4 Nacimientos en Chile 2020 a 2023</w:t>
       </w:r>
     </w:p>
     <w:p>
       <w:pPr>
-        <w:spacing w:before="720"/>
-        <w:jc w:val="center"/>
-      </w:pPr>
-      <w:r>
+        <w:pStyle w:val="Textoindependiente"/>
+        <w:widowControl w:val="0"/>
+        <w:autoSpaceDE w:val="0"/>
+        <w:autoSpaceDN w:val="0"/>
+        <w:spacing w:after="140" w:line="276" w:lineRule="auto"/>
+        <w:rPr>
+          <w:rFonts w:ascii="Arial" w:eastAsia="Arial" w:hAnsi="Arial" w:cs="Arial"/>
+          <w:b/>
+          <w:sz w:val="30"/>
+          <w:lang w:val="es-ES"/>
+        </w:rPr>
+      </w:pPr>
+    </w:p>
+    <w:p>
+      <w:pPr>
+        <w:spacing w:before="1"/>
+        <w:ind w:left="113"/>
         <w:rPr>
           <w:rFonts w:ascii="Arial" w:hAnsi="Arial"/>
           <w:sz w:val="20"/>
         </w:rPr>
-        <w:t>Cristian Hurtado Cabezas · Jorge Altamirano Navarrete</w:t>
-      </w:r>
+      </w:pPr>
       <w:r>
         <w:rPr>
           <w:rFonts w:ascii="Arial" w:hAnsi="Arial"/>
           <w:sz w:val="20"/>
         </w:rPr>
-        <w:br/>
-        <w:t>Renzo Vílchez · Luis Paredes</w:t>
+        <w:t>Integrantes: Cristian Hurtado, Jorge Altamirano, Renzo Vílchez y Luis Paredes</w:t>
       </w:r>
-      <w:r>
+    </w:p>
+    <w:p>
+      <w:pPr>
+        <w:spacing w:before="1"/>
+        <w:ind w:left="113"/>
         <w:rPr>
           <w:rFonts w:ascii="Arial" w:hAnsi="Arial"/>
           <w:sz w:val="20"/>
         </w:rPr>
-        <w:br/>
-        <w:t>Docente: Dr. Omar Iván Salinas Silva</w:t>
-      </w:r>
+      </w:pPr>
       <w:r>
         <w:rPr>
           <w:rFonts w:ascii="Arial" w:hAnsi="Arial"/>
           <w:sz w:val="20"/>
         </w:rPr>
-        <w:br/>
+        <w:t>Docente: Dr. Omar Salinas Silva</w:t>
+      </w:r>
+    </w:p>
+    <w:p>
+      <w:pPr>
+        <w:spacing w:before="1"/>
+        <w:ind w:left="113"/>
+        <w:rPr>
+          <w:rFonts w:ascii="Arial" w:hAnsi="Arial"/>
+          <w:sz w:val="20"/>
+        </w:rPr>
+      </w:pPr>
+      <w:r>
+        <w:rPr>
+          <w:rFonts w:ascii="Arial" w:hAnsi="Arial"/>
+          <w:sz w:val="20"/>
+        </w:rPr>
+        <w:t>Curso: MCDI500 – Programación para la Ciencia de Datos</w:t>
+      </w:r>
+    </w:p>
+    <w:p>
+      <w:pPr>
+        <w:spacing w:before="1"/>
+        <w:ind w:left="113"/>
+        <w:rPr>
+          <w:rFonts w:ascii="Arial" w:hAnsi="Arial"/>
+          <w:sz w:val="20"/>
+        </w:rPr>
+      </w:pPr>
+      <w:r>
+        <w:rPr>
+          <w:rFonts w:ascii="Arial" w:hAnsi="Arial"/>
+          <w:sz w:val="20"/>
+        </w:rPr>
         <w:t>Octubre de 2026</w:t>
       </w:r>
-      <w:r>
+    </w:p>
+    <w:p>
+      <w:pPr>
+        <w:spacing w:before="1"/>
+        <w:ind w:left="113"/>
         <w:rPr>
           <w:rFonts w:ascii="Arial" w:hAnsi="Arial"/>
           <w:sz w:val="20"/>
         </w:rPr>
-        <w:br/>
-        <w:t>github.com/jorgealtamiranonavarrete-art/proyecto-grupo2</w:t>
+      </w:pPr>
+      <w:hyperlink r:id="rId19" w:history="1">
+        <w:r>
+          <w:rPr>
+            <w:rStyle w:val="Hipervnculo"/>
+            <w:rFonts w:ascii="Arial" w:hAnsi="Arial"/>
+            <w:sz w:val="20"/>
+          </w:rPr>
+          <w:t>github.com/jorgealtamiranonavarrete-art/proyecto-grupo2</w:t>
+        </w:r>
+      </w:hyperlink>
+      <w:r>
+        <w:rPr>
+          <w:rFonts w:ascii="Arial" w:hAnsi="Arial"/>
+          <w:sz w:val="20"/>
+        </w:rPr>
+        <w:t>/</w:t>
       </w:r>
+    </w:p>
+    <w:p>
+      <w:pPr>
+        <w:spacing w:before="1"/>
+        <w:ind w:left="113"/>
+      </w:pPr>
     </w:p>
     <w:p>
       <w:r>
@@ -327,10 +1168,26 @@
       </w:r>
     </w:p>
     <w:p>
+      <w:pPr>
+        <w:widowControl w:val="0"/>
+        <w:autoSpaceDE w:val="0"/>
+        <w:autoSpaceDN w:val="0"/>
+        <w:spacing w:before="93" w:after="140" w:line="276" w:lineRule="auto"/>
+        <w:ind w:left="167"/>
+        <w:rPr>
+          <w:rFonts w:ascii="Arial" w:eastAsia="Arial" w:hAnsi="Arial" w:cs="Arial"/>
+          <w:b/>
+          <w:sz w:val="24"/>
+          <w:lang w:val="es-ES"/>
+        </w:rPr>
+      </w:pPr>
       <w:r>
         <w:rPr>
+          <w:rFonts w:ascii="Arial" w:eastAsia="Arial" w:hAnsi="Arial" w:cs="Arial"/>
           <w:b/>
-          <w:sz w:val="26"/>
+          <w:sz w:val="28"/>
+          <w:szCs w:val="24"/>
+          <w:lang w:val="es-ES"/>
         </w:rPr>
         <w:lastRenderedPageBreak/>
         <w:t>Índice</w:t>
@@ -338,12 +1195,18 @@
     </w:p>
     <w:p>
       <w:pPr>
-        <w:pStyle w:val="TOC1"/>
+        <w:pStyle w:val="TDC1"/>
         <w:tabs>
           <w:tab w:val="right" w:leader="dot" w:pos="10076"/>
         </w:tabs>
         <w:rPr>
+          <w:rFonts w:ascii="Arial" w:hAnsi="Arial" w:cs="Arial"/>
           <w:noProof/>
+          <w:color w:val="auto"/>
+          <w:kern w:val="2"/>
+          <w:sz w:val="22"/>
+          <w:lang w:eastAsia="es-CL"/>
+          <w14:ligatures w14:val="standardContextual"/>
         </w:rPr>
       </w:pPr>
       <w:r>
@@ -355,59 +1218,75 @@
       <w:r>
         <w:fldChar w:fldCharType="separate"/>
       </w:r>
-      <w:hyperlink w:anchor="_Toc241789703" w:history="1">
+      <w:hyperlink w:anchor="_Toc241868938" w:history="1">
         <w:r>
           <w:rPr>
-            <w:rStyle w:val="Hyperlink"/>
+            <w:rStyle w:val="Hipervnculo"/>
+            <w:rFonts w:ascii="Arial" w:hAnsi="Arial" w:cs="Arial"/>
             <w:noProof/>
+            <w:sz w:val="22"/>
           </w:rPr>
           <w:t>Resumen</w:t>
         </w:r>
         <w:r>
           <w:rPr>
+            <w:rFonts w:ascii="Arial" w:hAnsi="Arial" w:cs="Arial"/>
             <w:noProof/>
             <w:webHidden/>
+            <w:sz w:val="22"/>
           </w:rPr>
           <w:tab/>
         </w:r>
         <w:r>
           <w:rPr>
+            <w:rFonts w:ascii="Arial" w:hAnsi="Arial" w:cs="Arial"/>
             <w:noProof/>
             <w:webHidden/>
+            <w:sz w:val="22"/>
           </w:rPr>
           <w:fldChar w:fldCharType="begin"/>
         </w:r>
         <w:r>
           <w:rPr>
+            <w:rFonts w:ascii="Arial" w:hAnsi="Arial" w:cs="Arial"/>
             <w:noProof/>
             <w:webHidden/>
+            <w:sz w:val="22"/>
           </w:rPr>
-          <w:instrText xml:space="preserve"> PAGEREF _Toc241789703 \h </w:instrText>
+          <w:instrText xml:space="preserve"> PAGEREF _Toc241868938 \h </w:instrText>
         </w:r>
         <w:r>
           <w:rPr>
+            <w:rFonts w:ascii="Arial" w:hAnsi="Arial" w:cs="Arial"/>
             <w:noProof/>
             <w:webHidden/>
+            <w:sz w:val="22"/>
           </w:rPr>
         </w:r>
         <w:r>
           <w:rPr>
+            <w:rFonts w:ascii="Arial" w:hAnsi="Arial" w:cs="Arial"/>
             <w:noProof/>
             <w:webHidden/>
+            <w:sz w:val="22"/>
           </w:rPr>
           <w:fldChar w:fldCharType="separate"/>
         </w:r>
         <w:r>
           <w:rPr>
+            <w:rFonts w:ascii="Arial" w:hAnsi="Arial" w:cs="Arial"/>
             <w:noProof/>
             <w:webHidden/>
+            <w:sz w:val="22"/>
           </w:rPr>
           <w:t>2</w:t>
         </w:r>
         <w:r>
           <w:rPr>
+            <w:rFonts w:ascii="Arial" w:hAnsi="Arial" w:cs="Arial"/>
             <w:noProof/>
             <w:webHidden/>
+            <w:sz w:val="22"/>
           </w:rPr>
           <w:fldChar w:fldCharType="end"/>
         </w:r>
@@ -415,67 +1294,89 @@
     </w:p>
     <w:p>
       <w:pPr>
-        <w:pStyle w:val="TOC1"/>
+        <w:pStyle w:val="TDC1"/>
         <w:tabs>
           <w:tab w:val="right" w:leader="dot" w:pos="10076"/>
         </w:tabs>
         <w:rPr>
+          <w:rFonts w:ascii="Arial" w:hAnsi="Arial" w:cs="Arial"/>
           <w:noProof/>
-        </w:rPr>
-      </w:pPr>
-      <w:hyperlink w:anchor="_Toc241789704" w:history="1">
+          <w:color w:val="auto"/>
+          <w:kern w:val="2"/>
+          <w:sz w:val="22"/>
+          <w:lang w:eastAsia="es-CL"/>
+          <w14:ligatures w14:val="standardContextual"/>
+        </w:rPr>
+      </w:pPr>
+      <w:hyperlink w:anchor="_Toc241868939" w:history="1">
         <w:r>
           <w:rPr>
-            <w:rStyle w:val="Hyperlink"/>
+            <w:rStyle w:val="Hipervnculo"/>
+            <w:rFonts w:ascii="Arial" w:hAnsi="Arial" w:cs="Arial"/>
             <w:noProof/>
+            <w:sz w:val="22"/>
           </w:rPr>
           <w:t>1 Introducción y problema</w:t>
         </w:r>
         <w:r>
           <w:rPr>
+            <w:rFonts w:ascii="Arial" w:hAnsi="Arial" w:cs="Arial"/>
             <w:noProof/>
             <w:webHidden/>
+            <w:sz w:val="22"/>
           </w:rPr>
           <w:tab/>
         </w:r>
         <w:r>
           <w:rPr>
+            <w:rFonts w:ascii="Arial" w:hAnsi="Arial" w:cs="Arial"/>
             <w:noProof/>
             <w:webHidden/>
+            <w:sz w:val="22"/>
           </w:rPr>
           <w:fldChar w:fldCharType="begin"/>
         </w:r>
         <w:r>
           <w:rPr>
+            <w:rFonts w:ascii="Arial" w:hAnsi="Arial" w:cs="Arial"/>
             <w:noProof/>
             <w:webHidden/>
+            <w:sz w:val="22"/>
           </w:rPr>
-          <w:instrText xml:space="preserve"> PAGEREF _Toc241789704 \h </w:instrText>
+          <w:instrText xml:space="preserve"> PAGEREF _Toc241868939 \h </w:instrText>
         </w:r>
         <w:r>
           <w:rPr>
+            <w:rFonts w:ascii="Arial" w:hAnsi="Arial" w:cs="Arial"/>
             <w:noProof/>
             <w:webHidden/>
+            <w:sz w:val="22"/>
           </w:rPr>
         </w:r>
         <w:r>
           <w:rPr>
+            <w:rFonts w:ascii="Arial" w:hAnsi="Arial" w:cs="Arial"/>
             <w:noProof/>
             <w:webHidden/>
+            <w:sz w:val="22"/>
           </w:rPr>
           <w:fldChar w:fldCharType="separate"/>
         </w:r>
         <w:r>
           <w:rPr>
+            <w:rFonts w:ascii="Arial" w:hAnsi="Arial" w:cs="Arial"/>
             <w:noProof/>
             <w:webHidden/>
+            <w:sz w:val="22"/>
           </w:rPr>
-          <w:t>2</w:t>
+          <w:t>3</w:t>
         </w:r>
         <w:r>
           <w:rPr>
+            <w:rFonts w:ascii="Arial" w:hAnsi="Arial" w:cs="Arial"/>
             <w:noProof/>
             <w:webHidden/>
+            <w:sz w:val="22"/>
           </w:rPr>
           <w:fldChar w:fldCharType="end"/>
         </w:r>
@@ -483,67 +1384,89 @@
     </w:p>
     <w:p>
       <w:pPr>
-        <w:pStyle w:val="TOC1"/>
+        <w:pStyle w:val="TDC1"/>
         <w:tabs>
           <w:tab w:val="right" w:leader="dot" w:pos="10076"/>
         </w:tabs>
         <w:rPr>
+          <w:rFonts w:ascii="Arial" w:hAnsi="Arial" w:cs="Arial"/>
           <w:noProof/>
-        </w:rPr>
-      </w:pPr>
-      <w:hyperlink w:anchor="_Toc241789705" w:history="1">
+          <w:color w:val="auto"/>
+          <w:kern w:val="2"/>
+          <w:sz w:val="22"/>
+          <w:lang w:eastAsia="es-CL"/>
+          <w14:ligatures w14:val="standardContextual"/>
+        </w:rPr>
+      </w:pPr>
+      <w:hyperlink w:anchor="_Toc241868940" w:history="1">
         <w:r>
           <w:rPr>
-            <w:rStyle w:val="Hyperlink"/>
+            <w:rStyle w:val="Hipervnculo"/>
+            <w:rFonts w:ascii="Arial" w:hAnsi="Arial" w:cs="Arial"/>
             <w:noProof/>
+            <w:sz w:val="22"/>
           </w:rPr>
           <w:t>2 Fuente, preparación y transformaciones</w:t>
         </w:r>
         <w:r>
           <w:rPr>
+            <w:rFonts w:ascii="Arial" w:hAnsi="Arial" w:cs="Arial"/>
             <w:noProof/>
             <w:webHidden/>
+            <w:sz w:val="22"/>
           </w:rPr>
           <w:tab/>
         </w:r>
         <w:r>
           <w:rPr>
+            <w:rFonts w:ascii="Arial" w:hAnsi="Arial" w:cs="Arial"/>
             <w:noProof/>
             <w:webHidden/>
+            <w:sz w:val="22"/>
           </w:rPr>
           <w:fldChar w:fldCharType="begin"/>
         </w:r>
         <w:r>
           <w:rPr>
+            <w:rFonts w:ascii="Arial" w:hAnsi="Arial" w:cs="Arial"/>
             <w:noProof/>
             <w:webHidden/>
+            <w:sz w:val="22"/>
           </w:rPr>
-          <w:instrText xml:space="preserve"> PAGEREF _Toc241789705 \h </w:instrText>
+          <w:instrText xml:space="preserve"> PAGEREF _Toc241868940 \h </w:instrText>
         </w:r>
         <w:r>
           <w:rPr>
+            <w:rFonts w:ascii="Arial" w:hAnsi="Arial" w:cs="Arial"/>
             <w:noProof/>
             <w:webHidden/>
+            <w:sz w:val="22"/>
           </w:rPr>
         </w:r>
         <w:r>
           <w:rPr>
+            <w:rFonts w:ascii="Arial" w:hAnsi="Arial" w:cs="Arial"/>
             <w:noProof/>
             <w:webHidden/>
+            <w:sz w:val="22"/>
           </w:rPr>
           <w:fldChar w:fldCharType="separate"/>
         </w:r>
         <w:r>
           <w:rPr>
+            <w:rFonts w:ascii="Arial" w:hAnsi="Arial" w:cs="Arial"/>
             <w:noProof/>
             <w:webHidden/>
+            <w:sz w:val="22"/>
           </w:rPr>
           <w:t>3</w:t>
         </w:r>
         <w:r>
           <w:rPr>
+            <w:rFonts w:ascii="Arial" w:hAnsi="Arial" w:cs="Arial"/>
             <w:noProof/>
             <w:webHidden/>
+            <w:sz w:val="22"/>
           </w:rPr>
           <w:fldChar w:fldCharType="end"/>
         </w:r>
@@ -551,67 +1474,89 @@
     </w:p>
     <w:p>
       <w:pPr>
-        <w:pStyle w:val="TOC1"/>
+        <w:pStyle w:val="TDC1"/>
         <w:tabs>
           <w:tab w:val="right" w:leader="dot" w:pos="10076"/>
         </w:tabs>
         <w:rPr>
+          <w:rFonts w:ascii="Arial" w:hAnsi="Arial" w:cs="Arial"/>
           <w:noProof/>
-        </w:rPr>
-      </w:pPr>
-      <w:hyperlink w:anchor="_Toc241789706" w:history="1">
+          <w:color w:val="auto"/>
+          <w:kern w:val="2"/>
+          <w:sz w:val="22"/>
+          <w:lang w:eastAsia="es-CL"/>
+          <w14:ligatures w14:val="standardContextual"/>
+        </w:rPr>
+      </w:pPr>
+      <w:hyperlink w:anchor="_Toc241868941" w:history="1">
         <w:r>
           <w:rPr>
-            <w:rStyle w:val="Hyperlink"/>
+            <w:rStyle w:val="Hipervnculo"/>
+            <w:rFonts w:ascii="Arial" w:hAnsi="Arial" w:cs="Arial"/>
             <w:noProof/>
+            <w:sz w:val="22"/>
           </w:rPr>
           <w:t>3 Arquitectura, entorno y reproducibilidad</w:t>
         </w:r>
         <w:r>
           <w:rPr>
+            <w:rFonts w:ascii="Arial" w:hAnsi="Arial" w:cs="Arial"/>
             <w:noProof/>
             <w:webHidden/>
+            <w:sz w:val="22"/>
           </w:rPr>
           <w:tab/>
         </w:r>
         <w:r>
           <w:rPr>
+            <w:rFonts w:ascii="Arial" w:hAnsi="Arial" w:cs="Arial"/>
             <w:noProof/>
             <w:webHidden/>
+            <w:sz w:val="22"/>
           </w:rPr>
           <w:fldChar w:fldCharType="begin"/>
         </w:r>
         <w:r>
           <w:rPr>
+            <w:rFonts w:ascii="Arial" w:hAnsi="Arial" w:cs="Arial"/>
             <w:noProof/>
             <w:webHidden/>
+            <w:sz w:val="22"/>
           </w:rPr>
-          <w:instrText xml:space="preserve"> PAGEREF _Toc241789706 \h </w:instrText>
+          <w:instrText xml:space="preserve"> PAGEREF _Toc241868941 \h </w:instrText>
         </w:r>
         <w:r>
           <w:rPr>
+            <w:rFonts w:ascii="Arial" w:hAnsi="Arial" w:cs="Arial"/>
             <w:noProof/>
             <w:webHidden/>
+            <w:sz w:val="22"/>
           </w:rPr>
         </w:r>
         <w:r>
           <w:rPr>
+            <w:rFonts w:ascii="Arial" w:hAnsi="Arial" w:cs="Arial"/>
             <w:noProof/>
             <w:webHidden/>
+            <w:sz w:val="22"/>
           </w:rPr>
           <w:fldChar w:fldCharType="separate"/>
         </w:r>
         <w:r>
           <w:rPr>
+            <w:rFonts w:ascii="Arial" w:hAnsi="Arial" w:cs="Arial"/>
             <w:noProof/>
             <w:webHidden/>
+            <w:sz w:val="22"/>
           </w:rPr>
-          <w:t>3</w:t>
+          <w:t>4</w:t>
         </w:r>
         <w:r>
           <w:rPr>
+            <w:rFonts w:ascii="Arial" w:hAnsi="Arial" w:cs="Arial"/>
             <w:noProof/>
             <w:webHidden/>
+            <w:sz w:val="22"/>
           </w:rPr>
           <w:fldChar w:fldCharType="end"/>
         </w:r>
@@ -619,67 +1564,89 @@
     </w:p>
     <w:p>
       <w:pPr>
-        <w:pStyle w:val="TOC1"/>
+        <w:pStyle w:val="TDC1"/>
         <w:tabs>
           <w:tab w:val="right" w:leader="dot" w:pos="10076"/>
         </w:tabs>
         <w:rPr>
+          <w:rFonts w:ascii="Arial" w:hAnsi="Arial" w:cs="Arial"/>
           <w:noProof/>
-        </w:rPr>
-      </w:pPr>
-      <w:hyperlink w:anchor="_Toc241789707" w:history="1">
+          <w:color w:val="auto"/>
+          <w:kern w:val="2"/>
+          <w:sz w:val="22"/>
+          <w:lang w:eastAsia="es-CL"/>
+          <w14:ligatures w14:val="standardContextual"/>
+        </w:rPr>
+      </w:pPr>
+      <w:hyperlink w:anchor="_Toc241868942" w:history="1">
         <w:r>
           <w:rPr>
-            <w:rStyle w:val="Hyperlink"/>
+            <w:rStyle w:val="Hipervnculo"/>
+            <w:rFonts w:ascii="Arial" w:hAnsi="Arial" w:cs="Arial"/>
             <w:noProof/>
+            <w:sz w:val="22"/>
           </w:rPr>
           <w:t>4 Validación y eficiencia</w:t>
         </w:r>
         <w:r>
           <w:rPr>
+            <w:rFonts w:ascii="Arial" w:hAnsi="Arial" w:cs="Arial"/>
             <w:noProof/>
             <w:webHidden/>
+            <w:sz w:val="22"/>
           </w:rPr>
           <w:tab/>
         </w:r>
         <w:r>
           <w:rPr>
+            <w:rFonts w:ascii="Arial" w:hAnsi="Arial" w:cs="Arial"/>
             <w:noProof/>
             <w:webHidden/>
+            <w:sz w:val="22"/>
           </w:rPr>
           <w:fldChar w:fldCharType="begin"/>
         </w:r>
         <w:r>
           <w:rPr>
+            <w:rFonts w:ascii="Arial" w:hAnsi="Arial" w:cs="Arial"/>
             <w:noProof/>
             <w:webHidden/>
+            <w:sz w:val="22"/>
           </w:rPr>
-          <w:instrText xml:space="preserve"> PAGEREF _Toc241789707 \h </w:instrText>
+          <w:instrText xml:space="preserve"> PAGEREF _Toc241868942 \h </w:instrText>
         </w:r>
         <w:r>
           <w:rPr>
+            <w:rFonts w:ascii="Arial" w:hAnsi="Arial" w:cs="Arial"/>
             <w:noProof/>
             <w:webHidden/>
+            <w:sz w:val="22"/>
           </w:rPr>
         </w:r>
         <w:r>
           <w:rPr>
+            <w:rFonts w:ascii="Arial" w:hAnsi="Arial" w:cs="Arial"/>
             <w:noProof/>
             <w:webHidden/>
+            <w:sz w:val="22"/>
           </w:rPr>
           <w:fldChar w:fldCharType="separate"/>
         </w:r>
         <w:r>
           <w:rPr>
+            <w:rFonts w:ascii="Arial" w:hAnsi="Arial" w:cs="Arial"/>
             <w:noProof/>
             <w:webHidden/>
+            <w:sz w:val="22"/>
           </w:rPr>
-          <w:t>3</w:t>
+          <w:t>4</w:t>
         </w:r>
         <w:r>
           <w:rPr>
+            <w:rFonts w:ascii="Arial" w:hAnsi="Arial" w:cs="Arial"/>
             <w:noProof/>
             <w:webHidden/>
+            <w:sz w:val="22"/>
           </w:rPr>
           <w:fldChar w:fldCharType="end"/>
         </w:r>
@@ -687,67 +1654,89 @@
     </w:p>
     <w:p>
       <w:pPr>
-        <w:pStyle w:val="TOC1"/>
+        <w:pStyle w:val="TDC1"/>
         <w:tabs>
           <w:tab w:val="right" w:leader="dot" w:pos="10076"/>
         </w:tabs>
         <w:rPr>
+          <w:rFonts w:ascii="Arial" w:hAnsi="Arial" w:cs="Arial"/>
           <w:noProof/>
-        </w:rPr>
-      </w:pPr>
-      <w:hyperlink w:anchor="_Toc241789708" w:history="1">
+          <w:color w:val="auto"/>
+          <w:kern w:val="2"/>
+          <w:sz w:val="22"/>
+          <w:lang w:eastAsia="es-CL"/>
+          <w14:ligatures w14:val="standardContextual"/>
+        </w:rPr>
+      </w:pPr>
+      <w:hyperlink w:anchor="_Toc241868943" w:history="1">
         <w:r>
           <w:rPr>
-            <w:rStyle w:val="Hyperlink"/>
+            <w:rStyle w:val="Hipervnculo"/>
+            <w:rFonts w:ascii="Arial" w:hAnsi="Arial" w:cs="Arial"/>
             <w:noProof/>
+            <w:sz w:val="22"/>
           </w:rPr>
           <w:t>5 Resultados de las preguntas</w:t>
         </w:r>
         <w:r>
           <w:rPr>
+            <w:rFonts w:ascii="Arial" w:hAnsi="Arial" w:cs="Arial"/>
             <w:noProof/>
             <w:webHidden/>
+            <w:sz w:val="22"/>
           </w:rPr>
           <w:tab/>
         </w:r>
         <w:r>
           <w:rPr>
+            <w:rFonts w:ascii="Arial" w:hAnsi="Arial" w:cs="Arial"/>
             <w:noProof/>
             <w:webHidden/>
+            <w:sz w:val="22"/>
           </w:rPr>
           <w:fldChar w:fldCharType="begin"/>
         </w:r>
         <w:r>
           <w:rPr>
+            <w:rFonts w:ascii="Arial" w:hAnsi="Arial" w:cs="Arial"/>
             <w:noProof/>
             <w:webHidden/>
+            <w:sz w:val="22"/>
           </w:rPr>
-          <w:instrText xml:space="preserve"> PAGEREF _Toc241789708 \h </w:instrText>
+          <w:instrText xml:space="preserve"> PAGEREF _Toc241868943 \h </w:instrText>
         </w:r>
         <w:r>
           <w:rPr>
+            <w:rFonts w:ascii="Arial" w:hAnsi="Arial" w:cs="Arial"/>
             <w:noProof/>
             <w:webHidden/>
+            <w:sz w:val="22"/>
           </w:rPr>
         </w:r>
         <w:r>
           <w:rPr>
+            <w:rFonts w:ascii="Arial" w:hAnsi="Arial" w:cs="Arial"/>
             <w:noProof/>
             <w:webHidden/>
+            <w:sz w:val="22"/>
           </w:rPr>
           <w:fldChar w:fldCharType="separate"/>
         </w:r>
         <w:r>
           <w:rPr>
+            <w:rFonts w:ascii="Arial" w:hAnsi="Arial" w:cs="Arial"/>
             <w:noProof/>
             <w:webHidden/>
+            <w:sz w:val="22"/>
           </w:rPr>
-          <w:t>4</w:t>
+          <w:t>5</w:t>
         </w:r>
         <w:r>
           <w:rPr>
+            <w:rFonts w:ascii="Arial" w:hAnsi="Arial" w:cs="Arial"/>
             <w:noProof/>
             <w:webHidden/>
+            <w:sz w:val="22"/>
           </w:rPr>
           <w:fldChar w:fldCharType="end"/>
         </w:r>
@@ -755,67 +1744,89 @@
     </w:p>
     <w:p>
       <w:pPr>
-        <w:pStyle w:val="TOC2"/>
+        <w:pStyle w:val="TDC2"/>
         <w:tabs>
           <w:tab w:val="right" w:leader="dot" w:pos="10076"/>
         </w:tabs>
         <w:rPr>
+          <w:rFonts w:ascii="Arial" w:hAnsi="Arial" w:cs="Arial"/>
           <w:noProof/>
-        </w:rPr>
-      </w:pPr>
-      <w:hyperlink w:anchor="_Toc241789709" w:history="1">
+          <w:color w:val="auto"/>
+          <w:kern w:val="2"/>
+          <w:sz w:val="22"/>
+          <w:lang w:eastAsia="es-CL"/>
+          <w14:ligatures w14:val="standardContextual"/>
+        </w:rPr>
+      </w:pPr>
+      <w:hyperlink w:anchor="_Toc241868944" w:history="1">
         <w:r>
           <w:rPr>
-            <w:rStyle w:val="Hyperlink"/>
+            <w:rStyle w:val="Hipervnculo"/>
+            <w:rFonts w:ascii="Arial" w:hAnsi="Arial" w:cs="Arial"/>
             <w:noProof/>
+            <w:sz w:val="22"/>
           </w:rPr>
           <w:t>5.1 Madres menores de 20 años por región</w:t>
         </w:r>
         <w:r>
           <w:rPr>
+            <w:rFonts w:ascii="Arial" w:hAnsi="Arial" w:cs="Arial"/>
             <w:noProof/>
             <w:webHidden/>
+            <w:sz w:val="22"/>
           </w:rPr>
           <w:tab/>
         </w:r>
         <w:r>
           <w:rPr>
+            <w:rFonts w:ascii="Arial" w:hAnsi="Arial" w:cs="Arial"/>
             <w:noProof/>
             <w:webHidden/>
+            <w:sz w:val="22"/>
           </w:rPr>
           <w:fldChar w:fldCharType="begin"/>
         </w:r>
         <w:r>
           <w:rPr>
+            <w:rFonts w:ascii="Arial" w:hAnsi="Arial" w:cs="Arial"/>
             <w:noProof/>
             <w:webHidden/>
+            <w:sz w:val="22"/>
           </w:rPr>
-          <w:instrText xml:space="preserve"> PAGEREF _Toc241789709 \h </w:instrText>
+          <w:instrText xml:space="preserve"> PAGEREF _Toc241868944 \h </w:instrText>
         </w:r>
         <w:r>
           <w:rPr>
+            <w:rFonts w:ascii="Arial" w:hAnsi="Arial" w:cs="Arial"/>
             <w:noProof/>
             <w:webHidden/>
+            <w:sz w:val="22"/>
           </w:rPr>
         </w:r>
         <w:r>
           <w:rPr>
+            <w:rFonts w:ascii="Arial" w:hAnsi="Arial" w:cs="Arial"/>
             <w:noProof/>
             <w:webHidden/>
+            <w:sz w:val="22"/>
           </w:rPr>
           <w:fldChar w:fldCharType="separate"/>
         </w:r>
         <w:r>
           <w:rPr>
+            <w:rFonts w:ascii="Arial" w:hAnsi="Arial" w:cs="Arial"/>
             <w:noProof/>
             <w:webHidden/>
+            <w:sz w:val="22"/>
           </w:rPr>
-          <w:t>4</w:t>
+          <w:t>5</w:t>
         </w:r>
         <w:r>
           <w:rPr>
+            <w:rFonts w:ascii="Arial" w:hAnsi="Arial" w:cs="Arial"/>
             <w:noProof/>
             <w:webHidden/>
+            <w:sz w:val="22"/>
           </w:rPr>
           <w:fldChar w:fldCharType="end"/>
         </w:r>
@@ -823,67 +1834,89 @@
     </w:p>
     <w:p>
       <w:pPr>
-        <w:pStyle w:val="TOC2"/>
+        <w:pStyle w:val="TDC2"/>
         <w:tabs>
           <w:tab w:val="right" w:leader="dot" w:pos="10076"/>
         </w:tabs>
         <w:rPr>
+          <w:rFonts w:ascii="Arial" w:hAnsi="Arial" w:cs="Arial"/>
           <w:noProof/>
-        </w:rPr>
-      </w:pPr>
-      <w:hyperlink w:anchor="_Toc241789710" w:history="1">
+          <w:color w:val="auto"/>
+          <w:kern w:val="2"/>
+          <w:sz w:val="22"/>
+          <w:lang w:eastAsia="es-CL"/>
+          <w14:ligatures w14:val="standardContextual"/>
+        </w:rPr>
+      </w:pPr>
+      <w:hyperlink w:anchor="_Toc241868945" w:history="1">
         <w:r>
           <w:rPr>
-            <w:rStyle w:val="Hyperlink"/>
+            <w:rStyle w:val="Hipervnculo"/>
+            <w:rFonts w:ascii="Arial" w:hAnsi="Arial" w:cs="Arial"/>
             <w:noProof/>
+            <w:sz w:val="22"/>
           </w:rPr>
           <w:t>5.2 Nacimientos por mes y variación anual</w:t>
         </w:r>
         <w:r>
           <w:rPr>
+            <w:rFonts w:ascii="Arial" w:hAnsi="Arial" w:cs="Arial"/>
             <w:noProof/>
             <w:webHidden/>
+            <w:sz w:val="22"/>
           </w:rPr>
           <w:tab/>
         </w:r>
         <w:r>
           <w:rPr>
+            <w:rFonts w:ascii="Arial" w:hAnsi="Arial" w:cs="Arial"/>
             <w:noProof/>
             <w:webHidden/>
+            <w:sz w:val="22"/>
           </w:rPr>
           <w:fldChar w:fldCharType="begin"/>
         </w:r>
         <w:r>
           <w:rPr>
+            <w:rFonts w:ascii="Arial" w:hAnsi="Arial" w:cs="Arial"/>
             <w:noProof/>
             <w:webHidden/>
+            <w:sz w:val="22"/>
           </w:rPr>
-          <w:instrText xml:space="preserve"> PAGEREF _Toc241789710 \h </w:instrText>
+          <w:instrText xml:space="preserve"> PAGEREF _Toc241868945 \h </w:instrText>
         </w:r>
         <w:r>
           <w:rPr>
+            <w:rFonts w:ascii="Arial" w:hAnsi="Arial" w:cs="Arial"/>
             <w:noProof/>
             <w:webHidden/>
+            <w:sz w:val="22"/>
           </w:rPr>
         </w:r>
         <w:r>
           <w:rPr>
+            <w:rFonts w:ascii="Arial" w:hAnsi="Arial" w:cs="Arial"/>
             <w:noProof/>
             <w:webHidden/>
+            <w:sz w:val="22"/>
           </w:rPr>
           <w:fldChar w:fldCharType="separate"/>
         </w:r>
         <w:r>
           <w:rPr>
+            <w:rFonts w:ascii="Arial" w:hAnsi="Arial" w:cs="Arial"/>
             <w:noProof/>
             <w:webHidden/>
+            <w:sz w:val="22"/>
           </w:rPr>
-          <w:t>4</w:t>
+          <w:t>6</w:t>
         </w:r>
         <w:r>
           <w:rPr>
+            <w:rFonts w:ascii="Arial" w:hAnsi="Arial" w:cs="Arial"/>
             <w:noProof/>
             <w:webHidden/>
+            <w:sz w:val="22"/>
           </w:rPr>
           <w:fldChar w:fldCharType="end"/>
         </w:r>
@@ -891,67 +1924,89 @@
     </w:p>
     <w:p>
       <w:pPr>
-        <w:pStyle w:val="TOC2"/>
+        <w:pStyle w:val="TDC2"/>
         <w:tabs>
           <w:tab w:val="right" w:leader="dot" w:pos="10076"/>
         </w:tabs>
         <w:rPr>
+          <w:rFonts w:ascii="Arial" w:hAnsi="Arial" w:cs="Arial"/>
           <w:noProof/>
-        </w:rPr>
-      </w:pPr>
-      <w:hyperlink w:anchor="_Toc241789711" w:history="1">
+          <w:color w:val="auto"/>
+          <w:kern w:val="2"/>
+          <w:sz w:val="22"/>
+          <w:lang w:eastAsia="es-CL"/>
+          <w14:ligatures w14:val="standardContextual"/>
+        </w:rPr>
+      </w:pPr>
+      <w:hyperlink w:anchor="_Toc241868946" w:history="1">
         <w:r>
           <w:rPr>
-            <w:rStyle w:val="Hyperlink"/>
+            <w:rStyle w:val="Hipervnculo"/>
+            <w:rFonts w:ascii="Arial" w:hAnsi="Arial" w:cs="Arial"/>
             <w:noProof/>
+            <w:sz w:val="22"/>
           </w:rPr>
           <w:t>5.3 Talla media al nacer por región</w:t>
         </w:r>
         <w:r>
           <w:rPr>
+            <w:rFonts w:ascii="Arial" w:hAnsi="Arial" w:cs="Arial"/>
             <w:noProof/>
             <w:webHidden/>
+            <w:sz w:val="22"/>
           </w:rPr>
           <w:tab/>
         </w:r>
         <w:r>
           <w:rPr>
+            <w:rFonts w:ascii="Arial" w:hAnsi="Arial" w:cs="Arial"/>
             <w:noProof/>
             <w:webHidden/>
+            <w:sz w:val="22"/>
           </w:rPr>
           <w:fldChar w:fldCharType="begin"/>
         </w:r>
         <w:r>
           <w:rPr>
+            <w:rFonts w:ascii="Arial" w:hAnsi="Arial" w:cs="Arial"/>
             <w:noProof/>
             <w:webHidden/>
+            <w:sz w:val="22"/>
           </w:rPr>
-          <w:instrText xml:space="preserve"> PAGEREF _Toc241789711 \h </w:instrText>
+          <w:instrText xml:space="preserve"> PAGEREF _Toc241868946 \h </w:instrText>
         </w:r>
         <w:r>
           <w:rPr>
+            <w:rFonts w:ascii="Arial" w:hAnsi="Arial" w:cs="Arial"/>
             <w:noProof/>
             <w:webHidden/>
+            <w:sz w:val="22"/>
           </w:rPr>
         </w:r>
         <w:r>
           <w:rPr>
+            <w:rFonts w:ascii="Arial" w:hAnsi="Arial" w:cs="Arial"/>
             <w:noProof/>
             <w:webHidden/>
+            <w:sz w:val="22"/>
           </w:rPr>
           <w:fldChar w:fldCharType="separate"/>
         </w:r>
         <w:r>
           <w:rPr>
+            <w:rFonts w:ascii="Arial" w:hAnsi="Arial" w:cs="Arial"/>
             <w:noProof/>
             <w:webHidden/>
+            <w:sz w:val="22"/>
           </w:rPr>
-          <w:t>5</w:t>
+          <w:t>7</w:t>
         </w:r>
         <w:r>
           <w:rPr>
+            <w:rFonts w:ascii="Arial" w:hAnsi="Arial" w:cs="Arial"/>
             <w:noProof/>
             <w:webHidden/>
+            <w:sz w:val="22"/>
           </w:rPr>
           <w:fldChar w:fldCharType="end"/>
         </w:r>
@@ -959,67 +2014,89 @@
     </w:p>
     <w:p>
       <w:pPr>
-        <w:pStyle w:val="TOC1"/>
+        <w:pStyle w:val="TDC1"/>
         <w:tabs>
           <w:tab w:val="right" w:leader="dot" w:pos="10076"/>
         </w:tabs>
         <w:rPr>
+          <w:rFonts w:ascii="Arial" w:hAnsi="Arial" w:cs="Arial"/>
           <w:noProof/>
-        </w:rPr>
-      </w:pPr>
-      <w:hyperlink w:anchor="_Toc241789712" w:history="1">
+          <w:color w:val="auto"/>
+          <w:kern w:val="2"/>
+          <w:sz w:val="22"/>
+          <w:lang w:eastAsia="es-CL"/>
+          <w14:ligatures w14:val="standardContextual"/>
+        </w:rPr>
+      </w:pPr>
+      <w:hyperlink w:anchor="_Toc241868947" w:history="1">
         <w:r>
           <w:rPr>
-            <w:rStyle w:val="Hyperlink"/>
+            <w:rStyle w:val="Hipervnculo"/>
+            <w:rFonts w:ascii="Arial" w:hAnsi="Arial" w:cs="Arial"/>
             <w:noProof/>
+            <w:sz w:val="22"/>
           </w:rPr>
           <w:t>6 Pruebas exploratorias, discusión y límites</w:t>
         </w:r>
         <w:r>
           <w:rPr>
+            <w:rFonts w:ascii="Arial" w:hAnsi="Arial" w:cs="Arial"/>
             <w:noProof/>
             <w:webHidden/>
+            <w:sz w:val="22"/>
           </w:rPr>
           <w:tab/>
         </w:r>
         <w:r>
           <w:rPr>
+            <w:rFonts w:ascii="Arial" w:hAnsi="Arial" w:cs="Arial"/>
             <w:noProof/>
             <w:webHidden/>
+            <w:sz w:val="22"/>
           </w:rPr>
           <w:fldChar w:fldCharType="begin"/>
         </w:r>
         <w:r>
           <w:rPr>
+            <w:rFonts w:ascii="Arial" w:hAnsi="Arial" w:cs="Arial"/>
             <w:noProof/>
             <w:webHidden/>
+            <w:sz w:val="22"/>
           </w:rPr>
-          <w:instrText xml:space="preserve"> PAGEREF _Toc241789712 \h </w:instrText>
+          <w:instrText xml:space="preserve"> PAGEREF _Toc241868947 \h </w:instrText>
         </w:r>
         <w:r>
           <w:rPr>
+            <w:rFonts w:ascii="Arial" w:hAnsi="Arial" w:cs="Arial"/>
             <w:noProof/>
             <w:webHidden/>
+            <w:sz w:val="22"/>
           </w:rPr>
         </w:r>
         <w:r>
           <w:rPr>
+            <w:rFonts w:ascii="Arial" w:hAnsi="Arial" w:cs="Arial"/>
             <w:noProof/>
             <w:webHidden/>
+            <w:sz w:val="22"/>
           </w:rPr>
           <w:fldChar w:fldCharType="separate"/>
         </w:r>
         <w:r>
           <w:rPr>
+            <w:rFonts w:ascii="Arial" w:hAnsi="Arial" w:cs="Arial"/>
             <w:noProof/>
             <w:webHidden/>
+            <w:sz w:val="22"/>
           </w:rPr>
-          <w:t>5</w:t>
+          <w:t>8</w:t>
         </w:r>
         <w:r>
           <w:rPr>
+            <w:rFonts w:ascii="Arial" w:hAnsi="Arial" w:cs="Arial"/>
             <w:noProof/>
             <w:webHidden/>
+            <w:sz w:val="22"/>
           </w:rPr>
           <w:fldChar w:fldCharType="end"/>
         </w:r>
@@ -1027,67 +2104,89 @@
     </w:p>
     <w:p>
       <w:pPr>
-        <w:pStyle w:val="TOC1"/>
+        <w:pStyle w:val="TDC1"/>
         <w:tabs>
           <w:tab w:val="right" w:leader="dot" w:pos="10076"/>
         </w:tabs>
         <w:rPr>
+          <w:rFonts w:ascii="Arial" w:hAnsi="Arial" w:cs="Arial"/>
           <w:noProof/>
-        </w:rPr>
-      </w:pPr>
-      <w:hyperlink w:anchor="_Toc241789713" w:history="1">
+          <w:color w:val="auto"/>
+          <w:kern w:val="2"/>
+          <w:sz w:val="22"/>
+          <w:lang w:eastAsia="es-CL"/>
+          <w14:ligatures w14:val="standardContextual"/>
+        </w:rPr>
+      </w:pPr>
+      <w:hyperlink w:anchor="_Toc241868948" w:history="1">
         <w:r>
           <w:rPr>
-            <w:rStyle w:val="Hyperlink"/>
+            <w:rStyle w:val="Hipervnculo"/>
+            <w:rFonts w:ascii="Arial" w:hAnsi="Arial" w:cs="Arial"/>
             <w:noProof/>
+            <w:sz w:val="22"/>
           </w:rPr>
           <w:t>7 Evolución, colaboración y conclusiones</w:t>
         </w:r>
         <w:r>
           <w:rPr>
+            <w:rFonts w:ascii="Arial" w:hAnsi="Arial" w:cs="Arial"/>
             <w:noProof/>
             <w:webHidden/>
+            <w:sz w:val="22"/>
           </w:rPr>
           <w:tab/>
         </w:r>
         <w:r>
           <w:rPr>
+            <w:rFonts w:ascii="Arial" w:hAnsi="Arial" w:cs="Arial"/>
             <w:noProof/>
             <w:webHidden/>
+            <w:sz w:val="22"/>
           </w:rPr>
           <w:fldChar w:fldCharType="begin"/>
         </w:r>
         <w:r>
           <w:rPr>
+            <w:rFonts w:ascii="Arial" w:hAnsi="Arial" w:cs="Arial"/>
             <w:noProof/>
             <w:webHidden/>
+            <w:sz w:val="22"/>
           </w:rPr>
-          <w:instrText xml:space="preserve"> PAGEREF _Toc241789713 \h </w:instrText>
+          <w:instrText xml:space="preserve"> PAGEREF _Toc241868948 \h </w:instrText>
         </w:r>
         <w:r>
           <w:rPr>
+            <w:rFonts w:ascii="Arial" w:hAnsi="Arial" w:cs="Arial"/>
             <w:noProof/>
             <w:webHidden/>
+            <w:sz w:val="22"/>
           </w:rPr>
         </w:r>
         <w:r>
           <w:rPr>
+            <w:rFonts w:ascii="Arial" w:hAnsi="Arial" w:cs="Arial"/>
             <w:noProof/>
             <w:webHidden/>
+            <w:sz w:val="22"/>
           </w:rPr>
           <w:fldChar w:fldCharType="separate"/>
         </w:r>
         <w:r>
           <w:rPr>
+            <w:rFonts w:ascii="Arial" w:hAnsi="Arial" w:cs="Arial"/>
             <w:noProof/>
             <w:webHidden/>
+            <w:sz w:val="22"/>
           </w:rPr>
-          <w:t>6</w:t>
+          <w:t>9</w:t>
         </w:r>
         <w:r>
           <w:rPr>
+            <w:rFonts w:ascii="Arial" w:hAnsi="Arial" w:cs="Arial"/>
             <w:noProof/>
             <w:webHidden/>
+            <w:sz w:val="22"/>
           </w:rPr>
           <w:fldChar w:fldCharType="end"/>
         </w:r>
@@ -1095,67 +2194,89 @@
     </w:p>
     <w:p>
       <w:pPr>
-        <w:pStyle w:val="TOC1"/>
+        <w:pStyle w:val="TDC1"/>
         <w:tabs>
           <w:tab w:val="right" w:leader="dot" w:pos="10076"/>
         </w:tabs>
         <w:rPr>
+          <w:rFonts w:ascii="Arial" w:hAnsi="Arial" w:cs="Arial"/>
           <w:noProof/>
-        </w:rPr>
-      </w:pPr>
-      <w:hyperlink w:anchor="_Toc241789714" w:history="1">
+          <w:color w:val="auto"/>
+          <w:kern w:val="2"/>
+          <w:sz w:val="22"/>
+          <w:lang w:eastAsia="es-CL"/>
+          <w14:ligatures w14:val="standardContextual"/>
+        </w:rPr>
+      </w:pPr>
+      <w:hyperlink w:anchor="_Toc241868949" w:history="1">
         <w:r>
           <w:rPr>
-            <w:rStyle w:val="Hyperlink"/>
+            <w:rStyle w:val="Hipervnculo"/>
+            <w:rFonts w:ascii="Arial" w:hAnsi="Arial" w:cs="Arial"/>
             <w:noProof/>
+            <w:sz w:val="22"/>
           </w:rPr>
           <w:t>Referencias</w:t>
         </w:r>
         <w:r>
           <w:rPr>
+            <w:rFonts w:ascii="Arial" w:hAnsi="Arial" w:cs="Arial"/>
             <w:noProof/>
             <w:webHidden/>
+            <w:sz w:val="22"/>
           </w:rPr>
           <w:tab/>
         </w:r>
         <w:r>
           <w:rPr>
+            <w:rFonts w:ascii="Arial" w:hAnsi="Arial" w:cs="Arial"/>
             <w:noProof/>
             <w:webHidden/>
+            <w:sz w:val="22"/>
           </w:rPr>
           <w:fldChar w:fldCharType="begin"/>
         </w:r>
         <w:r>
           <w:rPr>
+            <w:rFonts w:ascii="Arial" w:hAnsi="Arial" w:cs="Arial"/>
             <w:noProof/>
             <w:webHidden/>
+            <w:sz w:val="22"/>
           </w:rPr>
-          <w:instrText xml:space="preserve"> PAGEREF _Toc241789714 \h </w:instrText>
+          <w:instrText xml:space="preserve"> PAGEREF _Toc241868949 \h </w:instrText>
         </w:r>
         <w:r>
           <w:rPr>
+            <w:rFonts w:ascii="Arial" w:hAnsi="Arial" w:cs="Arial"/>
             <w:noProof/>
             <w:webHidden/>
+            <w:sz w:val="22"/>
           </w:rPr>
         </w:r>
         <w:r>
           <w:rPr>
+            <w:rFonts w:ascii="Arial" w:hAnsi="Arial" w:cs="Arial"/>
             <w:noProof/>
             <w:webHidden/>
+            <w:sz w:val="22"/>
           </w:rPr>
           <w:fldChar w:fldCharType="separate"/>
         </w:r>
         <w:r>
           <w:rPr>
+            <w:rFonts w:ascii="Arial" w:hAnsi="Arial" w:cs="Arial"/>
             <w:noProof/>
             <w:webHidden/>
+            <w:sz w:val="22"/>
           </w:rPr>
-          <w:t>7</w:t>
+          <w:t>10</w:t>
         </w:r>
         <w:r>
           <w:rPr>
+            <w:rFonts w:ascii="Arial" w:hAnsi="Arial" w:cs="Arial"/>
             <w:noProof/>
             <w:webHidden/>
+            <w:sz w:val="22"/>
           </w:rPr>
           <w:fldChar w:fldCharType="end"/>
         </w:r>
@@ -1166,133 +2287,621 @@
         <w:fldChar w:fldCharType="end"/>
       </w:r>
     </w:p>
+    <w:p/>
     <w:p>
       <w:pPr>
-        <w:pStyle w:val="Heading1"/>
-      </w:pPr>
-      <w:bookmarkStart w:id="0" w:name="_Toc241789703"/>
+        <w:pStyle w:val="Ttulo1"/>
+        <w:rPr>
+          <w:rFonts w:ascii="Arial" w:hAnsi="Arial" w:cs="Arial"/>
+        </w:rPr>
+      </w:pPr>
+      <w:bookmarkStart w:id="0" w:name="_Toc241868938"/>
       <w:r>
+        <w:rPr>
+          <w:rFonts w:ascii="Arial" w:hAnsi="Arial" w:cs="Arial"/>
+        </w:rPr>
         <w:t>Resumen</w:t>
       </w:r>
       <w:bookmarkEnd w:id="0"/>
     </w:p>
     <w:p>
+      <w:pPr>
+        <w:jc w:val="both"/>
+        <w:rPr>
+          <w:rFonts w:ascii="Arial" w:hAnsi="Arial" w:cs="Arial"/>
+          <w:sz w:val="22"/>
+          <w:szCs w:val="24"/>
+        </w:rPr>
+      </w:pPr>
       <w:r>
-        <w:t>Analizamos 735.611 nacidos vivos inscritos en Chile entre 2020 y 2023. El objetivo es responder tres preguntas definidas en F1: proporción regional de nacimientos de madres menores de 20 años, promedio diario según mes calendario y talla media al nacer por región de residencia materna. Reutilizamos la preparación de F2 y el núcleo algorítmico de F3. El notebook F4 genera tablas, tres figuras principales y pruebas estadísticas exploratorias, con controles que enlazan cada fase.</w:t>
+        <w:rPr>
+          <w:rFonts w:ascii="Arial" w:hAnsi="Arial" w:cs="Arial"/>
+          <w:sz w:val="22"/>
+          <w:szCs w:val="24"/>
+        </w:rPr>
+        <w:t>Se a</w:t>
+      </w:r>
+      <w:r>
+        <w:rPr>
+          <w:rFonts w:ascii="Arial" w:hAnsi="Arial" w:cs="Arial"/>
+          <w:sz w:val="22"/>
+          <w:szCs w:val="24"/>
+        </w:rPr>
+        <w:t>naliza</w:t>
+      </w:r>
+      <w:r>
+        <w:rPr>
+          <w:rFonts w:ascii="Arial" w:hAnsi="Arial" w:cs="Arial"/>
+          <w:sz w:val="22"/>
+          <w:szCs w:val="24"/>
+        </w:rPr>
+        <w:t>ron</w:t>
+      </w:r>
+      <w:r>
+        <w:rPr>
+          <w:rFonts w:ascii="Arial" w:hAnsi="Arial" w:cs="Arial"/>
+          <w:sz w:val="22"/>
+          <w:szCs w:val="24"/>
+        </w:rPr>
+        <w:t xml:space="preserve"> 735.611 nacidos vivos inscritos en Chile entre 2020 y 2023. El objetivo e</w:t>
+      </w:r>
+      <w:r>
+        <w:rPr>
+          <w:rFonts w:ascii="Arial" w:hAnsi="Arial" w:cs="Arial"/>
+          <w:sz w:val="22"/>
+          <w:szCs w:val="24"/>
+        </w:rPr>
+        <w:t>ra</w:t>
+      </w:r>
+      <w:r>
+        <w:rPr>
+          <w:rFonts w:ascii="Arial" w:hAnsi="Arial" w:cs="Arial"/>
+          <w:sz w:val="22"/>
+          <w:szCs w:val="24"/>
+        </w:rPr>
+        <w:t xml:space="preserve"> responder tres preguntas definidas en F1:</w:t>
       </w:r>
     </w:p>
     <w:p>
+      <w:pPr>
+        <w:jc w:val="both"/>
+        <w:rPr>
+          <w:rFonts w:ascii="Arial" w:hAnsi="Arial" w:cs="Arial"/>
+          <w:sz w:val="22"/>
+          <w:szCs w:val="24"/>
+        </w:rPr>
+      </w:pPr>
+    </w:p>
+    <w:p>
+      <w:pPr>
+        <w:jc w:val="both"/>
+        <w:rPr>
+          <w:rFonts w:ascii="Arial" w:hAnsi="Arial" w:cs="Arial"/>
+          <w:sz w:val="22"/>
+          <w:szCs w:val="24"/>
+        </w:rPr>
+      </w:pPr>
       <w:r>
+        <w:rPr>
+          <w:rFonts w:ascii="Arial" w:hAnsi="Arial" w:cs="Arial"/>
+          <w:sz w:val="22"/>
+          <w:szCs w:val="24"/>
+        </w:rPr>
+        <w:t>¿Qué regiones de residencia materna presentan el mayor y el menor porcentaje de nacidos vivos de madres menores de 20 años durante el período acumulado 2020–2023?</w:t>
+      </w:r>
+    </w:p>
+    <w:p>
+      <w:pPr>
+        <w:jc w:val="both"/>
+        <w:rPr>
+          <w:rFonts w:ascii="Arial" w:hAnsi="Arial" w:cs="Arial"/>
+          <w:sz w:val="22"/>
+          <w:szCs w:val="24"/>
+        </w:rPr>
+      </w:pPr>
+      <w:r>
+        <w:rPr>
+          <w:rFonts w:ascii="Arial" w:hAnsi="Arial" w:cs="Arial"/>
+          <w:sz w:val="22"/>
+          <w:szCs w:val="24"/>
+        </w:rPr>
+        <w:t>¿Qué meses del calendario presentan el mayor y el menor promedio diario de nacimientos en Chile durante el período acumulado 2020–2023, considerando todas las edades maternas?</w:t>
+      </w:r>
+    </w:p>
+    <w:p>
+      <w:pPr>
+        <w:jc w:val="both"/>
+        <w:rPr>
+          <w:rFonts w:ascii="Arial" w:hAnsi="Arial" w:cs="Arial"/>
+          <w:sz w:val="22"/>
+          <w:szCs w:val="24"/>
+        </w:rPr>
+      </w:pPr>
+      <w:r>
+        <w:rPr>
+          <w:rFonts w:ascii="Arial" w:hAnsi="Arial" w:cs="Arial"/>
+          <w:sz w:val="22"/>
+          <w:szCs w:val="24"/>
+        </w:rPr>
+        <w:t>¿Qué regiones de residencia materna presentan la mayor y la menor talla promedio de los recién nacidos durante el período acumulado 2020–2023, considerando todas las edades maternas?</w:t>
+      </w:r>
+    </w:p>
+    <w:p>
+      <w:pPr>
+        <w:jc w:val="both"/>
+        <w:rPr>
+          <w:rFonts w:ascii="Arial" w:hAnsi="Arial" w:cs="Arial"/>
+          <w:sz w:val="22"/>
+          <w:szCs w:val="24"/>
+        </w:rPr>
+      </w:pPr>
+    </w:p>
+    <w:p>
+      <w:pPr>
+        <w:jc w:val="both"/>
+        <w:rPr>
+          <w:rFonts w:ascii="Arial" w:hAnsi="Arial" w:cs="Arial"/>
+          <w:sz w:val="22"/>
+          <w:szCs w:val="24"/>
+        </w:rPr>
+      </w:pPr>
+      <w:r>
+        <w:rPr>
+          <w:rFonts w:ascii="Arial" w:hAnsi="Arial" w:cs="Arial"/>
+          <w:sz w:val="22"/>
+          <w:szCs w:val="24"/>
+        </w:rPr>
+        <w:t>Reutilizamos la preparación de F2 y el núcleo algorítmico de F3. El notebook F4 genera tablas, tres figuras principales y pruebas estadísticas exploratorias, con controles que enlazan cada fase.</w:t>
+      </w:r>
+    </w:p>
+    <w:p>
+      <w:pPr>
+        <w:jc w:val="both"/>
+        <w:rPr>
+          <w:rFonts w:ascii="Arial" w:hAnsi="Arial" w:cs="Arial"/>
+          <w:sz w:val="22"/>
+          <w:szCs w:val="24"/>
+        </w:rPr>
+      </w:pPr>
+      <w:r>
+        <w:rPr>
+          <w:rFonts w:ascii="Arial" w:hAnsi="Arial" w:cs="Arial"/>
+          <w:sz w:val="22"/>
+          <w:szCs w:val="24"/>
+        </w:rPr>
         <w:t>Tarapacá registró el porcentaje mayor de nacimientos de madres menores de 20 años (6,37 %) y Magallanes y de la Antártica Chilena el menor (3,06 %). Enero tuvo el promedio diario más alto (522,6) y diciembre el más bajo (486,2). La talla media fue mayor en Arica y Parinacota (49,33 cm) y menor en Antofagasta (48,62 cm). Son diferencias descriptivas del período: no estiman causas ni riesgo individual.</w:t>
       </w:r>
     </w:p>
     <w:p>
       <w:pPr>
-        <w:pStyle w:val="Heading1"/>
-      </w:pPr>
-      <w:bookmarkStart w:id="1" w:name="_Toc241789704"/>
+        <w:spacing w:after="200" w:line="276" w:lineRule="auto"/>
+        <w:rPr>
+          <w:rFonts w:ascii="Arial" w:hAnsi="Arial" w:cs="Arial"/>
+          <w:sz w:val="22"/>
+          <w:szCs w:val="24"/>
+        </w:rPr>
+      </w:pPr>
       <w:r>
-        <w:t>1 Introducción y problema</w:t>
+        <w:rPr>
+          <w:rFonts w:ascii="Arial" w:hAnsi="Arial" w:cs="Arial"/>
+          <w:sz w:val="22"/>
+          <w:szCs w:val="24"/>
+        </w:rPr>
+        <w:br w:type="page"/>
+      </w:r>
+    </w:p>
+    <w:p>
+      <w:pPr>
+        <w:pStyle w:val="Ttulo1"/>
+        <w:rPr>
+          <w:rFonts w:ascii="Arial" w:hAnsi="Arial" w:cs="Arial"/>
+        </w:rPr>
+      </w:pPr>
+      <w:bookmarkStart w:id="1" w:name="_Toc241868939"/>
+      <w:r>
+        <w:rPr>
+          <w:rFonts w:ascii="Arial" w:hAnsi="Arial" w:cs="Arial"/>
+        </w:rPr>
+        <w:lastRenderedPageBreak/>
+        <w:t xml:space="preserve">1 </w:t>
+      </w:r>
+      <w:r>
+        <w:rPr>
+          <w:rFonts w:ascii="Arial" w:hAnsi="Arial" w:cs="Arial"/>
+        </w:rPr>
+        <w:t xml:space="preserve">Introducción </w:t>
+      </w:r>
+      <w:r>
+        <w:rPr>
+          <w:rFonts w:ascii="Arial" w:hAnsi="Arial" w:cs="Arial"/>
+        </w:rPr>
+        <w:t>y problema</w:t>
       </w:r>
       <w:bookmarkEnd w:id="1"/>
     </w:p>
+    <w:p/>
     <w:p>
+      <w:pPr>
+        <w:jc w:val="both"/>
+        <w:rPr>
+          <w:rFonts w:ascii="Arial" w:hAnsi="Arial" w:cs="Arial"/>
+          <w:sz w:val="22"/>
+          <w:szCs w:val="24"/>
+        </w:rPr>
+      </w:pPr>
       <w:r>
-        <w:t>La serie pública del Departamento de Estadísticas e Información de Salud (DEIS) permite estudiar patrones de natalidad con una fuente nacional y un volumen que exige decisiones explícitas de procesamiento. El proyecto organiza ese trabajo en cuatro fases: F1 define preguntas e indicadores; F2 valida y prepara los datos; F3 implementa y mide alternativas de código; F4 comunica resultados y limitaciones en figuras y tablas (Universidad Andrés Bello, 2026b).</w:t>
+        <w:rPr>
+          <w:rFonts w:ascii="Arial" w:hAnsi="Arial" w:cs="Arial"/>
+          <w:sz w:val="22"/>
+          <w:szCs w:val="24"/>
+        </w:rPr>
+        <w:t xml:space="preserve">La serie pública del Departamento de Estadísticas e Información de Salud (DEIS) permite estudiar patrones de natalidad con una fuente nacional y un volumen que exige decisiones explícitas de procesamiento. El proyecto organiza ese trabajo en cuatro fases: </w:t>
       </w:r>
     </w:p>
     <w:p>
+      <w:pPr>
+        <w:pStyle w:val="Prrafodelista"/>
+        <w:numPr>
+          <w:ilvl w:val="0"/>
+          <w:numId w:val="10"/>
+        </w:numPr>
+        <w:jc w:val="both"/>
+        <w:rPr>
+          <w:rFonts w:ascii="Arial" w:hAnsi="Arial" w:cs="Arial"/>
+          <w:sz w:val="22"/>
+          <w:szCs w:val="24"/>
+        </w:rPr>
+      </w:pPr>
       <w:r>
+        <w:rPr>
+          <w:rFonts w:ascii="Arial" w:hAnsi="Arial" w:cs="Arial"/>
+          <w:sz w:val="22"/>
+          <w:szCs w:val="24"/>
+        </w:rPr>
+        <w:t xml:space="preserve">F1 define preguntas e indicadores; </w:t>
+      </w:r>
+    </w:p>
+    <w:p>
+      <w:pPr>
+        <w:pStyle w:val="Prrafodelista"/>
+        <w:numPr>
+          <w:ilvl w:val="0"/>
+          <w:numId w:val="10"/>
+        </w:numPr>
+        <w:jc w:val="both"/>
+        <w:rPr>
+          <w:rFonts w:ascii="Arial" w:hAnsi="Arial" w:cs="Arial"/>
+          <w:sz w:val="22"/>
+          <w:szCs w:val="24"/>
+        </w:rPr>
+      </w:pPr>
+      <w:r>
+        <w:rPr>
+          <w:rFonts w:ascii="Arial" w:hAnsi="Arial" w:cs="Arial"/>
+          <w:sz w:val="22"/>
+          <w:szCs w:val="24"/>
+        </w:rPr>
+        <w:t xml:space="preserve">F2 valida y prepara los datos; </w:t>
+      </w:r>
+    </w:p>
+    <w:p>
+      <w:pPr>
+        <w:pStyle w:val="Prrafodelista"/>
+        <w:numPr>
+          <w:ilvl w:val="0"/>
+          <w:numId w:val="10"/>
+        </w:numPr>
+        <w:jc w:val="both"/>
+        <w:rPr>
+          <w:rFonts w:ascii="Arial" w:hAnsi="Arial" w:cs="Arial"/>
+          <w:sz w:val="22"/>
+          <w:szCs w:val="24"/>
+        </w:rPr>
+      </w:pPr>
+      <w:r>
+        <w:rPr>
+          <w:rFonts w:ascii="Arial" w:hAnsi="Arial" w:cs="Arial"/>
+          <w:sz w:val="22"/>
+          <w:szCs w:val="24"/>
+        </w:rPr>
+        <w:t xml:space="preserve">F3 implementa y mide alternativas de código; </w:t>
+      </w:r>
+    </w:p>
+    <w:p>
+      <w:pPr>
+        <w:pStyle w:val="Prrafodelista"/>
+        <w:numPr>
+          <w:ilvl w:val="0"/>
+          <w:numId w:val="10"/>
+        </w:numPr>
+        <w:jc w:val="both"/>
+        <w:rPr>
+          <w:rFonts w:ascii="Arial" w:hAnsi="Arial" w:cs="Arial"/>
+          <w:sz w:val="22"/>
+          <w:szCs w:val="24"/>
+        </w:rPr>
+      </w:pPr>
+      <w:r>
+        <w:rPr>
+          <w:rFonts w:ascii="Arial" w:hAnsi="Arial" w:cs="Arial"/>
+          <w:sz w:val="22"/>
+          <w:szCs w:val="24"/>
+        </w:rPr>
+        <w:t>F4 comunica resultados y limitaciones en figuras y tablas (Universidad Andrés Bello, 2026b).</w:t>
+      </w:r>
+    </w:p>
+    <w:p>
+      <w:pPr>
+        <w:jc w:val="both"/>
+        <w:rPr>
+          <w:rFonts w:ascii="Arial" w:hAnsi="Arial" w:cs="Arial"/>
+          <w:sz w:val="22"/>
+          <w:szCs w:val="24"/>
+        </w:rPr>
+      </w:pPr>
+      <w:r>
+        <w:rPr>
+          <w:rFonts w:ascii="Arial" w:hAnsi="Arial" w:cs="Arial"/>
+          <w:sz w:val="22"/>
+          <w:szCs w:val="24"/>
+        </w:rPr>
         <w:t>Nuestro objetivo general es describir diferencias regionales y mensuales de los nacimientos registrados entre 2020 y 2023 mediante un análisis reproducible. Los objetivos específicos son verificar la integridad de la serie, calcular los tres indicadores originales, contrastar decisiones de preparación, comparar enfoques de cálculo y presentar los resultados con sus incertidumbres y límites.</w:t>
       </w:r>
     </w:p>
     <w:p>
+      <w:pPr>
+        <w:jc w:val="both"/>
+        <w:rPr>
+          <w:rFonts w:ascii="Arial" w:hAnsi="Arial" w:cs="Arial"/>
+          <w:sz w:val="22"/>
+          <w:szCs w:val="24"/>
+        </w:rPr>
+      </w:pPr>
       <w:r>
-        <w:t xml:space="preserve">Cada fila representa un nacido vivo registrado; no equivale necesariamente a una madre o parto distinto. Región significa residencia materna, no lugar del parto. El porcentaje de madres menores de 20 años usa nacidos vivos como denominador y no mide riesgo de embarazo. La fuente preparada contiene año y mes, pero no fecha diaria individual. </w:t>
-      </w:r>
-      <w:r>
-        <w:lastRenderedPageBreak/>
-        <w:t>Las variaciones entre 2020 y 2023 no permiten atribuir efectos a la pandemia porque falta una línea base anterior y pueden intervenir otros factores.</w:t>
+        <w:rPr>
+          <w:rFonts w:ascii="Arial" w:hAnsi="Arial" w:cs="Arial"/>
+          <w:sz w:val="22"/>
+          <w:szCs w:val="24"/>
+        </w:rPr>
+        <w:t>Cada fila representa un nacido vivo registrado; no equivale necesariamente a una madre o parto distinto. Región significa residencia materna, no lugar del parto. El porcentaje de madres menores de 20 años usa nacidos vivos como denominador y no mide riesgo de embarazo. La fuente preparada contiene año y mes, pero no fecha diaria individual. Las variaciones entre 2020 y 2023 no permiten atribuir efectos a la pandemia porque falta una línea base anterior y pueden intervenir otros factores.</w:t>
       </w:r>
     </w:p>
     <w:p>
       <w:pPr>
-        <w:pStyle w:val="Heading1"/>
-      </w:pPr>
-      <w:bookmarkStart w:id="2" w:name="_Toc241789705"/>
+        <w:jc w:val="both"/>
+        <w:rPr>
+          <w:rFonts w:ascii="Arial" w:hAnsi="Arial" w:cs="Arial"/>
+          <w:sz w:val="22"/>
+          <w:szCs w:val="24"/>
+        </w:rPr>
+      </w:pPr>
+    </w:p>
+    <w:p>
+      <w:pPr>
+        <w:pStyle w:val="Ttulo1"/>
+        <w:rPr>
+          <w:rFonts w:ascii="Arial" w:hAnsi="Arial" w:cs="Arial"/>
+        </w:rPr>
+      </w:pPr>
+      <w:bookmarkStart w:id="2" w:name="_Toc241868940"/>
       <w:r>
+        <w:rPr>
+          <w:rFonts w:ascii="Arial" w:hAnsi="Arial" w:cs="Arial"/>
+        </w:rPr>
         <w:t>2 Fuente, preparación y transformaciones</w:t>
       </w:r>
       <w:bookmarkEnd w:id="2"/>
     </w:p>
+    <w:p/>
     <w:p>
+      <w:pPr>
+        <w:jc w:val="both"/>
+        <w:rPr>
+          <w:rFonts w:ascii="Arial" w:hAnsi="Arial" w:cs="Arial"/>
+          <w:sz w:val="22"/>
+          <w:szCs w:val="24"/>
+        </w:rPr>
+      </w:pPr>
       <w:r>
+        <w:rPr>
+          <w:rFonts w:ascii="Arial" w:hAnsi="Arial" w:cs="Arial"/>
+          <w:sz w:val="22"/>
+          <w:szCs w:val="24"/>
+        </w:rPr>
         <w:t>La fuente es la Serie de nacimientos 2020–2023 del DEIS/MINSAL, descargada el 13 de septiembre de 2026. F2 registra la huella SHA-256 del CSV original, 735.611 filas, diccionario de variables y bitácora. El CSV original permanece intacto; F2 escribe una salida preparada. Selecciona columnas pertinentes, verifica tipos y códigos de región y mes, deriva la condición de madre menor de 20 años y conserva campos que distinguen talla observada de talla imputada (DEIS, s. f.).</w:t>
       </w:r>
     </w:p>
     <w:p>
+      <w:pPr>
+        <w:jc w:val="both"/>
+        <w:rPr>
+          <w:rFonts w:ascii="Arial" w:hAnsi="Arial" w:cs="Arial"/>
+          <w:sz w:val="22"/>
+          <w:szCs w:val="24"/>
+        </w:rPr>
+      </w:pPr>
       <w:r>
-        <w:t>F2 comparó no imputar, media general, mediana general y mediana regional para 597 tallas faltantes. El grupo eligió la mediana regional. F4 conserva tanto los centímetros originales observados como la talla de análisis y repite el cálculo sin imputaciones como control de sensibilidad. La codificación one-hot de región usada en F3 queda para procesamiento; las tablas y figuras usan las categorías legibles. No escalamos las tallas: el resultado se interpreta en centímetros y no usamos un método basado en dist</w:t>
+        <w:rPr>
+          <w:rFonts w:ascii="Arial" w:hAnsi="Arial" w:cs="Arial"/>
+          <w:sz w:val="22"/>
+          <w:szCs w:val="24"/>
+        </w:rPr>
+        <w:t>F2 comparó no imputar, media general, mediana general y mediana regional para 597 tallas faltantes</w:t>
       </w:r>
       <w:r>
-        <w:t>ancias.</w:t>
+        <w:rPr>
+          <w:rFonts w:ascii="Arial" w:hAnsi="Arial" w:cs="Arial"/>
+          <w:sz w:val="22"/>
+          <w:szCs w:val="24"/>
+        </w:rPr>
+        <w:t>(campos vacíos)</w:t>
+      </w:r>
+      <w:r>
+        <w:rPr>
+          <w:rFonts w:ascii="Arial" w:hAnsi="Arial" w:cs="Arial"/>
+          <w:sz w:val="22"/>
+          <w:szCs w:val="24"/>
+        </w:rPr>
+        <w:t>. El grupo eligió la mediana regional. F4 conserva tanto los centímetros originales observados como la talla de análisis y repite el cálculo sin imputaciones como control de sensibilidad. La codificación one-hot de región usada en F3 queda para procesamiento; las tablas y figuras usan las categorías legibles. No escalamos las tallas: el resultado se interpreta en centímetros y no usamos un método basado en distancias.</w:t>
       </w:r>
     </w:p>
     <w:p>
       <w:pPr>
-        <w:pStyle w:val="Heading1"/>
-      </w:pPr>
-      <w:bookmarkStart w:id="3" w:name="_Toc241789706"/>
+        <w:spacing w:after="200" w:line="276" w:lineRule="auto"/>
+        <w:rPr>
+          <w:rFonts w:ascii="Arial" w:hAnsi="Arial" w:cs="Arial"/>
+        </w:rPr>
+      </w:pPr>
       <w:r>
+        <w:rPr>
+          <w:rFonts w:ascii="Arial" w:hAnsi="Arial" w:cs="Arial"/>
+        </w:rPr>
+        <w:br w:type="page"/>
+      </w:r>
+    </w:p>
+    <w:p>
+      <w:pPr>
+        <w:pStyle w:val="Ttulo1"/>
+        <w:rPr>
+          <w:rFonts w:ascii="Arial" w:hAnsi="Arial" w:cs="Arial"/>
+        </w:rPr>
+      </w:pPr>
+      <w:bookmarkStart w:id="3" w:name="_Toc241868941"/>
+      <w:r>
+        <w:rPr>
+          <w:rFonts w:ascii="Arial" w:hAnsi="Arial" w:cs="Arial"/>
+        </w:rPr>
+        <w:lastRenderedPageBreak/>
         <w:t>3 Arquitectura, entorno y reproducibilidad</w:t>
       </w:r>
       <w:bookmarkEnd w:id="3"/>
     </w:p>
+    <w:p/>
     <w:p>
+      <w:pPr>
+        <w:jc w:val="both"/>
+        <w:rPr>
+          <w:rFonts w:ascii="Arial" w:hAnsi="Arial" w:cs="Arial"/>
+          <w:sz w:val="22"/>
+        </w:rPr>
+      </w:pPr>
       <w:r>
-        <w:t>El flujo es CSV original → F1 y F2 → CSV preparado → funciones y clases de F3 → notebook F4 → tablas y figuras. F3 separa lectura, cálculo y medición en módulos; AnalizadorNacimientos reúne la carga y dos implementaciones del indicador. EstrategiaTalla define una interfaz común que las cuatro clases implementan; el comparador aprovecha polimorfismo para evaluar alternativas. Una función recursiva se reserva para aplanar metadatos anidados, donde la estructura del problema la justifica, en vez de recorrer 73</w:t>
+        <w:rPr>
+          <w:rFonts w:ascii="Arial" w:hAnsi="Arial" w:cs="Arial"/>
+          <w:sz w:val="22"/>
+        </w:rPr>
+        <w:t>El flujo es</w:t>
       </w:r>
       <w:r>
-        <w:t>5.611 filas de forma recursiva (Universidad Andrés Bello, 2026a).</w:t>
+        <w:rPr>
+          <w:rFonts w:ascii="Arial" w:hAnsi="Arial" w:cs="Arial"/>
+          <w:sz w:val="22"/>
+        </w:rPr>
+        <w:t>:</w:t>
+      </w:r>
+      <w:r>
+        <w:rPr>
+          <w:rFonts w:ascii="Arial" w:hAnsi="Arial" w:cs="Arial"/>
+          <w:sz w:val="22"/>
+        </w:rPr>
+        <w:t>CSV original → F1 y F2 → CSV preparado → funciones y clases de F3 → notebook F4 → tablas y figuras. F3 separa lectura, cálculo y medición en módulos; AnalizadorNacimientos reúne la carga y dos implementaciones del indicador. EstrategiaTalla define una interfaz común que las cuatro clases implementan; el comparador aprovecha polimorfismo para evaluar alternativas. Una función recursiva se reserva para aplanar metadatos anidados, donde la estructura del problema la justifica, en vez de recorrer 735.611 filas de forma recursiva (Universidad Andrés Bello, 2026a).</w:t>
       </w:r>
     </w:p>
     <w:p>
+      <w:pPr>
+        <w:jc w:val="both"/>
+        <w:rPr>
+          <w:rFonts w:ascii="Arial" w:hAnsi="Arial" w:cs="Arial"/>
+          <w:sz w:val="22"/>
+        </w:rPr>
+      </w:pPr>
       <w:r>
+        <w:rPr>
+          <w:rFonts w:ascii="Arial" w:hAnsi="Arial" w:cs="Arial"/>
+          <w:sz w:val="22"/>
+        </w:rPr>
         <w:t>Esquema del cálculo regional: CSV preparado → seleccionar región y condición de edad materna → agrupar por región → contar nacidos vivos y nacidos vivos de madres menores de 20 años → dividir ambos conteos y multiplicar por 100 → verificar la igualdad con la clase de F3 → representar los 16 porcentajes. Este flujo permite seguir cada resultado desde su entrada hasta la figura 1.</w:t>
       </w:r>
     </w:p>
     <w:p>
+      <w:pPr>
+        <w:jc w:val="both"/>
+        <w:rPr>
+          <w:rFonts w:ascii="Arial" w:hAnsi="Arial" w:cs="Arial"/>
+          <w:sz w:val="22"/>
+        </w:rPr>
+      </w:pPr>
       <w:r>
         <w:rPr>
-          <w:rFonts w:ascii="Consolas" w:hAnsi="Consolas"/>
-          <w:sz w:val="18"/>
+          <w:rFonts w:ascii="Arial" w:hAnsi="Arial" w:cs="Arial"/>
+          <w:sz w:val="22"/>
         </w:rPr>
         <w:t>para cada región: porcentaje = 100 × menores_20 / nacidos_vivos</w:t>
       </w:r>
     </w:p>
     <w:p>
+      <w:pPr>
+        <w:jc w:val="both"/>
+        <w:rPr>
+          <w:rFonts w:ascii="Arial" w:hAnsi="Arial" w:cs="Arial"/>
+          <w:sz w:val="22"/>
+        </w:rPr>
+      </w:pPr>
       <w:r>
+        <w:rPr>
+          <w:rFonts w:ascii="Arial" w:hAnsi="Arial" w:cs="Arial"/>
+          <w:sz w:val="22"/>
+        </w:rPr>
         <w:t>El entorno utiliza Python 3.13.5 y las versiones fijadas en requirements.txt; F4 añade SciPy 1.18.1 para intervalos y pruebas. La primera celda detiene la ejecución si el kernel difiere de esas versiones. El equipo puede reconstruir la salida colocando el CSV original en data/raw, ejecutando F1 y F2 y luego F3 y F4 con “Restart &amp; Run All”. El notebook F4 verificó versiones, huella del original, filas, categorías y equivalencia del indicador y de la mediana regional con F3.</w:t>
       </w:r>
     </w:p>
     <w:p>
       <w:pPr>
-        <w:pStyle w:val="Heading1"/>
-      </w:pPr>
-      <w:bookmarkStart w:id="4" w:name="_Toc241789707"/>
+        <w:jc w:val="both"/>
+        <w:rPr>
+          <w:rFonts w:ascii="Arial" w:hAnsi="Arial" w:cs="Arial"/>
+          <w:sz w:val="22"/>
+        </w:rPr>
+      </w:pPr>
+    </w:p>
+    <w:p>
+      <w:pPr>
+        <w:pStyle w:val="Ttulo1"/>
+        <w:rPr>
+          <w:rFonts w:ascii="Arial" w:hAnsi="Arial" w:cs="Arial"/>
+        </w:rPr>
+      </w:pPr>
+      <w:bookmarkStart w:id="4" w:name="_Toc241868942"/>
       <w:r>
+        <w:rPr>
+          <w:rFonts w:ascii="Arial" w:hAnsi="Arial" w:cs="Arial"/>
+        </w:rPr>
         <w:t>4 Validación y eficiencia</w:t>
       </w:r>
       <w:bookmarkEnd w:id="4"/>
     </w:p>
+    <w:p/>
     <w:p>
+      <w:pPr>
+        <w:jc w:val="both"/>
+        <w:rPr>
+          <w:rFonts w:ascii="Arial" w:hAnsi="Arial" w:cs="Arial"/>
+          <w:sz w:val="22"/>
+          <w:szCs w:val="24"/>
+        </w:rPr>
+      </w:pPr>
       <w:r>
+        <w:rPr>
+          <w:rFonts w:ascii="Arial" w:hAnsi="Arial" w:cs="Arial"/>
+          <w:sz w:val="22"/>
+          <w:szCs w:val="24"/>
+        </w:rPr>
         <w:t>Se comprobó que F4 conserva 735.611 filas, 16 regiones y 48 pares año-mes; los 1.461 días de 2020–2023 incluyen febrero bisiesto de 2020. La salida de la clase F3 coincide con una agregación independiente y la estrategia regional reconstruye la talla de F2. También se probaron casos límite del intervalo de Wilson: cero éxitos, todos los éxitos y denominador nulo. Las 15 celdas de código del notebook se ejecutaron en orden sin errores.</w:t>
       </w:r>
     </w:p>
     <w:tbl>
       <w:tblPr>
-        <w:tblStyle w:val="TableGrid"/>
+        <w:tblStyle w:val="Tablaconcuadrcula"/>
         <w:tblW w:w="0" w:type="auto"/>
         <w:jc w:val="center"/>
         <w:tblLook w:val="04A0" w:firstRow="1" w:lastRow="0" w:firstColumn="1" w:lastColumn="0" w:noHBand="0" w:noVBand="1"/>
@@ -1314,9 +2923,19 @@
             <w:vAlign w:val="center"/>
           </w:tcPr>
           <w:p>
+            <w:pPr>
+              <w:rPr>
+                <w:rFonts w:ascii="Arial" w:hAnsi="Arial" w:cs="Arial"/>
+                <w:sz w:val="22"/>
+                <w:szCs w:val="24"/>
+              </w:rPr>
+            </w:pPr>
             <w:r>
               <w:rPr>
+                <w:rFonts w:ascii="Arial" w:hAnsi="Arial" w:cs="Arial"/>
                 <w:b/>
+                <w:sz w:val="22"/>
+                <w:szCs w:val="24"/>
               </w:rPr>
               <w:t>Comparación F3</w:t>
             </w:r>
@@ -1329,9 +2948,19 @@
             <w:vAlign w:val="center"/>
           </w:tcPr>
           <w:p>
+            <w:pPr>
+              <w:rPr>
+                <w:rFonts w:ascii="Arial" w:hAnsi="Arial" w:cs="Arial"/>
+                <w:sz w:val="22"/>
+                <w:szCs w:val="24"/>
+              </w:rPr>
+            </w:pPr>
             <w:r>
               <w:rPr>
+                <w:rFonts w:ascii="Arial" w:hAnsi="Arial" w:cs="Arial"/>
                 <w:b/>
+                <w:sz w:val="22"/>
+                <w:szCs w:val="24"/>
               </w:rPr>
               <w:t>Alternativa 1</w:t>
             </w:r>
@@ -1344,9 +2973,19 @@
             <w:vAlign w:val="center"/>
           </w:tcPr>
           <w:p>
+            <w:pPr>
+              <w:rPr>
+                <w:rFonts w:ascii="Arial" w:hAnsi="Arial" w:cs="Arial"/>
+                <w:sz w:val="22"/>
+                <w:szCs w:val="24"/>
+              </w:rPr>
+            </w:pPr>
             <w:r>
               <w:rPr>
+                <w:rFonts w:ascii="Arial" w:hAnsi="Arial" w:cs="Arial"/>
                 <w:b/>
+                <w:sz w:val="22"/>
+                <w:szCs w:val="24"/>
               </w:rPr>
               <w:t>Alternativa 2</w:t>
             </w:r>
@@ -1359,9 +2998,19 @@
             <w:vAlign w:val="center"/>
           </w:tcPr>
           <w:p>
+            <w:pPr>
+              <w:rPr>
+                <w:rFonts w:ascii="Arial" w:hAnsi="Arial" w:cs="Arial"/>
+                <w:sz w:val="22"/>
+                <w:szCs w:val="24"/>
+              </w:rPr>
+            </w:pPr>
             <w:r>
               <w:rPr>
+                <w:rFonts w:ascii="Arial" w:hAnsi="Arial" w:cs="Arial"/>
                 <w:b/>
+                <w:sz w:val="22"/>
+                <w:szCs w:val="24"/>
               </w:rPr>
               <w:t>Lectura</w:t>
             </w:r>
@@ -1378,7 +3027,19 @@
             <w:vAlign w:val="center"/>
           </w:tcPr>
           <w:p>
+            <w:pPr>
+              <w:rPr>
+                <w:rFonts w:ascii="Arial" w:hAnsi="Arial" w:cs="Arial"/>
+                <w:sz w:val="22"/>
+                <w:szCs w:val="24"/>
+              </w:rPr>
+            </w:pPr>
             <w:r>
+              <w:rPr>
+                <w:rFonts w:ascii="Arial" w:hAnsi="Arial" w:cs="Arial"/>
+                <w:sz w:val="22"/>
+                <w:szCs w:val="24"/>
+              </w:rPr>
               <w:t>Indicador regional</w:t>
             </w:r>
           </w:p>
@@ -1389,7 +3050,19 @@
             <w:vAlign w:val="center"/>
           </w:tcPr>
           <w:p>
+            <w:pPr>
+              <w:rPr>
+                <w:rFonts w:ascii="Arial" w:hAnsi="Arial" w:cs="Arial"/>
+                <w:sz w:val="22"/>
+                <w:szCs w:val="24"/>
+              </w:rPr>
+            </w:pPr>
             <w:r>
+              <w:rPr>
+                <w:rFonts w:ascii="Arial" w:hAnsi="Arial" w:cs="Arial"/>
+                <w:sz w:val="22"/>
+                <w:szCs w:val="24"/>
+              </w:rPr>
               <w:t>Bucle: 0,1423 s</w:t>
             </w:r>
           </w:p>
@@ -1400,7 +3073,19 @@
             <w:vAlign w:val="center"/>
           </w:tcPr>
           <w:p>
+            <w:pPr>
+              <w:rPr>
+                <w:rFonts w:ascii="Arial" w:hAnsi="Arial" w:cs="Arial"/>
+                <w:sz w:val="22"/>
+                <w:szCs w:val="24"/>
+              </w:rPr>
+            </w:pPr>
             <w:r>
+              <w:rPr>
+                <w:rFonts w:ascii="Arial" w:hAnsi="Arial" w:cs="Arial"/>
+                <w:sz w:val="22"/>
+                <w:szCs w:val="24"/>
+              </w:rPr>
               <w:t>groupby: 0,0090 s</w:t>
             </w:r>
           </w:p>
@@ -1411,7 +3096,19 @@
             <w:vAlign w:val="center"/>
           </w:tcPr>
           <w:p>
+            <w:pPr>
+              <w:rPr>
+                <w:rFonts w:ascii="Arial" w:hAnsi="Arial" w:cs="Arial"/>
+                <w:sz w:val="22"/>
+                <w:szCs w:val="24"/>
+              </w:rPr>
+            </w:pPr>
             <w:r>
+              <w:rPr>
+                <w:rFonts w:ascii="Arial" w:hAnsi="Arial" w:cs="Arial"/>
+                <w:sz w:val="22"/>
+                <w:szCs w:val="24"/>
+              </w:rPr>
               <w:t>Mismo resultado</w:t>
             </w:r>
           </w:p>
@@ -1427,7 +3124,19 @@
             <w:vAlign w:val="center"/>
           </w:tcPr>
           <w:p>
+            <w:pPr>
+              <w:rPr>
+                <w:rFonts w:ascii="Arial" w:hAnsi="Arial" w:cs="Arial"/>
+                <w:sz w:val="22"/>
+                <w:szCs w:val="24"/>
+              </w:rPr>
+            </w:pPr>
             <w:r>
+              <w:rPr>
+                <w:rFonts w:ascii="Arial" w:hAnsi="Arial" w:cs="Arial"/>
+                <w:sz w:val="22"/>
+                <w:szCs w:val="24"/>
+              </w:rPr>
               <w:t>Lectura del CSV</w:t>
             </w:r>
           </w:p>
@@ -1438,7 +3147,19 @@
             <w:vAlign w:val="center"/>
           </w:tcPr>
           <w:p>
+            <w:pPr>
+              <w:rPr>
+                <w:rFonts w:ascii="Arial" w:hAnsi="Arial" w:cs="Arial"/>
+                <w:sz w:val="22"/>
+                <w:szCs w:val="24"/>
+              </w:rPr>
+            </w:pPr>
             <w:r>
+              <w:rPr>
+                <w:rFonts w:ascii="Arial" w:hAnsi="Arial" w:cs="Arial"/>
+                <w:sz w:val="22"/>
+                <w:szCs w:val="24"/>
+              </w:rPr>
               <w:t>25 columnas: 0,9710 s; 408,08 MB</w:t>
             </w:r>
           </w:p>
@@ -1449,7 +3170,19 @@
             <w:vAlign w:val="center"/>
           </w:tcPr>
           <w:p>
+            <w:pPr>
+              <w:rPr>
+                <w:rFonts w:ascii="Arial" w:hAnsi="Arial" w:cs="Arial"/>
+                <w:sz w:val="22"/>
+                <w:szCs w:val="24"/>
+              </w:rPr>
+            </w:pPr>
             <w:r>
+              <w:rPr>
+                <w:rFonts w:ascii="Arial" w:hAnsi="Arial" w:cs="Arial"/>
+                <w:sz w:val="22"/>
+                <w:szCs w:val="24"/>
+              </w:rPr>
               <w:t>6 columnas: 0,5450 s; 127,30 MB</w:t>
             </w:r>
           </w:p>
@@ -1460,42 +3193,118 @@
             <w:vAlign w:val="center"/>
           </w:tcPr>
           <w:p>
+            <w:pPr>
+              <w:rPr>
+                <w:rFonts w:ascii="Arial" w:hAnsi="Arial" w:cs="Arial"/>
+                <w:sz w:val="22"/>
+                <w:szCs w:val="24"/>
+              </w:rPr>
+            </w:pPr>
             <w:r>
+              <w:rPr>
+                <w:rFonts w:ascii="Arial" w:hAnsi="Arial" w:cs="Arial"/>
+                <w:sz w:val="22"/>
+                <w:szCs w:val="24"/>
+              </w:rPr>
               <w:t>Mismas seis columnas útiles</w:t>
             </w:r>
           </w:p>
         </w:tc>
       </w:tr>
     </w:tbl>
-    <w:p/>
     <w:p>
+      <w:pPr>
+        <w:rPr>
+          <w:rFonts w:ascii="Arial" w:hAnsi="Arial" w:cs="Arial"/>
+        </w:rPr>
+      </w:pPr>
+    </w:p>
+    <w:p>
+      <w:pPr>
+        <w:jc w:val="both"/>
+        <w:rPr>
+          <w:rFonts w:ascii="Arial" w:hAnsi="Arial" w:cs="Arial"/>
+          <w:sz w:val="22"/>
+          <w:szCs w:val="24"/>
+        </w:rPr>
+      </w:pPr>
       <w:r>
-        <w:lastRenderedPageBreak/>
+        <w:rPr>
+          <w:rFonts w:ascii="Arial" w:hAnsi="Arial" w:cs="Arial"/>
+          <w:sz w:val="22"/>
+          <w:szCs w:val="24"/>
+        </w:rPr>
         <w:t>En el equipo de medición, groupby tardó aproximadamente 15,9 veces menos que el bucle; la lectura selectiva redujo el tiempo y la memoria del DataFrame. F3 también advirtió que el pico de asignaciones rastreadas por tracemalloc puede ser mayor con groupby: esa cifra no equivale a toda la memoria del proceso. Las mediciones son empíricas y dependen del hardware y del entorno; la comparación se hizo después de comprobar resultados equivalentes (pandas development team, s. f.; Universidad Andrés Bello, 2026a).</w:t>
       </w:r>
     </w:p>
     <w:p>
       <w:pPr>
-        <w:pStyle w:val="Heading1"/>
-      </w:pPr>
-      <w:bookmarkStart w:id="5" w:name="_Toc241789708"/>
+        <w:spacing w:after="200" w:line="276" w:lineRule="auto"/>
+        <w:rPr>
+          <w:rFonts w:ascii="Arial" w:hAnsi="Arial" w:cs="Arial"/>
+          <w:sz w:val="22"/>
+          <w:szCs w:val="24"/>
+        </w:rPr>
+      </w:pPr>
       <w:r>
+        <w:rPr>
+          <w:rFonts w:ascii="Arial" w:hAnsi="Arial" w:cs="Arial"/>
+          <w:sz w:val="22"/>
+          <w:szCs w:val="24"/>
+        </w:rPr>
+        <w:br w:type="page"/>
+      </w:r>
+    </w:p>
+    <w:p>
+      <w:pPr>
+        <w:pStyle w:val="Ttulo1"/>
+        <w:rPr>
+          <w:rFonts w:ascii="Arial" w:hAnsi="Arial" w:cs="Arial"/>
+        </w:rPr>
+      </w:pPr>
+      <w:bookmarkStart w:id="5" w:name="_Toc241868943"/>
+      <w:r>
+        <w:rPr>
+          <w:rFonts w:ascii="Arial" w:hAnsi="Arial" w:cs="Arial"/>
+        </w:rPr>
+        <w:lastRenderedPageBreak/>
         <w:t>5 Resultados de las preguntas</w:t>
       </w:r>
       <w:bookmarkEnd w:id="5"/>
     </w:p>
+    <w:p/>
     <w:p>
       <w:pPr>
-        <w:pStyle w:val="Heading2"/>
-      </w:pPr>
-      <w:bookmarkStart w:id="6" w:name="_Toc241789709"/>
+        <w:pStyle w:val="Ttulo2"/>
+        <w:rPr>
+          <w:rFonts w:ascii="Arial" w:hAnsi="Arial" w:cs="Arial"/>
+          <w:szCs w:val="22"/>
+        </w:rPr>
+      </w:pPr>
+      <w:bookmarkStart w:id="6" w:name="_Toc241868944"/>
       <w:r>
+        <w:rPr>
+          <w:rFonts w:ascii="Arial" w:hAnsi="Arial" w:cs="Arial"/>
+          <w:szCs w:val="22"/>
+        </w:rPr>
         <w:t>5.1 Madres menores de 20 años por región</w:t>
       </w:r>
       <w:bookmarkEnd w:id="6"/>
     </w:p>
+    <w:p/>
     <w:p>
+      <w:pPr>
+        <w:jc w:val="both"/>
+        <w:rPr>
+          <w:rFonts w:ascii="Arial" w:hAnsi="Arial" w:cs="Arial"/>
+          <w:sz w:val="22"/>
+        </w:rPr>
+      </w:pPr>
       <w:r>
+        <w:rPr>
+          <w:rFonts w:ascii="Arial" w:hAnsi="Arial" w:cs="Arial"/>
+          <w:sz w:val="22"/>
+        </w:rPr>
         <w:t>Tarapacá tuvo 6,37 % y Magallanes y de la Antártica Chilena 3,06 %, una brecha de 3,31 puntos porcentuales. La figura presenta las 16 regiones, sus denominadores en la tabla del notebook e intervalos de Wilson al 95 %. Un intervalo refleja un modelo de incertidumbre; el porcentaje observado es exacto para los registros incluidos.</w:t>
       </w:r>
     </w:p>
@@ -1523,7 +3332,7 @@
                     <pic:cNvPicPr/>
                   </pic:nvPicPr>
                   <pic:blipFill>
-                    <a:blip r:embed="rId12"/>
+                    <a:blip r:embed="rId20"/>
                     <a:stretch>
                       <a:fillRect/>
                     </a:stretch>
@@ -1546,25 +3355,70 @@
     </w:p>
     <w:p>
       <w:pPr>
-        <w:pStyle w:val="Caption"/>
+        <w:pStyle w:val="Descripcin"/>
         <w:jc w:val="center"/>
+        <w:rPr>
+          <w:rFonts w:ascii="Arial" w:hAnsi="Arial" w:cs="Arial"/>
+        </w:rPr>
       </w:pPr>
       <w:r>
+        <w:rPr>
+          <w:rFonts w:ascii="Arial" w:hAnsi="Arial" w:cs="Arial"/>
+        </w:rPr>
         <w:t>Figura 1. Porcentaje de nacidos vivos de madres menores de 20 años por región de residencia. Fuente: DEIS/MINSAL; elaboración del grupo.</w:t>
       </w:r>
     </w:p>
     <w:p>
       <w:pPr>
-        <w:pStyle w:val="Heading2"/>
-      </w:pPr>
-      <w:bookmarkStart w:id="7" w:name="_Toc241789710"/>
+        <w:spacing w:after="200" w:line="276" w:lineRule="auto"/>
+        <w:rPr>
+          <w:rFonts w:ascii="Arial" w:hAnsi="Arial" w:cs="Arial"/>
+          <w:b/>
+          <w:bCs/>
+          <w:sz w:val="18"/>
+          <w:szCs w:val="18"/>
+        </w:rPr>
+      </w:pPr>
       <w:r>
+        <w:rPr>
+          <w:rFonts w:ascii="Arial" w:hAnsi="Arial" w:cs="Arial"/>
+        </w:rPr>
+        <w:br w:type="page"/>
+      </w:r>
+    </w:p>
+    <w:p>
+      <w:pPr>
+        <w:pStyle w:val="Ttulo2"/>
+        <w:rPr>
+          <w:rFonts w:ascii="Arial" w:hAnsi="Arial" w:cs="Arial"/>
+          <w:szCs w:val="22"/>
+        </w:rPr>
+      </w:pPr>
+      <w:bookmarkStart w:id="7" w:name="_Toc241868945"/>
+      <w:r>
+        <w:rPr>
+          <w:rFonts w:ascii="Arial" w:hAnsi="Arial" w:cs="Arial"/>
+          <w:szCs w:val="22"/>
+        </w:rPr>
+        <w:lastRenderedPageBreak/>
         <w:t>5.2 Nacimientos por mes y variación anual</w:t>
       </w:r>
       <w:bookmarkEnd w:id="7"/>
     </w:p>
+    <w:p/>
     <w:p>
+      <w:pPr>
+        <w:jc w:val="both"/>
+        <w:rPr>
+          <w:rFonts w:ascii="Arial" w:hAnsi="Arial" w:cs="Arial"/>
+          <w:sz w:val="22"/>
+        </w:rPr>
+      </w:pPr>
       <w:r>
+        <w:rPr>
+          <w:rFonts w:ascii="Arial" w:hAnsi="Arial" w:cs="Arial"/>
+          <w:sz w:val="22"/>
+        </w:rPr>
         <w:t>Enero promedió 522,6 nacimientos por día calendario y diciembre 486,2. El denominador suma los días de cada mes de los cuatro años; por eso febrero bisiesto queda correctamente ponderado. Las líneas anuales muestran que el patrón no fue idéntico cada año. Los promedios diarios por año fueron 532,7 (2020), 485,7 (2021), 518,6 (2022) y 476,9 (2023). Es una descripción interanual, sin atribución causal.</w:t>
       </w:r>
     </w:p>
@@ -1576,7 +3430,6 @@
         <w:rPr>
           <w:noProof/>
         </w:rPr>
-        <w:lastRenderedPageBreak/>
         <w:drawing>
           <wp:inline distT="0" distB="0" distL="0" distR="0" wp14:anchorId="27127AE7" wp14:editId="0B01BC6C">
             <wp:extent cx="4663440" cy="2392140"/>
@@ -1593,7 +3446,7 @@
                     <pic:cNvPicPr/>
                   </pic:nvPicPr>
                   <pic:blipFill>
-                    <a:blip r:embed="rId13"/>
+                    <a:blip r:embed="rId21"/>
                     <a:stretch>
                       <a:fillRect/>
                     </a:stretch>
@@ -1616,27 +3469,81 @@
     </w:p>
     <w:p>
       <w:pPr>
-        <w:pStyle w:val="Caption"/>
+        <w:pStyle w:val="Descripcin"/>
         <w:jc w:val="center"/>
+        <w:rPr>
+          <w:rFonts w:ascii="Arial" w:hAnsi="Arial" w:cs="Arial"/>
+        </w:rPr>
       </w:pPr>
       <w:r>
+        <w:rPr>
+          <w:rFonts w:ascii="Arial" w:hAnsi="Arial" w:cs="Arial"/>
+        </w:rPr>
         <w:t>Figura 2. Promedio diario de nacimientos por mes y año. Fuente: DEIS/MINSAL; elaboración del grupo.</w:t>
       </w:r>
     </w:p>
     <w:p>
       <w:pPr>
-        <w:pStyle w:val="Heading2"/>
-      </w:pPr>
-      <w:bookmarkStart w:id="8" w:name="_Toc241789711"/>
+        <w:spacing w:after="200" w:line="276" w:lineRule="auto"/>
+        <w:rPr>
+          <w:rFonts w:ascii="Arial" w:hAnsi="Arial" w:cs="Arial"/>
+          <w:b/>
+          <w:bCs/>
+          <w:sz w:val="18"/>
+          <w:szCs w:val="18"/>
+        </w:rPr>
+      </w:pPr>
       <w:r>
+        <w:rPr>
+          <w:rFonts w:ascii="Arial" w:hAnsi="Arial" w:cs="Arial"/>
+        </w:rPr>
+        <w:br w:type="page"/>
+      </w:r>
+    </w:p>
+    <w:p>
+      <w:pPr>
+        <w:pStyle w:val="Ttulo2"/>
+        <w:rPr>
+          <w:rFonts w:ascii="Arial" w:hAnsi="Arial" w:cs="Arial"/>
+          <w:szCs w:val="22"/>
+        </w:rPr>
+      </w:pPr>
+      <w:bookmarkStart w:id="8" w:name="_Toc241868946"/>
+      <w:r>
+        <w:rPr>
+          <w:rFonts w:ascii="Arial" w:hAnsi="Arial" w:cs="Arial"/>
+          <w:szCs w:val="22"/>
+        </w:rPr>
+        <w:lastRenderedPageBreak/>
         <w:t>5.3 Talla media al nacer por región</w:t>
       </w:r>
       <w:bookmarkEnd w:id="8"/>
     </w:p>
+    <w:p/>
     <w:p>
+      <w:pPr>
+        <w:jc w:val="both"/>
+        <w:rPr>
+          <w:rFonts w:ascii="Arial" w:hAnsi="Arial" w:cs="Arial"/>
+          <w:sz w:val="22"/>
+        </w:rPr>
+      </w:pPr>
       <w:r>
+        <w:rPr>
+          <w:rFonts w:ascii="Arial" w:hAnsi="Arial" w:cs="Arial"/>
+          <w:sz w:val="22"/>
+        </w:rPr>
         <w:t>La talla media con mediana regional para valores ausentes fue mayor en Arica y Parinacota (49,33 cm) y menor en Antofagasta (48,62 cm), con brecha de 0,71 cm. Al excluir las 597 tallas imputadas, las mismas regiones ocupan los extremos; el mayor cambio de media regional fue 0,0008 cm. La magnitud práctica debe discutirse junto con el tamaño de muestra, además del p-value.</w:t>
       </w:r>
+    </w:p>
+    <w:p>
+      <w:pPr>
+        <w:jc w:val="both"/>
+        <w:rPr>
+          <w:rFonts w:ascii="Arial" w:hAnsi="Arial" w:cs="Arial"/>
+          <w:sz w:val="22"/>
+        </w:rPr>
+      </w:pPr>
     </w:p>
     <w:p>
       <w:pPr>
@@ -1662,7 +3569,7 @@
                     <pic:cNvPicPr/>
                   </pic:nvPicPr>
                   <pic:blipFill>
-                    <a:blip r:embed="rId14"/>
+                    <a:blip r:embed="rId22"/>
                     <a:stretch>
                       <a:fillRect/>
                     </a:stretch>
@@ -1685,78 +3592,224 @@
     </w:p>
     <w:p>
       <w:pPr>
-        <w:pStyle w:val="Caption"/>
+        <w:pStyle w:val="Descripcin"/>
         <w:jc w:val="center"/>
+        <w:rPr>
+          <w:rFonts w:ascii="Arial" w:hAnsi="Arial" w:cs="Arial"/>
+        </w:rPr>
       </w:pPr>
       <w:r>
+        <w:rPr>
+          <w:rFonts w:ascii="Arial" w:hAnsi="Arial" w:cs="Arial"/>
+        </w:rPr>
         <w:t>Figura 3. Talla media al nacer por región de residencia materna, en centímetros. Fuente: DEIS/MINSAL; elaboración del grupo.</w:t>
       </w:r>
     </w:p>
     <w:p>
       <w:pPr>
-        <w:pStyle w:val="Heading1"/>
-      </w:pPr>
-      <w:bookmarkStart w:id="9" w:name="_Toc241789712"/>
+        <w:spacing w:after="200" w:line="276" w:lineRule="auto"/>
+        <w:rPr>
+          <w:rFonts w:ascii="Arial" w:hAnsi="Arial" w:cs="Arial"/>
+          <w:b/>
+          <w:bCs/>
+          <w:sz w:val="18"/>
+          <w:szCs w:val="18"/>
+        </w:rPr>
+      </w:pPr>
       <w:r>
+        <w:rPr>
+          <w:rFonts w:ascii="Arial" w:hAnsi="Arial" w:cs="Arial"/>
+        </w:rPr>
+        <w:br w:type="page"/>
+      </w:r>
+    </w:p>
+    <w:p>
+      <w:pPr>
+        <w:pStyle w:val="Ttulo1"/>
+        <w:rPr>
+          <w:rFonts w:ascii="Arial" w:hAnsi="Arial" w:cs="Arial"/>
+        </w:rPr>
+      </w:pPr>
+      <w:bookmarkStart w:id="9" w:name="_Toc241868947"/>
+      <w:r>
+        <w:rPr>
+          <w:rFonts w:ascii="Arial" w:hAnsi="Arial" w:cs="Arial"/>
+        </w:rPr>
+        <w:lastRenderedPageBreak/>
         <w:t>6 Pruebas exploratorias, discusión y límites</w:t>
       </w:r>
       <w:bookmarkEnd w:id="9"/>
     </w:p>
+    <w:p/>
     <w:p>
+      <w:pPr>
+        <w:jc w:val="both"/>
+        <w:rPr>
+          <w:rFonts w:ascii="Arial" w:hAnsi="Arial" w:cs="Arial"/>
+          <w:sz w:val="22"/>
+        </w:rPr>
+      </w:pPr>
       <w:r>
-        <w:t xml:space="preserve">Antes de comparar extremos elegidos por los resultados, se aplicaron pruebas globales sobre todos los grupos: chi-cuadrado para región por condición de edad materna, chi-cuadrado de los conteos mensuales frente a días de exposición y ANOVA de Welch para tallas observadas. Los p-values fueron aproximadamente 1,01 × 10⁻¹⁹⁸, 2,69 × 10⁻¹⁰² y menor que 10⁻³⁰⁰, respectivamente. La V de Cramér para región y edad fue 0,036: la asociación global es </w:t>
+        <w:rPr>
+          <w:rFonts w:ascii="Arial" w:hAnsi="Arial" w:cs="Arial"/>
+          <w:sz w:val="22"/>
+        </w:rPr>
+        <w:t>Antes de comparar extremos elegidos por los resultados, se aplicaron pruebas globales sobre todos los grupos: chi-cuadrado para región por condición de edad materna, chi-cuadrado de los conteos mensuales frente a días de exposición y ANOVA de Welch para tallas observadas. Los p-values fueron aproximadamente 1,01 × 10</w:t>
       </w:r>
       <w:r>
-        <w:lastRenderedPageBreak/>
-        <w:t>pequeña aunque el p-value sea muy bajo. El tamaño de la serie favorece detectar diferencias pequeñas (SciPy Community, s. f.-a; SciPy Community, s. f.-b).</w:t>
+        <w:rPr>
+          <w:rFonts w:ascii="Cambria Math" w:hAnsi="Cambria Math" w:cs="Cambria Math"/>
+          <w:sz w:val="22"/>
+        </w:rPr>
+        <w:t>⁻</w:t>
+      </w:r>
+      <w:r>
+        <w:rPr>
+          <w:rFonts w:ascii="Arial" w:hAnsi="Arial" w:cs="Arial"/>
+          <w:sz w:val="22"/>
+        </w:rPr>
+        <w:t>¹⁹⁸, 2,69 × 10</w:t>
+      </w:r>
+      <w:r>
+        <w:rPr>
+          <w:rFonts w:ascii="Cambria Math" w:hAnsi="Cambria Math" w:cs="Cambria Math"/>
+          <w:sz w:val="22"/>
+        </w:rPr>
+        <w:t>⁻</w:t>
+      </w:r>
+      <w:r>
+        <w:rPr>
+          <w:rFonts w:ascii="Arial" w:hAnsi="Arial" w:cs="Arial"/>
+          <w:sz w:val="22"/>
+        </w:rPr>
+        <w:t>¹⁰² y menor que 10</w:t>
+      </w:r>
+      <w:r>
+        <w:rPr>
+          <w:rFonts w:ascii="Cambria Math" w:hAnsi="Cambria Math" w:cs="Cambria Math"/>
+          <w:sz w:val="22"/>
+        </w:rPr>
+        <w:t>⁻</w:t>
+      </w:r>
+      <w:r>
+        <w:rPr>
+          <w:rFonts w:ascii="Arial" w:hAnsi="Arial" w:cs="Arial"/>
+          <w:sz w:val="22"/>
+        </w:rPr>
+        <w:t>³⁰⁰, respectivamente. La V de Cramér para región y edad fue 0,036: la asociación global es pequeña aunque el p-value sea muy bajo. El tamaño de la serie favorece detectar diferencias pequeñas (SciPy Community, s. f.-a; SciPy Community, s. f.-b).</w:t>
       </w:r>
     </w:p>
     <w:p>
+      <w:pPr>
+        <w:jc w:val="both"/>
+        <w:rPr>
+          <w:rFonts w:ascii="Arial" w:hAnsi="Arial" w:cs="Arial"/>
+          <w:sz w:val="22"/>
+        </w:rPr>
+      </w:pPr>
       <w:r>
-        <w:t>Estas pruebas se leen como exploración bajo supuestos de observaciones independientes y un proceso repetible. Dos nacidos vivos de un mismo parto podrían compartir características, por lo que esa independencia no está garantizada. El archivo reúne todos los registros disponibles del período y sus cifras descriptivas no requieren una prueba para existir. El contraste mensual agrupa cuatro años con niveles diferentes de nacimientos: su p-value puede reflejar tendencia anual además del patrón mensual. La prueb</w:t>
-      </w:r>
-      <w:r>
-        <w:t>a de talla usa solo mediciones observadas. Los intervalos de la figura 3, calculados tras la imputación, no incorporan la incertidumbre sobre los valores ausentes; por eso se muestra también la sensibilidad al excluirlos. Elegir después los extremos no equivale a una comparación confirmatoria predefinida.</w:t>
+        <w:rPr>
+          <w:rFonts w:ascii="Arial" w:hAnsi="Arial" w:cs="Arial"/>
+          <w:sz w:val="22"/>
+        </w:rPr>
+        <w:t>Estas pruebas se leen como exploración bajo supuestos de observaciones independientes y un proceso repetible. Dos nacidos vivos de un mismo parto podrían compartir características, por lo que esa independencia no está garantizada. El archivo reúne todos los registros disponibles del período y sus cifras descriptivas no requieren una prueba para existir. El contraste mensual agrupa cuatro años con niveles diferentes de nacimientos: su p-value puede reflejar tendencia anual además del patrón mensual. La prueba de talla usa solo mediciones observadas. Los intervalos de la figura 3, calculados tras la imputación, no incorporan la incertidumbre sobre los valores ausentes; por eso se muestra también la sensibilidad al excluirlos. Elegir después los extremos no equivale a una comparación confirmatoria predefinida.</w:t>
       </w:r>
     </w:p>
     <w:p>
+      <w:pPr>
+        <w:jc w:val="both"/>
+        <w:rPr>
+          <w:rFonts w:ascii="Arial" w:hAnsi="Arial" w:cs="Arial"/>
+          <w:sz w:val="22"/>
+        </w:rPr>
+      </w:pPr>
       <w:r>
+        <w:rPr>
+          <w:rFonts w:ascii="Arial" w:hAnsi="Arial" w:cs="Arial"/>
+          <w:sz w:val="22"/>
+        </w:rPr>
         <w:t>La fuente no incluye una línea base anterior a 2020 ni información para identificar causas de los cambios. El análisis tampoco ajusta composición demográfica, condiciones clínicas o subregistro. El mapa de calor del notebook complementa la figura mensual mostrando cada combinación de mes y año. Una mejora futura sería repetir los análisis con series anteriores y modelos que separen tendencia anual y estacionalidad, si la fuente lo permite.</w:t>
       </w:r>
     </w:p>
     <w:p>
       <w:pPr>
         <w:keepLines/>
+        <w:jc w:val="both"/>
+        <w:rPr>
+          <w:rFonts w:ascii="Arial" w:hAnsi="Arial" w:cs="Arial"/>
+          <w:sz w:val="22"/>
+        </w:rPr>
       </w:pPr>
       <w:r>
+        <w:rPr>
+          <w:rFonts w:ascii="Arial" w:hAnsi="Arial" w:cs="Arial"/>
+          <w:sz w:val="22"/>
+        </w:rPr>
         <w:t>Dos mapas HTML interactivos reutilizan los indicadores de las figuras 1 y 3 y permiten consultar región y denominador. La geometría de geoBoundaries (BCN/OCHA ROLAC) se simplificó y la vista omite islas oceánicas lejanas de Valparaíso. Son apoyos exploratorios: no sustituyen las comparaciones ni permiten medir áreas o inferir causas (geoBoundaries, 2023).</w:t>
       </w:r>
     </w:p>
     <w:p>
       <w:pPr>
-        <w:pStyle w:val="Heading1"/>
-      </w:pPr>
-      <w:bookmarkStart w:id="10" w:name="_Toc241789713"/>
+        <w:spacing w:after="200" w:line="276" w:lineRule="auto"/>
+        <w:rPr>
+          <w:rFonts w:ascii="Arial" w:hAnsi="Arial" w:cs="Arial"/>
+          <w:sz w:val="22"/>
+        </w:rPr>
+      </w:pPr>
       <w:r>
+        <w:rPr>
+          <w:rFonts w:ascii="Arial" w:hAnsi="Arial" w:cs="Arial"/>
+          <w:sz w:val="22"/>
+        </w:rPr>
+        <w:br w:type="page"/>
+      </w:r>
+    </w:p>
+    <w:p>
+      <w:pPr>
+        <w:pStyle w:val="Ttulo1"/>
+        <w:rPr>
+          <w:rFonts w:ascii="Arial" w:hAnsi="Arial" w:cs="Arial"/>
+        </w:rPr>
+      </w:pPr>
+      <w:bookmarkStart w:id="10" w:name="_Toc241868948"/>
+      <w:r>
+        <w:rPr>
+          <w:rFonts w:ascii="Arial" w:hAnsi="Arial" w:cs="Arial"/>
+        </w:rPr>
+        <w:lastRenderedPageBreak/>
         <w:t>7 Evolución, colaboración y conclusiones</w:t>
       </w:r>
       <w:bookmarkEnd w:id="10"/>
     </w:p>
+    <w:p/>
     <w:p>
+      <w:pPr>
+        <w:jc w:val="both"/>
+        <w:rPr>
+          <w:rFonts w:ascii="Arial" w:hAnsi="Arial" w:cs="Arial"/>
+          <w:sz w:val="22"/>
+          <w:szCs w:val="24"/>
+        </w:rPr>
+      </w:pPr>
       <w:r>
-        <w:t>Las observaciones docentes anteriores llevaron a fijar versiones, aclarar los entregables de F3 y retirar archivos residuales. F4/changelog.md registra las fechas, los commits verificables y el motivo técnico. Los aportes de Cristian, Jorge, Renzo y Luis a F3 constan en el historial; F4 se mantiene en una rama separada para revisión del equipo. El enlace a su commit se incorporará cuando exista, antes de la entrega.</w:t>
+        <w:rPr>
+          <w:rFonts w:ascii="Arial" w:hAnsi="Arial" w:cs="Arial"/>
+          <w:sz w:val="22"/>
+          <w:szCs w:val="24"/>
+        </w:rPr>
+        <w:t>Las observaciones docentes anteriores llevaron a fijar versiones, aclarar los entregables de F3 y retirar archivos residuales. F4/changelog.md registra las fechas, los commits verificables y el motivo técnico. Los aportes de Cristian, Jorge, Renzo y Luis a F3 constan en el historial; F4 se mantiene en una rama separada para revisión del equipo.</w:t>
       </w:r>
     </w:p>
     <w:tbl>
       <w:tblPr>
-        <w:tblStyle w:val="TableGrid"/>
+        <w:tblStyle w:val="Tablaconcuadrcula"/>
         <w:tblW w:w="0" w:type="auto"/>
         <w:jc w:val="center"/>
         <w:tblLook w:val="04A0" w:firstRow="1" w:lastRow="0" w:firstColumn="1" w:lastColumn="0" w:noHBand="0" w:noVBand="1"/>
       </w:tblPr>
       <w:tblGrid>
+        <w:gridCol w:w="3359"/>
         <w:gridCol w:w="3358"/>
-        <w:gridCol w:w="3359"/>
         <w:gridCol w:w="3359"/>
       </w:tblGrid>
       <w:tr>
@@ -1770,9 +3823,19 @@
             <w:vAlign w:val="center"/>
           </w:tcPr>
           <w:p>
+            <w:pPr>
+              <w:rPr>
+                <w:rFonts w:ascii="Arial" w:hAnsi="Arial" w:cs="Arial"/>
+                <w:sz w:val="22"/>
+                <w:szCs w:val="24"/>
+              </w:rPr>
+            </w:pPr>
             <w:r>
               <w:rPr>
+                <w:rFonts w:ascii="Arial" w:hAnsi="Arial" w:cs="Arial"/>
                 <w:b/>
+                <w:sz w:val="22"/>
+                <w:szCs w:val="24"/>
               </w:rPr>
               <w:t>Observación formativa</w:t>
             </w:r>
@@ -1785,9 +3848,19 @@
             <w:vAlign w:val="center"/>
           </w:tcPr>
           <w:p>
+            <w:pPr>
+              <w:rPr>
+                <w:rFonts w:ascii="Arial" w:hAnsi="Arial" w:cs="Arial"/>
+                <w:sz w:val="22"/>
+                <w:szCs w:val="24"/>
+              </w:rPr>
+            </w:pPr>
             <w:r>
               <w:rPr>
+                <w:rFonts w:ascii="Arial" w:hAnsi="Arial" w:cs="Arial"/>
                 <w:b/>
+                <w:sz w:val="22"/>
+                <w:szCs w:val="24"/>
               </w:rPr>
               <w:t>Corrección y efecto</w:t>
             </w:r>
@@ -1800,9 +3873,19 @@
             <w:vAlign w:val="center"/>
           </w:tcPr>
           <w:p>
+            <w:pPr>
+              <w:rPr>
+                <w:rFonts w:ascii="Arial" w:hAnsi="Arial" w:cs="Arial"/>
+                <w:sz w:val="22"/>
+                <w:szCs w:val="24"/>
+              </w:rPr>
+            </w:pPr>
             <w:r>
               <w:rPr>
+                <w:rFonts w:ascii="Arial" w:hAnsi="Arial" w:cs="Arial"/>
                 <w:b/>
+                <w:sz w:val="22"/>
+                <w:szCs w:val="24"/>
               </w:rPr>
               <w:t>Evidencia</w:t>
             </w:r>
@@ -1819,7 +3902,19 @@
             <w:vAlign w:val="center"/>
           </w:tcPr>
           <w:p>
+            <w:pPr>
+              <w:rPr>
+                <w:rFonts w:ascii="Arial" w:hAnsi="Arial" w:cs="Arial"/>
+                <w:sz w:val="22"/>
+                <w:szCs w:val="24"/>
+              </w:rPr>
+            </w:pPr>
             <w:r>
+              <w:rPr>
+                <w:rFonts w:ascii="Arial" w:hAnsi="Arial" w:cs="Arial"/>
+                <w:sz w:val="22"/>
+                <w:szCs w:val="24"/>
+              </w:rPr>
               <w:t>Versiones discordantes</w:t>
             </w:r>
           </w:p>
@@ -1830,7 +3925,19 @@
             <w:vAlign w:val="center"/>
           </w:tcPr>
           <w:p>
+            <w:pPr>
+              <w:rPr>
+                <w:rFonts w:ascii="Arial" w:hAnsi="Arial" w:cs="Arial"/>
+                <w:sz w:val="22"/>
+                <w:szCs w:val="24"/>
+              </w:rPr>
+            </w:pPr>
             <w:r>
+              <w:rPr>
+                <w:rFonts w:ascii="Arial" w:hAnsi="Arial" w:cs="Arial"/>
+                <w:sz w:val="22"/>
+                <w:szCs w:val="24"/>
+              </w:rPr>
               <w:t>Se fijaron versiones y se verifica el kernel; facilita la reproducción.</w:t>
             </w:r>
           </w:p>
@@ -1841,7 +3948,19 @@
             <w:vAlign w:val="center"/>
           </w:tcPr>
           <w:p>
+            <w:pPr>
+              <w:rPr>
+                <w:rFonts w:ascii="Arial" w:hAnsi="Arial" w:cs="Arial"/>
+                <w:sz w:val="22"/>
+                <w:szCs w:val="24"/>
+              </w:rPr>
+            </w:pPr>
             <w:r>
+              <w:rPr>
+                <w:rFonts w:ascii="Arial" w:hAnsi="Arial" w:cs="Arial"/>
+                <w:sz w:val="22"/>
+                <w:szCs w:val="24"/>
+              </w:rPr>
               <w:t>8ec15aa; requirements.txt</w:t>
             </w:r>
           </w:p>
@@ -1857,7 +3976,19 @@
             <w:vAlign w:val="center"/>
           </w:tcPr>
           <w:p>
+            <w:pPr>
+              <w:rPr>
+                <w:rFonts w:ascii="Arial" w:hAnsi="Arial" w:cs="Arial"/>
+                <w:sz w:val="22"/>
+                <w:szCs w:val="24"/>
+              </w:rPr>
+            </w:pPr>
             <w:r>
+              <w:rPr>
+                <w:rFonts w:ascii="Arial" w:hAnsi="Arial" w:cs="Arial"/>
+                <w:sz w:val="22"/>
+                <w:szCs w:val="24"/>
+              </w:rPr>
               <w:t>Entregables F3 confusos</w:t>
             </w:r>
           </w:p>
@@ -1868,7 +3999,19 @@
             <w:vAlign w:val="center"/>
           </w:tcPr>
           <w:p>
+            <w:pPr>
+              <w:rPr>
+                <w:rFonts w:ascii="Arial" w:hAnsi="Arial" w:cs="Arial"/>
+                <w:sz w:val="22"/>
+                <w:szCs w:val="24"/>
+              </w:rPr>
+            </w:pPr>
             <w:r>
+              <w:rPr>
+                <w:rFonts w:ascii="Arial" w:hAnsi="Arial" w:cs="Arial"/>
+                <w:sz w:val="22"/>
+                <w:szCs w:val="24"/>
+              </w:rPr>
               <w:t>Se aclararon los archivos y retiraron residuos; facilita la revisión.</w:t>
             </w:r>
           </w:p>
@@ -1879,7 +4022,19 @@
             <w:vAlign w:val="center"/>
           </w:tcPr>
           <w:p>
+            <w:pPr>
+              <w:rPr>
+                <w:rFonts w:ascii="Arial" w:hAnsi="Arial" w:cs="Arial"/>
+                <w:sz w:val="22"/>
+                <w:szCs w:val="24"/>
+              </w:rPr>
+            </w:pPr>
             <w:r>
+              <w:rPr>
+                <w:rFonts w:ascii="Arial" w:hAnsi="Arial" w:cs="Arial"/>
+                <w:sz w:val="22"/>
+                <w:szCs w:val="24"/>
+              </w:rPr>
               <w:t>00a0339; F3/README.md</w:t>
             </w:r>
           </w:p>
@@ -1895,7 +4050,19 @@
             <w:vAlign w:val="center"/>
           </w:tcPr>
           <w:p>
+            <w:pPr>
+              <w:rPr>
+                <w:rFonts w:ascii="Arial" w:hAnsi="Arial" w:cs="Arial"/>
+                <w:sz w:val="22"/>
+                <w:szCs w:val="24"/>
+              </w:rPr>
+            </w:pPr>
             <w:r>
+              <w:rPr>
+                <w:rFonts w:ascii="Arial" w:hAnsi="Arial" w:cs="Arial"/>
+                <w:sz w:val="22"/>
+                <w:szCs w:val="24"/>
+              </w:rPr>
               <w:t>Eficiencia por justificar</w:t>
             </w:r>
           </w:p>
@@ -1906,7 +4073,19 @@
             <w:vAlign w:val="center"/>
           </w:tcPr>
           <w:p>
+            <w:pPr>
+              <w:rPr>
+                <w:rFonts w:ascii="Arial" w:hAnsi="Arial" w:cs="Arial"/>
+                <w:sz w:val="22"/>
+                <w:szCs w:val="24"/>
+              </w:rPr>
+            </w:pPr>
             <w:r>
+              <w:rPr>
+                <w:rFonts w:ascii="Arial" w:hAnsi="Arial" w:cs="Arial"/>
+                <w:sz w:val="22"/>
+                <w:szCs w:val="24"/>
+              </w:rPr>
               <w:t>Se midieron bucle y groupby tras comprobar equivalencia.</w:t>
             </w:r>
           </w:p>
@@ -1917,7 +4096,19 @@
             <w:vAlign w:val="center"/>
           </w:tcPr>
           <w:p>
+            <w:pPr>
+              <w:rPr>
+                <w:rFonts w:ascii="Arial" w:hAnsi="Arial" w:cs="Arial"/>
+                <w:sz w:val="22"/>
+                <w:szCs w:val="24"/>
+              </w:rPr>
+            </w:pPr>
             <w:r>
+              <w:rPr>
+                <w:rFonts w:ascii="Arial" w:hAnsi="Arial" w:cs="Arial"/>
+                <w:sz w:val="22"/>
+                <w:szCs w:val="24"/>
+              </w:rPr>
               <w:t>6c661d9; mediciones F3</w:t>
             </w:r>
           </w:p>
@@ -1933,7 +4124,19 @@
             <w:vAlign w:val="center"/>
           </w:tcPr>
           <w:p>
+            <w:pPr>
+              <w:rPr>
+                <w:rFonts w:ascii="Arial" w:hAnsi="Arial" w:cs="Arial"/>
+                <w:sz w:val="22"/>
+                <w:szCs w:val="24"/>
+              </w:rPr>
+            </w:pPr>
             <w:r>
+              <w:rPr>
+                <w:rFonts w:ascii="Arial" w:hAnsi="Arial" w:cs="Arial"/>
+                <w:sz w:val="22"/>
+                <w:szCs w:val="24"/>
+              </w:rPr>
               <w:t>Resultados finales por comunicar</w:t>
             </w:r>
           </w:p>
@@ -1944,7 +4147,19 @@
             <w:vAlign w:val="center"/>
           </w:tcPr>
           <w:p>
+            <w:pPr>
+              <w:rPr>
+                <w:rFonts w:ascii="Arial" w:hAnsi="Arial" w:cs="Arial"/>
+                <w:sz w:val="22"/>
+                <w:szCs w:val="24"/>
+              </w:rPr>
+            </w:pPr>
             <w:r>
+              <w:rPr>
+                <w:rFonts w:ascii="Arial" w:hAnsi="Arial" w:cs="Arial"/>
+                <w:sz w:val="22"/>
+                <w:szCs w:val="24"/>
+              </w:rPr>
               <w:t>F4 vincula preguntas, figuras y sensibilidad.</w:t>
             </w:r>
           </w:p>
@@ -1955,102 +4170,247 @@
             <w:vAlign w:val="center"/>
           </w:tcPr>
           <w:p>
+            <w:pPr>
+              <w:rPr>
+                <w:rFonts w:ascii="Arial" w:hAnsi="Arial" w:cs="Arial"/>
+                <w:sz w:val="22"/>
+                <w:szCs w:val="24"/>
+                <w:lang w:val="en-US"/>
+              </w:rPr>
+            </w:pPr>
             <w:r>
-              <w:t>Notebook F4; commit tras revisión</w:t>
+              <w:rPr>
+                <w:rFonts w:ascii="Arial" w:hAnsi="Arial" w:cs="Arial"/>
+                <w:sz w:val="22"/>
+                <w:szCs w:val="24"/>
+                <w:lang w:val="en-US"/>
+              </w:rPr>
+              <w:t xml:space="preserve">Notebook F4; commit </w:t>
+            </w:r>
+            <w:r>
+              <w:rPr>
+                <w:rFonts w:ascii="Arial" w:hAnsi="Arial" w:cs="Arial"/>
+                <w:sz w:val="22"/>
+                <w:szCs w:val="24"/>
+              </w:rPr>
+              <w:t>tras revisión</w:t>
             </w:r>
           </w:p>
         </w:tc>
       </w:tr>
     </w:tbl>
-    <w:p/>
     <w:p>
+      <w:pPr>
+        <w:rPr>
+          <w:rFonts w:ascii="Arial" w:hAnsi="Arial" w:cs="Arial"/>
+          <w:lang w:val="en-US"/>
+        </w:rPr>
+      </w:pPr>
+    </w:p>
+    <w:p>
+      <w:pPr>
+        <w:jc w:val="both"/>
+        <w:rPr>
+          <w:rFonts w:ascii="Arial" w:hAnsi="Arial" w:cs="Arial"/>
+        </w:rPr>
+      </w:pPr>
       <w:r>
+        <w:rPr>
+          <w:rFonts w:ascii="Arial" w:hAnsi="Arial" w:cs="Arial"/>
+        </w:rPr>
         <w:t>Como reflexión técnica, separar preparación, cálculo y comunicación permitió verificar F4 sin rehacer F2 ni copiar las clases de F3. La lectura selectiva usó menos memoria del DataFrame y groupby redujo el tiempo medido, aunque ambas cifras dependen del equipo. Mantener el CSV fuera de GitHub exige una URL y una huella precisas. Falta comprobar el flujo completo en otro computador; para estudiar tendencias causales también harían falta más años y otras variables.</w:t>
       </w:r>
     </w:p>
     <w:p>
+      <w:pPr>
+        <w:jc w:val="both"/>
+        <w:rPr>
+          <w:rFonts w:ascii="Arial" w:hAnsi="Arial" w:cs="Arial"/>
+        </w:rPr>
+      </w:pPr>
       <w:r>
-        <w:lastRenderedPageBreak/>
+        <w:rPr>
+          <w:rFonts w:ascii="Arial" w:hAnsi="Arial" w:cs="Arial"/>
+        </w:rPr>
         <w:t>Las tres preguntas de F1 se respondieron con datos preparados en F2 y código verificado en F3. Las diferencias describen el período estudiado; sus unidades, denominadores e imputaciones importan tanto como el ranking. Recomendamos mantener trazable cada conclusión hasta su figura, código y fuente (Thimbleby, 2024).</w:t>
       </w:r>
     </w:p>
     <w:p>
       <w:pPr>
-        <w:pStyle w:val="Heading1"/>
-      </w:pPr>
-      <w:bookmarkStart w:id="11" w:name="_Toc241789714"/>
+        <w:spacing w:after="200" w:line="276" w:lineRule="auto"/>
+        <w:rPr>
+          <w:rFonts w:ascii="Arial" w:hAnsi="Arial" w:cs="Arial"/>
+        </w:rPr>
+      </w:pPr>
       <w:r>
+        <w:rPr>
+          <w:rFonts w:ascii="Arial" w:hAnsi="Arial" w:cs="Arial"/>
+        </w:rPr>
+        <w:br w:type="page"/>
+      </w:r>
+    </w:p>
+    <w:p>
+      <w:pPr>
+        <w:pStyle w:val="Ttulo1"/>
+        <w:rPr>
+          <w:rFonts w:ascii="Arial" w:hAnsi="Arial" w:cs="Arial"/>
+        </w:rPr>
+      </w:pPr>
+      <w:bookmarkStart w:id="11" w:name="_Toc241868949"/>
+      <w:r>
+        <w:rPr>
+          <w:rFonts w:ascii="Arial" w:hAnsi="Arial" w:cs="Arial"/>
+        </w:rPr>
+        <w:lastRenderedPageBreak/>
         <w:t>Referencias</w:t>
       </w:r>
       <w:bookmarkEnd w:id="11"/>
     </w:p>
+    <w:p/>
     <w:p>
       <w:pPr>
         <w:ind w:left="360" w:hanging="360"/>
+        <w:rPr>
+          <w:rFonts w:ascii="Arial" w:hAnsi="Arial" w:cs="Arial"/>
+        </w:rPr>
       </w:pPr>
       <w:r>
+        <w:rPr>
+          <w:rFonts w:ascii="Arial" w:hAnsi="Arial" w:cs="Arial"/>
+        </w:rPr>
         <w:t>Departamento de Estadísticas e Información de Salud. (s. f.). Datos abiertos. Ministerio de Salud de Chile. https://deis.minsal.cl/#datosabiertos</w:t>
       </w:r>
     </w:p>
     <w:p>
       <w:pPr>
         <w:ind w:left="360" w:hanging="360"/>
+        <w:rPr>
+          <w:rFonts w:ascii="Arial" w:hAnsi="Arial" w:cs="Arial"/>
+          <w:lang w:val="en-US"/>
+        </w:rPr>
       </w:pPr>
       <w:r>
-        <w:t>geoBoundaries. (2023). Chile ADM1: Regions [Conjunto de datos]. William &amp; Mary. https://www.geoboundaries.org/api/current/gbOpen/CHL/ADM1/</w:t>
+        <w:rPr>
+          <w:rFonts w:ascii="Arial" w:hAnsi="Arial" w:cs="Arial"/>
+        </w:rPr>
+        <w:t xml:space="preserve">geoBoundaries. (2023). Chile ADM1: </w:t>
+      </w:r>
+      <w:r>
+        <w:rPr>
+          <w:rFonts w:ascii="Arial" w:hAnsi="Arial" w:cs="Arial"/>
+          <w:lang w:val="en-US"/>
+        </w:rPr>
+        <w:t>Regions</w:t>
+      </w:r>
+      <w:r>
+        <w:rPr>
+          <w:rFonts w:ascii="Arial" w:hAnsi="Arial" w:cs="Arial"/>
+        </w:rPr>
+        <w:t xml:space="preserve"> [Conjunto de datos]. </w:t>
+      </w:r>
+      <w:r>
+        <w:rPr>
+          <w:rFonts w:ascii="Arial" w:hAnsi="Arial" w:cs="Arial"/>
+          <w:lang w:val="en-US"/>
+        </w:rPr>
+        <w:t>William &amp; Mary. https://www.geoboundaries.org/api/current/gbOpen/CHL/ADM1/</w:t>
       </w:r>
     </w:p>
     <w:p>
       <w:pPr>
         <w:ind w:left="360" w:hanging="360"/>
+        <w:rPr>
+          <w:rFonts w:ascii="Arial" w:hAnsi="Arial" w:cs="Arial"/>
+          <w:lang w:val="en-US"/>
+        </w:rPr>
       </w:pPr>
       <w:r>
+        <w:rPr>
+          <w:rFonts w:ascii="Arial" w:hAnsi="Arial" w:cs="Arial"/>
+          <w:lang w:val="en-US"/>
+        </w:rPr>
         <w:t>SciPy Community. (s. f.-a). scipy.stats.chi2_contingency. SciPy documentation. https://docs.scipy.org/doc/scipy/reference/generated/scipy.stats.chi2_contingency.html</w:t>
       </w:r>
     </w:p>
     <w:p>
       <w:pPr>
         <w:ind w:left="360" w:hanging="360"/>
+        <w:rPr>
+          <w:rFonts w:ascii="Arial" w:hAnsi="Arial" w:cs="Arial"/>
+          <w:lang w:val="en-US"/>
+        </w:rPr>
       </w:pPr>
       <w:r>
+        <w:rPr>
+          <w:rFonts w:ascii="Arial" w:hAnsi="Arial" w:cs="Arial"/>
+          <w:lang w:val="en-US"/>
+        </w:rPr>
         <w:t>SciPy Community. (s. f.-b). scipy.stats.f_oneway. SciPy documentation. https://docs.scipy.org/doc/scipy/reference/generated/scipy.stats.f_oneway.html</w:t>
       </w:r>
     </w:p>
     <w:p>
       <w:pPr>
         <w:ind w:left="360" w:hanging="360"/>
+        <w:rPr>
+          <w:rFonts w:ascii="Arial" w:hAnsi="Arial" w:cs="Arial"/>
+          <w:lang w:val="en-US"/>
+        </w:rPr>
       </w:pPr>
       <w:r>
+        <w:rPr>
+          <w:rFonts w:ascii="Arial" w:hAnsi="Arial" w:cs="Arial"/>
+          <w:lang w:val="en-US"/>
+        </w:rPr>
         <w:t>The pandas development team. (s. f.). pandas.DataFrame.groupby. pandas documentation. https://pandas.pydata.org/docs/reference/api/pandas.DataFrame.groupby.html</w:t>
       </w:r>
     </w:p>
     <w:p>
       <w:pPr>
         <w:ind w:left="360" w:hanging="360"/>
+        <w:rPr>
+          <w:rFonts w:ascii="Arial" w:hAnsi="Arial" w:cs="Arial"/>
+          <w:lang w:val="en-US"/>
+        </w:rPr>
       </w:pPr>
       <w:r>
+        <w:rPr>
+          <w:rFonts w:ascii="Arial" w:hAnsi="Arial" w:cs="Arial"/>
+          <w:lang w:val="en-US"/>
+        </w:rPr>
         <w:t>Thimbleby, H. (2024). Improving science that uses code. The Computer Journal, 67(4), 1381–1404. https://doi.org/10.1093/comjnl/bxad067</w:t>
       </w:r>
     </w:p>
     <w:p>
       <w:pPr>
         <w:ind w:left="360" w:hanging="360"/>
+        <w:rPr>
+          <w:rFonts w:ascii="Arial" w:hAnsi="Arial" w:cs="Arial"/>
+        </w:rPr>
       </w:pPr>
       <w:r>
+        <w:rPr>
+          <w:rFonts w:ascii="Arial" w:hAnsi="Arial" w:cs="Arial"/>
+        </w:rPr>
         <w:t>Universidad Andrés Bello. (2026a). MCDI500: Apunte Fase 3 [Material de curso]. MCDI500.</w:t>
       </w:r>
     </w:p>
     <w:p>
       <w:pPr>
         <w:ind w:left="360" w:hanging="360"/>
+        <w:rPr>
+          <w:rFonts w:ascii="Arial" w:hAnsi="Arial" w:cs="Arial"/>
+        </w:rPr>
       </w:pPr>
       <w:r>
+        <w:rPr>
+          <w:rFonts w:ascii="Arial" w:hAnsi="Arial" w:cs="Arial"/>
+        </w:rPr>
         <w:t>Universidad Andrés Bello. (2026b). Material didáctico Semana 3 [Repositorio docente]. https://github.com/magistercienciadatos/Material_Didactico_Semana3</w:t>
       </w:r>
     </w:p>
     <w:sectPr>
-      <w:headerReference w:type="default" r:id="rId15"/>
-      <w:footerReference w:type="default" r:id="rId16"/>
+      <w:headerReference w:type="default" r:id="rId23"/>
+      <w:footerReference w:type="default" r:id="rId24"/>
       <w:pgSz w:w="12240" w:h="15840"/>
       <w:pgMar w:top="850" w:right="1077" w:bottom="907" w:left="1077" w:header="312" w:footer="255" w:gutter="0"/>
       <w:cols w:space="720"/>
@@ -2090,7 +4450,7 @@
 <w:ftr xmlns:wpc="http://schemas.microsoft.com/office/word/2010/wordprocessingCanvas" xmlns:cx="http://schemas.microsoft.com/office/drawing/2014/chartex" xmlns:cx1="http://schemas.microsoft.com/office/drawing/2015/9/8/chartex" xmlns:cx2="http://schemas.microsoft.com/office/drawing/2015/10/21/chartex" xmlns:cx3="http://schemas.microsoft.com/office/drawing/2016/5/9/chartex" xmlns:cx4="http://schemas.microsoft.com/office/drawing/2016/5/10/chartex" xmlns:cx5="http://schemas.microsoft.com/office/drawing/2016/5/11/chartex" xmlns:cx6="http://schemas.microsoft.com/office/drawing/2016/5/12/chartex" xmlns:cx7="http://schemas.microsoft.com/office/drawing/2016/5/13/chartex" xmlns:cx8="http://schemas.microsoft.com/office/drawing/2016/5/14/chartex" xmlns:mc="http://schemas.openxmlformats.org/markup-compatibility/2006" xmlns:aink="http://schemas.microsoft.com/office/drawing/2016/ink" xmlns:am3d="http://schemas.microsoft.com/office/drawing/2017/model3d" xmlns:o="urn:schemas-microsoft-com:office:office" xmlns:oel="http://schemas.microsoft.com/office/2019/extlst" xmlns:r="http://schemas.openxmlformats.org/officeDocument/2006/relationships" xmlns:m="http://schemas.openxmlformats.org/officeDocument/2006/math" xmlns:v="urn:schemas-microsoft-com:vml" xmlns:wp14="http://schemas.microsoft.com/office/word/2010/wordprocessingDrawing" xmlns:wp="http://schemas.openxmlformats.org/drawingml/2006/wordprocessingDrawing" xmlns:w10="urn:schemas-microsoft-com:office:word" xmlns:w="http://schemas.openxmlformats.org/wordprocessingml/2006/main" xmlns:w14="http://schemas.microsoft.com/office/word/2010/wordml" xmlns:w15="http://schemas.microsoft.com/office/word/2012/wordml" xmlns:w16cex="http://schemas.microsoft.com/office/word/2018/wordml/cex" xmlns:w16cid="http://schemas.microsoft.com/office/word/2016/wordml/cid" xmlns:w16="http://schemas.microsoft.com/office/word/2018/wordml" xmlns:w16du="http://schemas.microsoft.com/office/word/2023/wordml/word16du" xmlns:w16sdtdh="http://schemas.microsoft.com/office/word/2020/wordml/sdtdatahash" xmlns:w16sdtfl="http://schemas.microsoft.com/office/word/2024/wordml/sdtformatlock" xmlns:w16se="http://schemas.microsoft.com/office/word/2015/wordml/symex" xmlns:wpg="http://schemas.microsoft.com/office/word/2010/wordprocessingGroup" xmlns:wpi="http://schemas.microsoft.com/office/word/2010/wordprocessingInk" xmlns:wne="http://schemas.microsoft.com/office/word/2006/wordml" xmlns:wps="http://schemas.microsoft.com/office/word/2010/wordprocessingShape" mc:Ignorable="w14 w15 w16se w16cid w16 w16cex w16sdtdh w16sdtfl w16du wp14">
   <w:p>
     <w:pPr>
-      <w:pStyle w:val="Footer"/>
+      <w:pStyle w:val="Piedepgina"/>
       <w:jc w:val="right"/>
     </w:pPr>
   </w:p>
@@ -2211,7 +4571,7 @@
 <w:hdr xmlns:wpc="http://schemas.microsoft.com/office/word/2010/wordprocessingCanvas" xmlns:cx="http://schemas.microsoft.com/office/drawing/2014/chartex" xmlns:cx1="http://schemas.microsoft.com/office/drawing/2015/9/8/chartex" xmlns:cx2="http://schemas.microsoft.com/office/drawing/2015/10/21/chartex" xmlns:cx3="http://schemas.microsoft.com/office/drawing/2016/5/9/chartex" xmlns:cx4="http://schemas.microsoft.com/office/drawing/2016/5/10/chartex" xmlns:cx5="http://schemas.microsoft.com/office/drawing/2016/5/11/chartex" xmlns:cx6="http://schemas.microsoft.com/office/drawing/2016/5/12/chartex" xmlns:cx7="http://schemas.microsoft.com/office/drawing/2016/5/13/chartex" xmlns:cx8="http://schemas.microsoft.com/office/drawing/2016/5/14/chartex" xmlns:mc="http://schemas.openxmlformats.org/markup-compatibility/2006" xmlns:aink="http://schemas.microsoft.com/office/drawing/2016/ink" xmlns:am3d="http://schemas.microsoft.com/office/drawing/2017/model3d" xmlns:o="urn:schemas-microsoft-com:office:office" xmlns:oel="http://schemas.microsoft.com/office/2019/extlst" xmlns:r="http://schemas.openxmlformats.org/officeDocument/2006/relationships" xmlns:m="http://schemas.openxmlformats.org/officeDocument/2006/math" xmlns:v="urn:schemas-microsoft-com:vml" xmlns:wp14="http://schemas.microsoft.com/office/word/2010/wordprocessingDrawing" xmlns:wp="http://schemas.openxmlformats.org/drawingml/2006/wordprocessingDrawing" xmlns:w10="urn:schemas-microsoft-com:office:word" xmlns:w="http://schemas.openxmlformats.org/wordprocessingml/2006/main" xmlns:w14="http://schemas.microsoft.com/office/word/2010/wordml" xmlns:w15="http://schemas.microsoft.com/office/word/2012/wordml" xmlns:w16cex="http://schemas.microsoft.com/office/word/2018/wordml/cex" xmlns:w16cid="http://schemas.microsoft.com/office/word/2016/wordml/cid" xmlns:w16="http://schemas.microsoft.com/office/word/2018/wordml" xmlns:w16du="http://schemas.microsoft.com/office/word/2023/wordml/word16du" xmlns:w16sdtdh="http://schemas.microsoft.com/office/word/2020/wordml/sdtdatahash" xmlns:w16sdtfl="http://schemas.microsoft.com/office/word/2024/wordml/sdtformatlock" xmlns:w16se="http://schemas.microsoft.com/office/word/2015/wordml/symex" xmlns:wpg="http://schemas.microsoft.com/office/word/2010/wordprocessingGroup" xmlns:wpi="http://schemas.microsoft.com/office/word/2010/wordprocessingInk" xmlns:wne="http://schemas.microsoft.com/office/word/2006/wordml" xmlns:wps="http://schemas.microsoft.com/office/word/2010/wordprocessingShape" mc:Ignorable="w14 w15 w16se w16cid w16 w16cex w16sdtdh w16sdtfl w16du wp14">
   <w:p>
     <w:pPr>
-      <w:pStyle w:val="Header"/>
+      <w:pStyle w:val="Encabezado"/>
     </w:pPr>
   </w:p>
   <w:tbl>
@@ -2344,7 +4704,7 @@
     <w:lvl w:ilvl="0">
       <w:start w:val="1"/>
       <w:numFmt w:val="decimal"/>
-      <w:pStyle w:val="ListNumber3"/>
+      <w:pStyle w:val="Listaconnmeros3"/>
       <w:lvlText w:val="%1."/>
       <w:lvlJc w:val="left"/>
       <w:pPr>
@@ -2362,7 +4722,7 @@
     <w:lvl w:ilvl="0">
       <w:start w:val="1"/>
       <w:numFmt w:val="decimal"/>
-      <w:pStyle w:val="ListNumber2"/>
+      <w:pStyle w:val="Listaconnmeros2"/>
       <w:lvlText w:val="%1."/>
       <w:lvlJc w:val="left"/>
       <w:pPr>
@@ -2400,7 +4760,7 @@
     <w:lvl w:ilvl="0">
       <w:start w:val="1"/>
       <w:numFmt w:val="bullet"/>
-      <w:pStyle w:val="ListBullet3"/>
+      <w:pStyle w:val="Listaconvietas3"/>
       <w:lvlText w:val=""/>
       <w:lvlJc w:val="left"/>
       <w:pPr>
@@ -2421,7 +4781,7 @@
     <w:lvl w:ilvl="0">
       <w:start w:val="1"/>
       <w:numFmt w:val="bullet"/>
-      <w:pStyle w:val="ListBullet2"/>
+      <w:pStyle w:val="Listaconvietas2"/>
       <w:lvlText w:val=""/>
       <w:lvlJc w:val="left"/>
       <w:pPr>
@@ -2442,7 +4802,7 @@
     <w:lvl w:ilvl="0">
       <w:start w:val="1"/>
       <w:numFmt w:val="decimal"/>
-      <w:pStyle w:val="ListNumber"/>
+      <w:pStyle w:val="Listaconnmeros"/>
       <w:lvlText w:val="%1."/>
       <w:lvlJc w:val="left"/>
       <w:pPr>
@@ -2460,7 +4820,7 @@
     <w:lvl w:ilvl="0">
       <w:start w:val="1"/>
       <w:numFmt w:val="bullet"/>
-      <w:pStyle w:val="ListBullet"/>
+      <w:pStyle w:val="Listaconvietas"/>
       <w:lvlText w:val=""/>
       <w:lvlJc w:val="left"/>
       <w:pPr>
@@ -2471,6 +4831,119 @@
       </w:pPr>
       <w:rPr>
         <w:rFonts w:ascii="Symbol" w:hAnsi="Symbol" w:hint="default"/>
+      </w:rPr>
+    </w:lvl>
+  </w:abstractNum>
+  <w:abstractNum w:abstractNumId="9" w15:restartNumberingAfterBreak="0">
+    <w:nsid w:val="0F880BFE"/>
+    <w:multiLevelType w:val="hybridMultilevel"/>
+    <w:tmpl w:val="F69C7C6C"/>
+    <w:lvl w:ilvl="0" w:tplc="CF5A6B8A">
+      <w:start w:val="1"/>
+      <w:numFmt w:val="bullet"/>
+      <w:lvlText w:val="-"/>
+      <w:lvlJc w:val="left"/>
+      <w:pPr>
+        <w:ind w:left="720" w:hanging="360"/>
+      </w:pPr>
+      <w:rPr>
+        <w:rFonts w:ascii="Arial" w:eastAsiaTheme="minorEastAsia" w:hAnsi="Arial" w:cs="Arial" w:hint="default"/>
+      </w:rPr>
+    </w:lvl>
+    <w:lvl w:ilvl="1" w:tplc="340A0003" w:tentative="1">
+      <w:start w:val="1"/>
+      <w:numFmt w:val="bullet"/>
+      <w:lvlText w:val="o"/>
+      <w:lvlJc w:val="left"/>
+      <w:pPr>
+        <w:ind w:left="1440" w:hanging="360"/>
+      </w:pPr>
+      <w:rPr>
+        <w:rFonts w:ascii="Courier New" w:hAnsi="Courier New" w:cs="Courier New" w:hint="default"/>
+      </w:rPr>
+    </w:lvl>
+    <w:lvl w:ilvl="2" w:tplc="340A0005" w:tentative="1">
+      <w:start w:val="1"/>
+      <w:numFmt w:val="bullet"/>
+      <w:lvlText w:val=""/>
+      <w:lvlJc w:val="left"/>
+      <w:pPr>
+        <w:ind w:left="2160" w:hanging="360"/>
+      </w:pPr>
+      <w:rPr>
+        <w:rFonts w:ascii="Wingdings" w:hAnsi="Wingdings" w:hint="default"/>
+      </w:rPr>
+    </w:lvl>
+    <w:lvl w:ilvl="3" w:tplc="340A0001" w:tentative="1">
+      <w:start w:val="1"/>
+      <w:numFmt w:val="bullet"/>
+      <w:lvlText w:val=""/>
+      <w:lvlJc w:val="left"/>
+      <w:pPr>
+        <w:ind w:left="2880" w:hanging="360"/>
+      </w:pPr>
+      <w:rPr>
+        <w:rFonts w:ascii="Symbol" w:hAnsi="Symbol" w:hint="default"/>
+      </w:rPr>
+    </w:lvl>
+    <w:lvl w:ilvl="4" w:tplc="340A0003" w:tentative="1">
+      <w:start w:val="1"/>
+      <w:numFmt w:val="bullet"/>
+      <w:lvlText w:val="o"/>
+      <w:lvlJc w:val="left"/>
+      <w:pPr>
+        <w:ind w:left="3600" w:hanging="360"/>
+      </w:pPr>
+      <w:rPr>
+        <w:rFonts w:ascii="Courier New" w:hAnsi="Courier New" w:cs="Courier New" w:hint="default"/>
+      </w:rPr>
+    </w:lvl>
+    <w:lvl w:ilvl="5" w:tplc="340A0005" w:tentative="1">
+      <w:start w:val="1"/>
+      <w:numFmt w:val="bullet"/>
+      <w:lvlText w:val=""/>
+      <w:lvlJc w:val="left"/>
+      <w:pPr>
+        <w:ind w:left="4320" w:hanging="360"/>
+      </w:pPr>
+      <w:rPr>
+        <w:rFonts w:ascii="Wingdings" w:hAnsi="Wingdings" w:hint="default"/>
+      </w:rPr>
+    </w:lvl>
+    <w:lvl w:ilvl="6" w:tplc="340A0001" w:tentative="1">
+      <w:start w:val="1"/>
+      <w:numFmt w:val="bullet"/>
+      <w:lvlText w:val=""/>
+      <w:lvlJc w:val="left"/>
+      <w:pPr>
+        <w:ind w:left="5040" w:hanging="360"/>
+      </w:pPr>
+      <w:rPr>
+        <w:rFonts w:ascii="Symbol" w:hAnsi="Symbol" w:hint="default"/>
+      </w:rPr>
+    </w:lvl>
+    <w:lvl w:ilvl="7" w:tplc="340A0003" w:tentative="1">
+      <w:start w:val="1"/>
+      <w:numFmt w:val="bullet"/>
+      <w:lvlText w:val="o"/>
+      <w:lvlJc w:val="left"/>
+      <w:pPr>
+        <w:ind w:left="5760" w:hanging="360"/>
+      </w:pPr>
+      <w:rPr>
+        <w:rFonts w:ascii="Courier New" w:hAnsi="Courier New" w:cs="Courier New" w:hint="default"/>
+      </w:rPr>
+    </w:lvl>
+    <w:lvl w:ilvl="8" w:tplc="340A0005" w:tentative="1">
+      <w:start w:val="1"/>
+      <w:numFmt w:val="bullet"/>
+      <w:lvlText w:val=""/>
+      <w:lvlJc w:val="left"/>
+      <w:pPr>
+        <w:ind w:left="6480" w:hanging="360"/>
+      </w:pPr>
+      <w:rPr>
+        <w:rFonts w:ascii="Wingdings" w:hAnsi="Wingdings" w:hint="default"/>
       </w:rPr>
     </w:lvl>
   </w:abstractNum>
@@ -2500,6 +4973,9 @@
   </w:num>
   <w:num w:numId="9" w16cid:durableId="1219971810">
     <w:abstractNumId w:val="0"/>
+  </w:num>
+  <w:num w:numId="10" w16cid:durableId="1918132422">
+    <w:abstractNumId w:val="9"/>
   </w:num>
 </w:numbering>
 </file>
@@ -2588,7 +5064,7 @@
     <w:lsdException w:name="Closing" w:semiHidden="1" w:unhideWhenUsed="1"/>
     <w:lsdException w:name="Signature" w:semiHidden="1" w:unhideWhenUsed="1"/>
     <w:lsdException w:name="Default Paragraph Font" w:semiHidden="1" w:uiPriority="1" w:unhideWhenUsed="1"/>
-    <w:lsdException w:name="Body Text" w:semiHidden="1" w:unhideWhenUsed="1"/>
+    <w:lsdException w:name="Body Text" w:semiHidden="1" w:uiPriority="1" w:unhideWhenUsed="1" w:qFormat="1"/>
     <w:lsdException w:name="Body Text Indent" w:semiHidden="1" w:unhideWhenUsed="1"/>
     <w:lsdException w:name="List Continue" w:semiHidden="1" w:unhideWhenUsed="1"/>
     <w:lsdException w:name="List Continue 2" w:semiHidden="1" w:unhideWhenUsed="1"/>
@@ -2904,11 +5380,11 @@
       <w:lang w:val="es-CL"/>
     </w:rPr>
   </w:style>
-  <w:style w:type="paragraph" w:styleId="Heading1">
+  <w:style w:type="paragraph" w:styleId="Ttulo1">
     <w:name w:val="heading 1"/>
     <w:basedOn w:val="Normal"/>
     <w:next w:val="Normal"/>
-    <w:link w:val="Heading1Char"/>
+    <w:link w:val="Ttulo1Car"/>
     <w:uiPriority w:val="9"/>
     <w:qFormat/>
     <w:rsid w:val="00FC693F"/>
@@ -2926,11 +5402,11 @@
       <w:szCs w:val="28"/>
     </w:rPr>
   </w:style>
-  <w:style w:type="paragraph" w:styleId="Heading2">
+  <w:style w:type="paragraph" w:styleId="Ttulo2">
     <w:name w:val="heading 2"/>
     <w:basedOn w:val="Normal"/>
     <w:next w:val="Normal"/>
-    <w:link w:val="Heading2Char"/>
+    <w:link w:val="Ttulo2Car"/>
     <w:uiPriority w:val="9"/>
     <w:unhideWhenUsed/>
     <w:qFormat/>
@@ -2949,11 +5425,11 @@
       <w:szCs w:val="26"/>
     </w:rPr>
   </w:style>
-  <w:style w:type="paragraph" w:styleId="Heading3">
+  <w:style w:type="paragraph" w:styleId="Ttulo3">
     <w:name w:val="heading 3"/>
     <w:basedOn w:val="Normal"/>
     <w:next w:val="Normal"/>
-    <w:link w:val="Heading3Char"/>
+    <w:link w:val="Ttulo3Car"/>
     <w:uiPriority w:val="9"/>
     <w:unhideWhenUsed/>
     <w:qFormat/>
@@ -2971,11 +5447,11 @@
       <w:color w:val="4F81BD" w:themeColor="accent1"/>
     </w:rPr>
   </w:style>
-  <w:style w:type="paragraph" w:styleId="Heading4">
+  <w:style w:type="paragraph" w:styleId="Ttulo4">
     <w:name w:val="heading 4"/>
     <w:basedOn w:val="Normal"/>
     <w:next w:val="Normal"/>
-    <w:link w:val="Heading4Char"/>
+    <w:link w:val="Ttulo4Car"/>
     <w:uiPriority w:val="9"/>
     <w:semiHidden/>
     <w:unhideWhenUsed/>
@@ -2996,11 +5472,11 @@
       <w:color w:val="4F81BD" w:themeColor="accent1"/>
     </w:rPr>
   </w:style>
-  <w:style w:type="paragraph" w:styleId="Heading5">
+  <w:style w:type="paragraph" w:styleId="Ttulo5">
     <w:name w:val="heading 5"/>
     <w:basedOn w:val="Normal"/>
     <w:next w:val="Normal"/>
-    <w:link w:val="Heading5Char"/>
+    <w:link w:val="Ttulo5Car"/>
     <w:uiPriority w:val="9"/>
     <w:semiHidden/>
     <w:unhideWhenUsed/>
@@ -3017,11 +5493,11 @@
       <w:color w:val="243F60" w:themeColor="accent1" w:themeShade="7F"/>
     </w:rPr>
   </w:style>
-  <w:style w:type="paragraph" w:styleId="Heading6">
+  <w:style w:type="paragraph" w:styleId="Ttulo6">
     <w:name w:val="heading 6"/>
     <w:basedOn w:val="Normal"/>
     <w:next w:val="Normal"/>
-    <w:link w:val="Heading6Char"/>
+    <w:link w:val="Ttulo6Car"/>
     <w:uiPriority w:val="9"/>
     <w:semiHidden/>
     <w:unhideWhenUsed/>
@@ -3040,11 +5516,11 @@
       <w:color w:val="243F60" w:themeColor="accent1" w:themeShade="7F"/>
     </w:rPr>
   </w:style>
-  <w:style w:type="paragraph" w:styleId="Heading7">
+  <w:style w:type="paragraph" w:styleId="Ttulo7">
     <w:name w:val="heading 7"/>
     <w:basedOn w:val="Normal"/>
     <w:next w:val="Normal"/>
-    <w:link w:val="Heading7Char"/>
+    <w:link w:val="Ttulo7Car"/>
     <w:uiPriority w:val="9"/>
     <w:semiHidden/>
     <w:unhideWhenUsed/>
@@ -3063,11 +5539,11 @@
       <w:color w:val="404040" w:themeColor="text1" w:themeTint="BF"/>
     </w:rPr>
   </w:style>
-  <w:style w:type="paragraph" w:styleId="Heading8">
+  <w:style w:type="paragraph" w:styleId="Ttulo8">
     <w:name w:val="heading 8"/>
     <w:basedOn w:val="Normal"/>
     <w:next w:val="Normal"/>
-    <w:link w:val="Heading8Char"/>
+    <w:link w:val="Ttulo8Car"/>
     <w:uiPriority w:val="9"/>
     <w:semiHidden/>
     <w:unhideWhenUsed/>
@@ -3086,11 +5562,11 @@
       <w:szCs w:val="20"/>
     </w:rPr>
   </w:style>
-  <w:style w:type="paragraph" w:styleId="Heading9">
+  <w:style w:type="paragraph" w:styleId="Ttulo9">
     <w:name w:val="heading 9"/>
     <w:basedOn w:val="Normal"/>
     <w:next w:val="Normal"/>
-    <w:link w:val="Heading9Char"/>
+    <w:link w:val="Ttulo9Car"/>
     <w:uiPriority w:val="9"/>
     <w:semiHidden/>
     <w:unhideWhenUsed/>
@@ -3111,13 +5587,13 @@
       <w:szCs w:val="20"/>
     </w:rPr>
   </w:style>
-  <w:style w:type="character" w:default="1" w:styleId="DefaultParagraphFont">
+  <w:style w:type="character" w:default="1" w:styleId="Fuentedeprrafopredeter">
     <w:name w:val="Default Paragraph Font"/>
     <w:uiPriority w:val="1"/>
     <w:semiHidden/>
     <w:unhideWhenUsed/>
   </w:style>
-  <w:style w:type="table" w:default="1" w:styleId="TableNormal">
+  <w:style w:type="table" w:default="1" w:styleId="Tablanormal">
     <w:name w:val="Normal Table"/>
     <w:uiPriority w:val="99"/>
     <w:semiHidden/>
@@ -3132,16 +5608,16 @@
       </w:tblCellMar>
     </w:tblPr>
   </w:style>
-  <w:style w:type="numbering" w:default="1" w:styleId="NoList">
+  <w:style w:type="numbering" w:default="1" w:styleId="Sinlista">
     <w:name w:val="No List"/>
     <w:uiPriority w:val="99"/>
     <w:semiHidden/>
     <w:unhideWhenUsed/>
   </w:style>
-  <w:style w:type="paragraph" w:styleId="Header">
+  <w:style w:type="paragraph" w:styleId="Encabezado">
     <w:name w:val="header"/>
     <w:basedOn w:val="Normal"/>
-    <w:link w:val="HeaderChar"/>
+    <w:link w:val="EncabezadoCar"/>
     <w:uiPriority w:val="99"/>
     <w:unhideWhenUsed/>
     <w:rsid w:val="00E618BF"/>
@@ -3153,20 +5629,20 @@
       <w:spacing w:after="0" w:line="240" w:lineRule="auto"/>
     </w:pPr>
   </w:style>
-  <w:style w:type="character" w:customStyle="1" w:styleId="HeaderChar">
-    <w:name w:val="Header Char"/>
-    <w:basedOn w:val="DefaultParagraphFont"/>
-    <w:link w:val="Header"/>
+  <w:style w:type="character" w:customStyle="1" w:styleId="EncabezadoCar">
+    <w:name w:val="Encabezado Car"/>
+    <w:basedOn w:val="Fuentedeprrafopredeter"/>
+    <w:link w:val="Encabezado"/>
     <w:uiPriority w:val="99"/>
     <w:rsid w:val="00E618BF"/>
     <w:rPr>
       <w:lang w:val="es-CL"/>
     </w:rPr>
   </w:style>
-  <w:style w:type="paragraph" w:styleId="Footer">
+  <w:style w:type="paragraph" w:styleId="Piedepgina">
     <w:name w:val="footer"/>
     <w:basedOn w:val="Normal"/>
-    <w:link w:val="FooterChar"/>
+    <w:link w:val="PiedepginaCar"/>
     <w:uiPriority w:val="99"/>
     <w:unhideWhenUsed/>
     <w:rsid w:val="00E618BF"/>
@@ -3178,17 +5654,17 @@
       <w:spacing w:after="0" w:line="240" w:lineRule="auto"/>
     </w:pPr>
   </w:style>
-  <w:style w:type="character" w:customStyle="1" w:styleId="FooterChar">
-    <w:name w:val="Footer Char"/>
-    <w:basedOn w:val="DefaultParagraphFont"/>
-    <w:link w:val="Footer"/>
+  <w:style w:type="character" w:customStyle="1" w:styleId="PiedepginaCar">
+    <w:name w:val="Pie de página Car"/>
+    <w:basedOn w:val="Fuentedeprrafopredeter"/>
+    <w:link w:val="Piedepgina"/>
     <w:uiPriority w:val="99"/>
     <w:rsid w:val="00E618BF"/>
     <w:rPr>
       <w:lang w:val="es-CL"/>
     </w:rPr>
   </w:style>
-  <w:style w:type="paragraph" w:styleId="NoSpacing">
+  <w:style w:type="paragraph" w:styleId="Sinespaciado">
     <w:name w:val="No Spacing"/>
     <w:uiPriority w:val="1"/>
     <w:qFormat/>
@@ -3200,10 +5676,10 @@
       <w:lang w:val="es-CL"/>
     </w:rPr>
   </w:style>
-  <w:style w:type="character" w:customStyle="1" w:styleId="Heading1Char">
-    <w:name w:val="Heading 1 Char"/>
-    <w:basedOn w:val="DefaultParagraphFont"/>
-    <w:link w:val="Heading1"/>
+  <w:style w:type="character" w:customStyle="1" w:styleId="Ttulo1Car">
+    <w:name w:val="Título 1 Car"/>
+    <w:basedOn w:val="Fuentedeprrafopredeter"/>
+    <w:link w:val="Ttulo1"/>
     <w:uiPriority w:val="9"/>
     <w:rsid w:val="00FC693F"/>
     <w:rPr>
@@ -3216,10 +5692,10 @@
       <w:lang w:val="es-CL"/>
     </w:rPr>
   </w:style>
-  <w:style w:type="character" w:customStyle="1" w:styleId="Heading2Char">
-    <w:name w:val="Heading 2 Char"/>
-    <w:basedOn w:val="DefaultParagraphFont"/>
-    <w:link w:val="Heading2"/>
+  <w:style w:type="character" w:customStyle="1" w:styleId="Ttulo2Car">
+    <w:name w:val="Título 2 Car"/>
+    <w:basedOn w:val="Fuentedeprrafopredeter"/>
+    <w:link w:val="Ttulo2"/>
     <w:uiPriority w:val="9"/>
     <w:rsid w:val="00FC693F"/>
     <w:rPr>
@@ -3232,10 +5708,10 @@
       <w:lang w:val="es-CL"/>
     </w:rPr>
   </w:style>
-  <w:style w:type="character" w:customStyle="1" w:styleId="Heading3Char">
-    <w:name w:val="Heading 3 Char"/>
-    <w:basedOn w:val="DefaultParagraphFont"/>
-    <w:link w:val="Heading3"/>
+  <w:style w:type="character" w:customStyle="1" w:styleId="Ttulo3Car">
+    <w:name w:val="Título 3 Car"/>
+    <w:basedOn w:val="Fuentedeprrafopredeter"/>
+    <w:link w:val="Ttulo3"/>
     <w:uiPriority w:val="9"/>
     <w:rsid w:val="00FC693F"/>
     <w:rPr>
@@ -3246,11 +5722,11 @@
       <w:lang w:val="es-CL"/>
     </w:rPr>
   </w:style>
-  <w:style w:type="paragraph" w:styleId="Title">
+  <w:style w:type="paragraph" w:styleId="Ttulo">
     <w:name w:val="Title"/>
     <w:basedOn w:val="Normal"/>
     <w:next w:val="Normal"/>
-    <w:link w:val="TitleChar"/>
+    <w:link w:val="TtuloCar"/>
     <w:uiPriority w:val="10"/>
     <w:qFormat/>
     <w:rsid w:val="00FC693F"/>
@@ -3271,10 +5747,10 @@
       <w:szCs w:val="52"/>
     </w:rPr>
   </w:style>
-  <w:style w:type="character" w:customStyle="1" w:styleId="TitleChar">
-    <w:name w:val="Title Char"/>
-    <w:basedOn w:val="DefaultParagraphFont"/>
-    <w:link w:val="Title"/>
+  <w:style w:type="character" w:customStyle="1" w:styleId="TtuloCar">
+    <w:name w:val="Título Car"/>
+    <w:basedOn w:val="Fuentedeprrafopredeter"/>
+    <w:link w:val="Ttulo"/>
     <w:uiPriority w:val="10"/>
     <w:rsid w:val="00FC693F"/>
     <w:rPr>
@@ -3287,11 +5763,11 @@
       <w:lang w:val="es-CL"/>
     </w:rPr>
   </w:style>
-  <w:style w:type="paragraph" w:styleId="Subtitle">
+  <w:style w:type="paragraph" w:styleId="Subttulo">
     <w:name w:val="Subtitle"/>
     <w:basedOn w:val="Normal"/>
     <w:next w:val="Normal"/>
-    <w:link w:val="SubtitleChar"/>
+    <w:link w:val="SubttuloCar"/>
     <w:uiPriority w:val="11"/>
     <w:qFormat/>
     <w:rsid w:val="00FC693F"/>
@@ -3310,10 +5786,10 @@
       <w:szCs w:val="24"/>
     </w:rPr>
   </w:style>
-  <w:style w:type="character" w:customStyle="1" w:styleId="SubtitleChar">
-    <w:name w:val="Subtitle Char"/>
-    <w:basedOn w:val="DefaultParagraphFont"/>
-    <w:link w:val="Subtitle"/>
+  <w:style w:type="character" w:customStyle="1" w:styleId="SubttuloCar">
+    <w:name w:val="Subtítulo Car"/>
+    <w:basedOn w:val="Fuentedeprrafopredeter"/>
+    <w:link w:val="Subttulo"/>
     <w:uiPriority w:val="11"/>
     <w:rsid w:val="00FC693F"/>
     <w:rPr>
@@ -3327,7 +5803,7 @@
       <w:lang w:val="es-CL"/>
     </w:rPr>
   </w:style>
-  <w:style w:type="paragraph" w:styleId="ListParagraph">
+  <w:style w:type="paragraph" w:styleId="Prrafodelista">
     <w:name w:val="List Paragraph"/>
     <w:basedOn w:val="Normal"/>
     <w:uiPriority w:val="34"/>
@@ -3338,28 +5814,29 @@
       <w:contextualSpacing/>
     </w:pPr>
   </w:style>
-  <w:style w:type="paragraph" w:styleId="BodyText">
+  <w:style w:type="paragraph" w:styleId="Textoindependiente">
     <w:name w:val="Body Text"/>
     <w:basedOn w:val="Normal"/>
-    <w:link w:val="BodyTextChar"/>
-    <w:uiPriority w:val="99"/>
+    <w:link w:val="TextoindependienteCar"/>
+    <w:uiPriority w:val="1"/>
     <w:unhideWhenUsed/>
+    <w:qFormat/>
     <w:rsid w:val="00AA1D8D"/>
   </w:style>
-  <w:style w:type="character" w:customStyle="1" w:styleId="BodyTextChar">
-    <w:name w:val="Body Text Char"/>
-    <w:basedOn w:val="DefaultParagraphFont"/>
-    <w:link w:val="BodyText"/>
+  <w:style w:type="character" w:customStyle="1" w:styleId="TextoindependienteCar">
+    <w:name w:val="Texto independiente Car"/>
+    <w:basedOn w:val="Fuentedeprrafopredeter"/>
+    <w:link w:val="Textoindependiente"/>
     <w:uiPriority w:val="99"/>
     <w:rsid w:val="00AA1D8D"/>
     <w:rPr>
       <w:lang w:val="es-CL"/>
     </w:rPr>
   </w:style>
-  <w:style w:type="paragraph" w:styleId="BodyText2">
+  <w:style w:type="paragraph" w:styleId="Textoindependiente2">
     <w:name w:val="Body Text 2"/>
     <w:basedOn w:val="Normal"/>
-    <w:link w:val="BodyText2Char"/>
+    <w:link w:val="Textoindependiente2Car"/>
     <w:uiPriority w:val="99"/>
     <w:unhideWhenUsed/>
     <w:rsid w:val="00AA1D8D"/>
@@ -3367,20 +5844,20 @@
       <w:spacing w:line="480" w:lineRule="auto"/>
     </w:pPr>
   </w:style>
-  <w:style w:type="character" w:customStyle="1" w:styleId="BodyText2Char">
-    <w:name w:val="Body Text 2 Char"/>
-    <w:basedOn w:val="DefaultParagraphFont"/>
-    <w:link w:val="BodyText2"/>
+  <w:style w:type="character" w:customStyle="1" w:styleId="Textoindependiente2Car">
+    <w:name w:val="Texto independiente 2 Car"/>
+    <w:basedOn w:val="Fuentedeprrafopredeter"/>
+    <w:link w:val="Textoindependiente2"/>
     <w:uiPriority w:val="99"/>
     <w:rsid w:val="00AA1D8D"/>
     <w:rPr>
       <w:lang w:val="es-CL"/>
     </w:rPr>
   </w:style>
-  <w:style w:type="paragraph" w:styleId="BodyText3">
+  <w:style w:type="paragraph" w:styleId="Textoindependiente3">
     <w:name w:val="Body Text 3"/>
     <w:basedOn w:val="Normal"/>
-    <w:link w:val="BodyText3Char"/>
+    <w:link w:val="Textoindependiente3Car"/>
     <w:uiPriority w:val="99"/>
     <w:unhideWhenUsed/>
     <w:rsid w:val="00AA1D8D"/>
@@ -3389,10 +5866,10 @@
       <w:szCs w:val="16"/>
     </w:rPr>
   </w:style>
-  <w:style w:type="character" w:customStyle="1" w:styleId="BodyText3Char">
-    <w:name w:val="Body Text 3 Char"/>
-    <w:basedOn w:val="DefaultParagraphFont"/>
-    <w:link w:val="BodyText3"/>
+  <w:style w:type="character" w:customStyle="1" w:styleId="Textoindependiente3Car">
+    <w:name w:val="Texto independiente 3 Car"/>
+    <w:basedOn w:val="Fuentedeprrafopredeter"/>
+    <w:link w:val="Textoindependiente3"/>
     <w:uiPriority w:val="99"/>
     <w:rsid w:val="00AA1D8D"/>
     <w:rPr>
@@ -3401,7 +5878,7 @@
       <w:lang w:val="es-CL"/>
     </w:rPr>
   </w:style>
-  <w:style w:type="paragraph" w:styleId="List">
+  <w:style w:type="paragraph" w:styleId="Lista">
     <w:name w:val="List"/>
     <w:basedOn w:val="Normal"/>
     <w:uiPriority w:val="99"/>
@@ -3412,7 +5889,7 @@
       <w:contextualSpacing/>
     </w:pPr>
   </w:style>
-  <w:style w:type="paragraph" w:styleId="List2">
+  <w:style w:type="paragraph" w:styleId="Lista2">
     <w:name w:val="List 2"/>
     <w:basedOn w:val="Normal"/>
     <w:uiPriority w:val="99"/>
@@ -3423,7 +5900,7 @@
       <w:contextualSpacing/>
     </w:pPr>
   </w:style>
-  <w:style w:type="paragraph" w:styleId="List3">
+  <w:style w:type="paragraph" w:styleId="Lista3">
     <w:name w:val="List 3"/>
     <w:basedOn w:val="Normal"/>
     <w:uiPriority w:val="99"/>
@@ -3434,7 +5911,7 @@
       <w:contextualSpacing/>
     </w:pPr>
   </w:style>
-  <w:style w:type="paragraph" w:styleId="ListBullet">
+  <w:style w:type="paragraph" w:styleId="Listaconvietas">
     <w:name w:val="List Bullet"/>
     <w:basedOn w:val="Normal"/>
     <w:uiPriority w:val="99"/>
@@ -3447,7 +5924,7 @@
       <w:contextualSpacing/>
     </w:pPr>
   </w:style>
-  <w:style w:type="paragraph" w:styleId="ListBullet2">
+  <w:style w:type="paragraph" w:styleId="Listaconvietas2">
     <w:name w:val="List Bullet 2"/>
     <w:basedOn w:val="Normal"/>
     <w:uiPriority w:val="99"/>
@@ -3460,7 +5937,7 @@
       <w:contextualSpacing/>
     </w:pPr>
   </w:style>
-  <w:style w:type="paragraph" w:styleId="ListBullet3">
+  <w:style w:type="paragraph" w:styleId="Listaconvietas3">
     <w:name w:val="List Bullet 3"/>
     <w:basedOn w:val="Normal"/>
     <w:uiPriority w:val="99"/>
@@ -3473,7 +5950,7 @@
       <w:contextualSpacing/>
     </w:pPr>
   </w:style>
-  <w:style w:type="paragraph" w:styleId="ListNumber">
+  <w:style w:type="paragraph" w:styleId="Listaconnmeros">
     <w:name w:val="List Number"/>
     <w:basedOn w:val="Normal"/>
     <w:uiPriority w:val="99"/>
@@ -3486,7 +5963,7 @@
       <w:contextualSpacing/>
     </w:pPr>
   </w:style>
-  <w:style w:type="paragraph" w:styleId="ListNumber2">
+  <w:style w:type="paragraph" w:styleId="Listaconnmeros2">
     <w:name w:val="List Number 2"/>
     <w:basedOn w:val="Normal"/>
     <w:uiPriority w:val="99"/>
@@ -3499,7 +5976,7 @@
       <w:contextualSpacing/>
     </w:pPr>
   </w:style>
-  <w:style w:type="paragraph" w:styleId="ListNumber3">
+  <w:style w:type="paragraph" w:styleId="Listaconnmeros3">
     <w:name w:val="List Number 3"/>
     <w:basedOn w:val="Normal"/>
     <w:uiPriority w:val="99"/>
@@ -3512,7 +5989,7 @@
       <w:contextualSpacing/>
     </w:pPr>
   </w:style>
-  <w:style w:type="paragraph" w:styleId="ListContinue">
+  <w:style w:type="paragraph" w:styleId="Continuarlista">
     <w:name w:val="List Continue"/>
     <w:basedOn w:val="Normal"/>
     <w:uiPriority w:val="99"/>
@@ -3523,7 +6000,7 @@
       <w:contextualSpacing/>
     </w:pPr>
   </w:style>
-  <w:style w:type="paragraph" w:styleId="ListContinue2">
+  <w:style w:type="paragraph" w:styleId="Continuarlista2">
     <w:name w:val="List Continue 2"/>
     <w:basedOn w:val="Normal"/>
     <w:uiPriority w:val="99"/>
@@ -3534,7 +6011,7 @@
       <w:contextualSpacing/>
     </w:pPr>
   </w:style>
-  <w:style w:type="paragraph" w:styleId="ListContinue3">
+  <w:style w:type="paragraph" w:styleId="Continuarlista3">
     <w:name w:val="List Continue 3"/>
     <w:basedOn w:val="Normal"/>
     <w:uiPriority w:val="99"/>
@@ -3545,9 +6022,9 @@
       <w:contextualSpacing/>
     </w:pPr>
   </w:style>
-  <w:style w:type="paragraph" w:styleId="MacroText">
+  <w:style w:type="paragraph" w:styleId="Textomacro">
     <w:name w:val="macro"/>
-    <w:link w:val="MacroTextChar"/>
+    <w:link w:val="TextomacroCar"/>
     <w:uiPriority w:val="99"/>
     <w:unhideWhenUsed/>
     <w:rsid w:val="0029639D"/>
@@ -3569,10 +6046,10 @@
       <w:lang w:val="es-CL"/>
     </w:rPr>
   </w:style>
-  <w:style w:type="character" w:customStyle="1" w:styleId="MacroTextChar">
-    <w:name w:val="Macro Text Char"/>
-    <w:basedOn w:val="DefaultParagraphFont"/>
-    <w:link w:val="MacroText"/>
+  <w:style w:type="character" w:customStyle="1" w:styleId="TextomacroCar">
+    <w:name w:val="Texto macro Car"/>
+    <w:basedOn w:val="Fuentedeprrafopredeter"/>
+    <w:link w:val="Textomacro"/>
     <w:uiPriority w:val="99"/>
     <w:rsid w:val="0029639D"/>
     <w:rPr>
@@ -3582,11 +6059,11 @@
       <w:lang w:val="es-CL"/>
     </w:rPr>
   </w:style>
-  <w:style w:type="paragraph" w:styleId="Quote">
+  <w:style w:type="paragraph" w:styleId="Cita">
     <w:name w:val="Quote"/>
     <w:basedOn w:val="Normal"/>
     <w:next w:val="Normal"/>
-    <w:link w:val="QuoteChar"/>
+    <w:link w:val="CitaCar"/>
     <w:uiPriority w:val="29"/>
     <w:qFormat/>
     <w:rsid w:val="00FC693F"/>
@@ -3596,10 +6073,10 @@
       <w:color w:val="000000" w:themeColor="text1"/>
     </w:rPr>
   </w:style>
-  <w:style w:type="character" w:customStyle="1" w:styleId="QuoteChar">
-    <w:name w:val="Quote Char"/>
-    <w:basedOn w:val="DefaultParagraphFont"/>
-    <w:link w:val="Quote"/>
+  <w:style w:type="character" w:customStyle="1" w:styleId="CitaCar">
+    <w:name w:val="Cita Car"/>
+    <w:basedOn w:val="Fuentedeprrafopredeter"/>
+    <w:link w:val="Cita"/>
     <w:uiPriority w:val="29"/>
     <w:rsid w:val="00FC693F"/>
     <w:rPr>
@@ -3609,10 +6086,10 @@
       <w:lang w:val="es-CL"/>
     </w:rPr>
   </w:style>
-  <w:style w:type="character" w:customStyle="1" w:styleId="Heading4Char">
-    <w:name w:val="Heading 4 Char"/>
-    <w:basedOn w:val="DefaultParagraphFont"/>
-    <w:link w:val="Heading4"/>
+  <w:style w:type="character" w:customStyle="1" w:styleId="Ttulo4Car">
+    <w:name w:val="Título 4 Car"/>
+    <w:basedOn w:val="Fuentedeprrafopredeter"/>
+    <w:link w:val="Ttulo4"/>
     <w:uiPriority w:val="9"/>
     <w:semiHidden/>
     <w:rsid w:val="00FC693F"/>
@@ -3626,10 +6103,10 @@
       <w:lang w:val="es-CL"/>
     </w:rPr>
   </w:style>
-  <w:style w:type="character" w:customStyle="1" w:styleId="Heading5Char">
-    <w:name w:val="Heading 5 Char"/>
-    <w:basedOn w:val="DefaultParagraphFont"/>
-    <w:link w:val="Heading5"/>
+  <w:style w:type="character" w:customStyle="1" w:styleId="Ttulo5Car">
+    <w:name w:val="Título 5 Car"/>
+    <w:basedOn w:val="Fuentedeprrafopredeter"/>
+    <w:link w:val="Ttulo5"/>
     <w:uiPriority w:val="9"/>
     <w:semiHidden/>
     <w:rsid w:val="00FC693F"/>
@@ -3639,10 +6116,10 @@
       <w:lang w:val="es-CL"/>
     </w:rPr>
   </w:style>
-  <w:style w:type="character" w:customStyle="1" w:styleId="Heading6Char">
-    <w:name w:val="Heading 6 Char"/>
-    <w:basedOn w:val="DefaultParagraphFont"/>
-    <w:link w:val="Heading6"/>
+  <w:style w:type="character" w:customStyle="1" w:styleId="Ttulo6Car">
+    <w:name w:val="Título 6 Car"/>
+    <w:basedOn w:val="Fuentedeprrafopredeter"/>
+    <w:link w:val="Ttulo6"/>
     <w:uiPriority w:val="9"/>
     <w:semiHidden/>
     <w:rsid w:val="00FC693F"/>
@@ -3654,10 +6131,10 @@
       <w:lang w:val="es-CL"/>
     </w:rPr>
   </w:style>
-  <w:style w:type="character" w:customStyle="1" w:styleId="Heading7Char">
-    <w:name w:val="Heading 7 Char"/>
-    <w:basedOn w:val="DefaultParagraphFont"/>
-    <w:link w:val="Heading7"/>
+  <w:style w:type="character" w:customStyle="1" w:styleId="Ttulo7Car">
+    <w:name w:val="Título 7 Car"/>
+    <w:basedOn w:val="Fuentedeprrafopredeter"/>
+    <w:link w:val="Ttulo7"/>
     <w:uiPriority w:val="9"/>
     <w:semiHidden/>
     <w:rsid w:val="00FC693F"/>
@@ -3669,10 +6146,10 @@
       <w:lang w:val="es-CL"/>
     </w:rPr>
   </w:style>
-  <w:style w:type="character" w:customStyle="1" w:styleId="Heading8Char">
-    <w:name w:val="Heading 8 Char"/>
-    <w:basedOn w:val="DefaultParagraphFont"/>
-    <w:link w:val="Heading8"/>
+  <w:style w:type="character" w:customStyle="1" w:styleId="Ttulo8Car">
+    <w:name w:val="Título 8 Car"/>
+    <w:basedOn w:val="Fuentedeprrafopredeter"/>
+    <w:link w:val="Ttulo8"/>
     <w:uiPriority w:val="9"/>
     <w:semiHidden/>
     <w:rsid w:val="00FC693F"/>
@@ -3684,10 +6161,10 @@
       <w:lang w:val="es-CL"/>
     </w:rPr>
   </w:style>
-  <w:style w:type="character" w:customStyle="1" w:styleId="Heading9Char">
-    <w:name w:val="Heading 9 Char"/>
-    <w:basedOn w:val="DefaultParagraphFont"/>
-    <w:link w:val="Heading9"/>
+  <w:style w:type="character" w:customStyle="1" w:styleId="Ttulo9Car">
+    <w:name w:val="Título 9 Car"/>
+    <w:basedOn w:val="Fuentedeprrafopredeter"/>
+    <w:link w:val="Ttulo9"/>
     <w:uiPriority w:val="9"/>
     <w:semiHidden/>
     <w:rsid w:val="00FC693F"/>
@@ -3701,7 +6178,7 @@
       <w:lang w:val="es-CL"/>
     </w:rPr>
   </w:style>
-  <w:style w:type="paragraph" w:styleId="Caption">
+  <w:style w:type="paragraph" w:styleId="Descripcin">
     <w:name w:val="caption"/>
     <w:basedOn w:val="Normal"/>
     <w:next w:val="Normal"/>
@@ -3720,9 +6197,9 @@
       <w:szCs w:val="18"/>
     </w:rPr>
   </w:style>
-  <w:style w:type="character" w:styleId="Strong">
+  <w:style w:type="character" w:styleId="Fuerte">
     <w:name w:val="Strong"/>
-    <w:basedOn w:val="DefaultParagraphFont"/>
+    <w:basedOn w:val="Fuentedeprrafopredeter"/>
     <w:uiPriority w:val="22"/>
     <w:qFormat/>
     <w:rsid w:val="00FC693F"/>
@@ -3732,9 +6209,9 @@
       <w:lang w:val="es-CL"/>
     </w:rPr>
   </w:style>
-  <w:style w:type="character" w:styleId="Emphasis">
+  <w:style w:type="character" w:styleId="nfasis">
     <w:name w:val="Emphasis"/>
-    <w:basedOn w:val="DefaultParagraphFont"/>
+    <w:basedOn w:val="Fuentedeprrafopredeter"/>
     <w:uiPriority w:val="20"/>
     <w:qFormat/>
     <w:rsid w:val="00FC693F"/>
@@ -3744,11 +6221,11 @@
       <w:lang w:val="es-CL"/>
     </w:rPr>
   </w:style>
-  <w:style w:type="paragraph" w:styleId="IntenseQuote">
+  <w:style w:type="paragraph" w:styleId="Citadestacada">
     <w:name w:val="Intense Quote"/>
     <w:basedOn w:val="Normal"/>
     <w:next w:val="Normal"/>
-    <w:link w:val="IntenseQuoteChar"/>
+    <w:link w:val="CitadestacadaCar"/>
     <w:uiPriority w:val="30"/>
     <w:qFormat/>
     <w:rsid w:val="00FC693F"/>
@@ -3767,10 +6244,10 @@
       <w:color w:val="4F81BD" w:themeColor="accent1"/>
     </w:rPr>
   </w:style>
-  <w:style w:type="character" w:customStyle="1" w:styleId="IntenseQuoteChar">
-    <w:name w:val="Intense Quote Char"/>
-    <w:basedOn w:val="DefaultParagraphFont"/>
-    <w:link w:val="IntenseQuote"/>
+  <w:style w:type="character" w:customStyle="1" w:styleId="CitadestacadaCar">
+    <w:name w:val="Cita destacada Car"/>
+    <w:basedOn w:val="Fuentedeprrafopredeter"/>
+    <w:link w:val="Citadestacada"/>
     <w:uiPriority w:val="30"/>
     <w:rsid w:val="00FC693F"/>
     <w:rPr>
@@ -3782,9 +6259,9 @@
       <w:lang w:val="es-CL"/>
     </w:rPr>
   </w:style>
-  <w:style w:type="character" w:styleId="SubtleEmphasis">
+  <w:style w:type="character" w:styleId="nfasissutil">
     <w:name w:val="Subtle Emphasis"/>
-    <w:basedOn w:val="DefaultParagraphFont"/>
+    <w:basedOn w:val="Fuentedeprrafopredeter"/>
     <w:uiPriority w:val="19"/>
     <w:qFormat/>
     <w:rsid w:val="00FC693F"/>
@@ -3795,9 +6272,9 @@
       <w:lang w:val="es-CL"/>
     </w:rPr>
   </w:style>
-  <w:style w:type="character" w:styleId="IntenseEmphasis">
+  <w:style w:type="character" w:styleId="nfasisintenso">
     <w:name w:val="Intense Emphasis"/>
-    <w:basedOn w:val="DefaultParagraphFont"/>
+    <w:basedOn w:val="Fuentedeprrafopredeter"/>
     <w:uiPriority w:val="21"/>
     <w:qFormat/>
     <w:rsid w:val="00FC693F"/>
@@ -3810,9 +6287,9 @@
       <w:lang w:val="es-CL"/>
     </w:rPr>
   </w:style>
-  <w:style w:type="character" w:styleId="SubtleReference">
+  <w:style w:type="character" w:styleId="Referenciasutil">
     <w:name w:val="Subtle Reference"/>
-    <w:basedOn w:val="DefaultParagraphFont"/>
+    <w:basedOn w:val="Fuentedeprrafopredeter"/>
     <w:uiPriority w:val="31"/>
     <w:qFormat/>
     <w:rsid w:val="00FC693F"/>
@@ -3823,9 +6300,9 @@
       <w:lang w:val="es-CL"/>
     </w:rPr>
   </w:style>
-  <w:style w:type="character" w:styleId="IntenseReference">
+  <w:style w:type="character" w:styleId="Referenciaintensa">
     <w:name w:val="Intense Reference"/>
-    <w:basedOn w:val="DefaultParagraphFont"/>
+    <w:basedOn w:val="Fuentedeprrafopredeter"/>
     <w:uiPriority w:val="32"/>
     <w:qFormat/>
     <w:rsid w:val="00FC693F"/>
@@ -3839,9 +6316,9 @@
       <w:lang w:val="es-CL"/>
     </w:rPr>
   </w:style>
-  <w:style w:type="character" w:styleId="BookTitle">
+  <w:style w:type="character" w:styleId="Ttulodellibro">
     <w:name w:val="Book Title"/>
-    <w:basedOn w:val="DefaultParagraphFont"/>
+    <w:basedOn w:val="Fuentedeprrafopredeter"/>
     <w:uiPriority w:val="33"/>
     <w:qFormat/>
     <w:rsid w:val="00FC693F"/>
@@ -3853,9 +6330,9 @@
       <w:lang w:val="es-CL"/>
     </w:rPr>
   </w:style>
-  <w:style w:type="paragraph" w:styleId="TOCHeading">
+  <w:style w:type="paragraph" w:styleId="TtuloTDC">
     <w:name w:val="TOC Heading"/>
-    <w:basedOn w:val="Heading1"/>
+    <w:basedOn w:val="Ttulo1"/>
     <w:next w:val="Normal"/>
     <w:uiPriority w:val="39"/>
     <w:semiHidden/>
@@ -3866,9 +6343,9 @@
       <w:outlineLvl w:val="9"/>
     </w:pPr>
   </w:style>
-  <w:style w:type="table" w:styleId="TableGrid">
+  <w:style w:type="table" w:styleId="Tablaconcuadrcula">
     <w:name w:val="Table Grid"/>
-    <w:basedOn w:val="TableNormal"/>
+    <w:basedOn w:val="Tablanormal"/>
     <w:uiPriority w:val="59"/>
     <w:rsid w:val="00FC693F"/>
     <w:pPr>
@@ -3888,9 +6365,9 @@
       </w:tblBorders>
     </w:tblPr>
   </w:style>
-  <w:style w:type="table" w:styleId="LightShading">
+  <w:style w:type="table" w:styleId="Sombreadoclaro">
     <w:name w:val="Light Shading"/>
-    <w:basedOn w:val="TableNormal"/>
+    <w:basedOn w:val="Tablanormal"/>
     <w:uiPriority w:val="60"/>
     <w:rsid w:val="00FC693F"/>
     <w:pPr>
@@ -3985,9 +6462,9 @@
       </w:tcPr>
     </w:tblStylePr>
   </w:style>
-  <w:style w:type="table" w:styleId="LightShading-Accent1">
+  <w:style w:type="table" w:styleId="Sombreadoclaro-nfasis1">
     <w:name w:val="Light Shading Accent 1"/>
-    <w:basedOn w:val="TableNormal"/>
+    <w:basedOn w:val="Tablanormal"/>
     <w:uiPriority w:val="60"/>
     <w:rsid w:val="00FC693F"/>
     <w:pPr>
@@ -4082,9 +6559,9 @@
       </w:tcPr>
     </w:tblStylePr>
   </w:style>
-  <w:style w:type="table" w:styleId="LightShading-Accent2">
+  <w:style w:type="table" w:styleId="Sombreadoclaro-nfasis2">
     <w:name w:val="Light Shading Accent 2"/>
-    <w:basedOn w:val="TableNormal"/>
+    <w:basedOn w:val="Tablanormal"/>
     <w:uiPriority w:val="60"/>
     <w:rsid w:val="00FC693F"/>
     <w:pPr>
@@ -4179,9 +6656,9 @@
       </w:tcPr>
     </w:tblStylePr>
   </w:style>
-  <w:style w:type="table" w:styleId="LightShading-Accent3">
+  <w:style w:type="table" w:styleId="Sombreadoclaro-nfasis3">
     <w:name w:val="Light Shading Accent 3"/>
-    <w:basedOn w:val="TableNormal"/>
+    <w:basedOn w:val="Tablanormal"/>
     <w:uiPriority w:val="60"/>
     <w:rsid w:val="00FC693F"/>
     <w:pPr>
@@ -4276,9 +6753,9 @@
       </w:tcPr>
     </w:tblStylePr>
   </w:style>
-  <w:style w:type="table" w:styleId="LightShading-Accent4">
+  <w:style w:type="table" w:styleId="Sombreadoclaro-nfasis4">
     <w:name w:val="Light Shading Accent 4"/>
-    <w:basedOn w:val="TableNormal"/>
+    <w:basedOn w:val="Tablanormal"/>
     <w:uiPriority w:val="60"/>
     <w:rsid w:val="00FC693F"/>
     <w:pPr>
@@ -4373,9 +6850,9 @@
       </w:tcPr>
     </w:tblStylePr>
   </w:style>
-  <w:style w:type="table" w:styleId="LightShading-Accent5">
+  <w:style w:type="table" w:styleId="Sombreadoclaro-nfasis5">
     <w:name w:val="Light Shading Accent 5"/>
-    <w:basedOn w:val="TableNormal"/>
+    <w:basedOn w:val="Tablanormal"/>
     <w:uiPriority w:val="60"/>
     <w:rsid w:val="00FC693F"/>
     <w:pPr>
@@ -4470,9 +6947,9 @@
       </w:tcPr>
     </w:tblStylePr>
   </w:style>
-  <w:style w:type="table" w:styleId="LightShading-Accent6">
+  <w:style w:type="table" w:styleId="Sombreadoclaro-nfasis6">
     <w:name w:val="Light Shading Accent 6"/>
-    <w:basedOn w:val="TableNormal"/>
+    <w:basedOn w:val="Tablanormal"/>
     <w:uiPriority w:val="60"/>
     <w:rsid w:val="00FC693F"/>
     <w:pPr>
@@ -4567,9 +7044,9 @@
       </w:tcPr>
     </w:tblStylePr>
   </w:style>
-  <w:style w:type="table" w:styleId="LightList">
+  <w:style w:type="table" w:styleId="Listaclara">
     <w:name w:val="Light List"/>
-    <w:basedOn w:val="TableNormal"/>
+    <w:basedOn w:val="Tablanormal"/>
     <w:uiPriority w:val="61"/>
     <w:rsid w:val="00FC693F"/>
     <w:pPr>
@@ -4655,9 +7132,9 @@
       </w:tcPr>
     </w:tblStylePr>
   </w:style>
-  <w:style w:type="table" w:styleId="LightList-Accent1">
+  <w:style w:type="table" w:styleId="Listaclara-nfasis1">
     <w:name w:val="Light List Accent 1"/>
-    <w:basedOn w:val="TableNormal"/>
+    <w:basedOn w:val="Tablanormal"/>
     <w:uiPriority w:val="61"/>
     <w:rsid w:val="00FC693F"/>
     <w:pPr>
@@ -4743,9 +7220,9 @@
       </w:tcPr>
     </w:tblStylePr>
   </w:style>
-  <w:style w:type="table" w:styleId="LightList-Accent2">
+  <w:style w:type="table" w:styleId="Listaclara-nfasis2">
     <w:name w:val="Light List Accent 2"/>
-    <w:basedOn w:val="TableNormal"/>
+    <w:basedOn w:val="Tablanormal"/>
     <w:uiPriority w:val="61"/>
     <w:rsid w:val="00CB0664"/>
     <w:pPr>
@@ -4831,9 +7308,9 @@
       </w:tcPr>
     </w:tblStylePr>
   </w:style>
-  <w:style w:type="table" w:styleId="LightList-Accent3">
+  <w:style w:type="table" w:styleId="Listaclara-nfasis3">
     <w:name w:val="Light List Accent 3"/>
-    <w:basedOn w:val="TableNormal"/>
+    <w:basedOn w:val="Tablanormal"/>
     <w:uiPriority w:val="61"/>
     <w:rsid w:val="00CB0664"/>
     <w:pPr>
@@ -4919,9 +7396,9 @@
       </w:tcPr>
     </w:tblStylePr>
   </w:style>
-  <w:style w:type="table" w:styleId="LightList-Accent4">
+  <w:style w:type="table" w:styleId="Listaclara-nfasis4">
     <w:name w:val="Light List Accent 4"/>
-    <w:basedOn w:val="TableNormal"/>
+    <w:basedOn w:val="Tablanormal"/>
     <w:uiPriority w:val="61"/>
     <w:rsid w:val="00CB0664"/>
     <w:pPr>
@@ -5007,9 +7484,9 @@
       </w:tcPr>
     </w:tblStylePr>
   </w:style>
-  <w:style w:type="table" w:styleId="LightList-Accent5">
+  <w:style w:type="table" w:styleId="Listaclara-nfasis5">
     <w:name w:val="Light List Accent 5"/>
-    <w:basedOn w:val="TableNormal"/>
+    <w:basedOn w:val="Tablanormal"/>
     <w:uiPriority w:val="61"/>
     <w:rsid w:val="00CB0664"/>
     <w:pPr>
@@ -5095,9 +7572,9 @@
       </w:tcPr>
     </w:tblStylePr>
   </w:style>
-  <w:style w:type="table" w:styleId="LightList-Accent6">
+  <w:style w:type="table" w:styleId="Listaclara-nfasis6">
     <w:name w:val="Light List Accent 6"/>
-    <w:basedOn w:val="TableNormal"/>
+    <w:basedOn w:val="Tablanormal"/>
     <w:uiPriority w:val="61"/>
     <w:rsid w:val="00CB0664"/>
     <w:pPr>
@@ -5183,9 +7660,9 @@
       </w:tcPr>
     </w:tblStylePr>
   </w:style>
-  <w:style w:type="table" w:styleId="LightGrid">
+  <w:style w:type="table" w:styleId="Cuadrculaclara">
     <w:name w:val="Light Grid"/>
-    <w:basedOn w:val="TableNormal"/>
+    <w:basedOn w:val="Tablanormal"/>
     <w:uiPriority w:val="62"/>
     <w:rsid w:val="00CB0664"/>
     <w:pPr>
@@ -5309,9 +7786,9 @@
       </w:tcPr>
     </w:tblStylePr>
   </w:style>
-  <w:style w:type="table" w:styleId="LightGrid-Accent1">
+  <w:style w:type="table" w:styleId="Cuadrculaclara-nfasis1">
     <w:name w:val="Light Grid Accent 1"/>
-    <w:basedOn w:val="TableNormal"/>
+    <w:basedOn w:val="Tablanormal"/>
     <w:uiPriority w:val="62"/>
     <w:rsid w:val="00CB0664"/>
     <w:pPr>
@@ -5435,9 +7912,9 @@
       </w:tcPr>
     </w:tblStylePr>
   </w:style>
-  <w:style w:type="table" w:styleId="LightGrid-Accent2">
+  <w:style w:type="table" w:styleId="Cuadrculaclara-nfasis2">
     <w:name w:val="Light Grid Accent 2"/>
-    <w:basedOn w:val="TableNormal"/>
+    <w:basedOn w:val="Tablanormal"/>
     <w:uiPriority w:val="62"/>
     <w:rsid w:val="00CB0664"/>
     <w:pPr>
@@ -5561,9 +8038,9 @@
       </w:tcPr>
     </w:tblStylePr>
   </w:style>
-  <w:style w:type="table" w:styleId="LightGrid-Accent3">
+  <w:style w:type="table" w:styleId="Cuadrculaclara-nfasis3">
     <w:name w:val="Light Grid Accent 3"/>
-    <w:basedOn w:val="TableNormal"/>
+    <w:basedOn w:val="Tablanormal"/>
     <w:uiPriority w:val="62"/>
     <w:rsid w:val="00CB0664"/>
     <w:pPr>
@@ -5687,9 +8164,9 @@
       </w:tcPr>
     </w:tblStylePr>
   </w:style>
-  <w:style w:type="table" w:styleId="LightGrid-Accent4">
+  <w:style w:type="table" w:styleId="Cuadrculaclara-nfasis4">
     <w:name w:val="Light Grid Accent 4"/>
-    <w:basedOn w:val="TableNormal"/>
+    <w:basedOn w:val="Tablanormal"/>
     <w:uiPriority w:val="62"/>
     <w:rsid w:val="00CB0664"/>
     <w:pPr>
@@ -5813,9 +8290,9 @@
       </w:tcPr>
     </w:tblStylePr>
   </w:style>
-  <w:style w:type="table" w:styleId="LightGrid-Accent5">
+  <w:style w:type="table" w:styleId="Cuadrculaclara-nfasis5">
     <w:name w:val="Light Grid Accent 5"/>
-    <w:basedOn w:val="TableNormal"/>
+    <w:basedOn w:val="Tablanormal"/>
     <w:uiPriority w:val="62"/>
     <w:rsid w:val="00CB0664"/>
     <w:pPr>
@@ -5939,9 +8416,9 @@
       </w:tcPr>
     </w:tblStylePr>
   </w:style>
-  <w:style w:type="table" w:styleId="LightGrid-Accent6">
+  <w:style w:type="table" w:styleId="Cuadrculaclara-nfasis6">
     <w:name w:val="Light Grid Accent 6"/>
-    <w:basedOn w:val="TableNormal"/>
+    <w:basedOn w:val="Tablanormal"/>
     <w:uiPriority w:val="62"/>
     <w:rsid w:val="00CB0664"/>
     <w:pPr>
@@ -6065,9 +8542,9 @@
       </w:tcPr>
     </w:tblStylePr>
   </w:style>
-  <w:style w:type="table" w:styleId="MediumShading1">
+  <w:style w:type="table" w:styleId="Sombreadomedio1">
     <w:name w:val="Medium Shading 1"/>
-    <w:basedOn w:val="TableNormal"/>
+    <w:basedOn w:val="Tablanormal"/>
     <w:uiPriority w:val="63"/>
     <w:rsid w:val="00CB0664"/>
     <w:pPr>
@@ -6167,9 +8644,9 @@
       </w:tcPr>
     </w:tblStylePr>
   </w:style>
-  <w:style w:type="table" w:styleId="MediumShading1-Accent1">
+  <w:style w:type="table" w:styleId="Sombreadomedio1-nfasis1">
     <w:name w:val="Medium Shading 1 Accent 1"/>
-    <w:basedOn w:val="TableNormal"/>
+    <w:basedOn w:val="Tablanormal"/>
     <w:uiPriority w:val="63"/>
     <w:rsid w:val="00CB0664"/>
     <w:pPr>
@@ -6269,9 +8746,9 @@
       </w:tcPr>
     </w:tblStylePr>
   </w:style>
-  <w:style w:type="table" w:styleId="MediumShading1-Accent2">
+  <w:style w:type="table" w:styleId="Sombreadomedio1-nfasis2">
     <w:name w:val="Medium Shading 1 Accent 2"/>
-    <w:basedOn w:val="TableNormal"/>
+    <w:basedOn w:val="Tablanormal"/>
     <w:uiPriority w:val="63"/>
     <w:rsid w:val="00CB0664"/>
     <w:pPr>
@@ -6371,9 +8848,9 @@
       </w:tcPr>
     </w:tblStylePr>
   </w:style>
-  <w:style w:type="table" w:styleId="MediumShading1-Accent3">
+  <w:style w:type="table" w:styleId="Sombreadomedio1-nfasis3">
     <w:name w:val="Medium Shading 1 Accent 3"/>
-    <w:basedOn w:val="TableNormal"/>
+    <w:basedOn w:val="Tablanormal"/>
     <w:uiPriority w:val="63"/>
     <w:rsid w:val="00CB0664"/>
     <w:pPr>
@@ -6473,9 +8950,9 @@
       </w:tcPr>
     </w:tblStylePr>
   </w:style>
-  <w:style w:type="table" w:styleId="MediumShading1-Accent4">
+  <w:style w:type="table" w:styleId="Sombreadomedio1-nfasis4">
     <w:name w:val="Medium Shading 1 Accent 4"/>
-    <w:basedOn w:val="TableNormal"/>
+    <w:basedOn w:val="Tablanormal"/>
     <w:uiPriority w:val="63"/>
     <w:rsid w:val="00CB0664"/>
     <w:pPr>
@@ -6575,9 +9052,9 @@
       </w:tcPr>
     </w:tblStylePr>
   </w:style>
-  <w:style w:type="table" w:styleId="MediumShading1-Accent5">
+  <w:style w:type="table" w:styleId="Sombreadomedio1-nfasis5">
     <w:name w:val="Medium Shading 1 Accent 5"/>
-    <w:basedOn w:val="TableNormal"/>
+    <w:basedOn w:val="Tablanormal"/>
     <w:uiPriority w:val="63"/>
     <w:rsid w:val="00CB0664"/>
     <w:pPr>
@@ -6677,9 +9154,9 @@
       </w:tcPr>
     </w:tblStylePr>
   </w:style>
-  <w:style w:type="table" w:styleId="MediumShading1-Accent6">
+  <w:style w:type="table" w:styleId="Sombreadomedio1-nfasis6">
     <w:name w:val="Medium Shading 1 Accent 6"/>
-    <w:basedOn w:val="TableNormal"/>
+    <w:basedOn w:val="Tablanormal"/>
     <w:uiPriority w:val="63"/>
     <w:rsid w:val="00CB0664"/>
     <w:pPr>
@@ -6779,9 +9256,9 @@
       </w:tcPr>
     </w:tblStylePr>
   </w:style>
-  <w:style w:type="table" w:styleId="MediumShading2">
+  <w:style w:type="table" w:styleId="Sombreadomedio2">
     <w:name w:val="Medium Shading 2"/>
-    <w:basedOn w:val="TableNormal"/>
+    <w:basedOn w:val="Tablanormal"/>
     <w:uiPriority w:val="64"/>
     <w:rsid w:val="00CB0664"/>
     <w:pPr>
@@ -6924,9 +9401,9 @@
       </w:tcPr>
     </w:tblStylePr>
   </w:style>
-  <w:style w:type="table" w:styleId="MediumShading2-Accent1">
+  <w:style w:type="table" w:styleId="Sombreadomedio2-nfasis1">
     <w:name w:val="Medium Shading 2 Accent 1"/>
-    <w:basedOn w:val="TableNormal"/>
+    <w:basedOn w:val="Tablanormal"/>
     <w:uiPriority w:val="64"/>
     <w:rsid w:val="00CB0664"/>
     <w:pPr>
@@ -7069,9 +9546,9 @@
       </w:tcPr>
     </w:tblStylePr>
   </w:style>
-  <w:style w:type="table" w:styleId="MediumShading2-Accent2">
+  <w:style w:type="table" w:styleId="Sombreadomedio2-nfasis2">
     <w:name w:val="Medium Shading 2 Accent 2"/>
-    <w:basedOn w:val="TableNormal"/>
+    <w:basedOn w:val="Tablanormal"/>
     <w:uiPriority w:val="64"/>
     <w:rsid w:val="00CB0664"/>
     <w:pPr>
@@ -7214,9 +9691,9 @@
       </w:tcPr>
     </w:tblStylePr>
   </w:style>
-  <w:style w:type="table" w:styleId="MediumShading2-Accent3">
+  <w:style w:type="table" w:styleId="Sombreadomedio2-nfasis3">
     <w:name w:val="Medium Shading 2 Accent 3"/>
-    <w:basedOn w:val="TableNormal"/>
+    <w:basedOn w:val="Tablanormal"/>
     <w:uiPriority w:val="64"/>
     <w:rsid w:val="00CB0664"/>
     <w:pPr>
@@ -7359,9 +9836,9 @@
       </w:tcPr>
     </w:tblStylePr>
   </w:style>
-  <w:style w:type="table" w:styleId="MediumShading2-Accent4">
+  <w:style w:type="table" w:styleId="Sombreadomedio2-nfasis4">
     <w:name w:val="Medium Shading 2 Accent 4"/>
-    <w:basedOn w:val="TableNormal"/>
+    <w:basedOn w:val="Tablanormal"/>
     <w:uiPriority w:val="64"/>
     <w:rsid w:val="00CB0664"/>
     <w:pPr>
@@ -7504,9 +9981,9 @@
       </w:tcPr>
     </w:tblStylePr>
   </w:style>
-  <w:style w:type="table" w:styleId="MediumShading2-Accent5">
+  <w:style w:type="table" w:styleId="Sombreadomedio2-nfasis5">
     <w:name w:val="Medium Shading 2 Accent 5"/>
-    <w:basedOn w:val="TableNormal"/>
+    <w:basedOn w:val="Tablanormal"/>
     <w:uiPriority w:val="64"/>
     <w:rsid w:val="00CB0664"/>
     <w:pPr>
@@ -7649,9 +10126,9 @@
       </w:tcPr>
     </w:tblStylePr>
   </w:style>
-  <w:style w:type="table" w:styleId="MediumShading2-Accent6">
+  <w:style w:type="table" w:styleId="Sombreadomedio2-nfasis6">
     <w:name w:val="Medium Shading 2 Accent 6"/>
-    <w:basedOn w:val="TableNormal"/>
+    <w:basedOn w:val="Tablanormal"/>
     <w:uiPriority w:val="64"/>
     <w:rsid w:val="00CB0664"/>
     <w:pPr>
@@ -7794,9 +10271,9 @@
       </w:tcPr>
     </w:tblStylePr>
   </w:style>
-  <w:style w:type="table" w:styleId="MediumList1">
+  <w:style w:type="table" w:styleId="Listamedia1">
     <w:name w:val="Medium List 1"/>
-    <w:basedOn w:val="TableNormal"/>
+    <w:basedOn w:val="Tablanormal"/>
     <w:uiPriority w:val="65"/>
     <w:rsid w:val="00CB0664"/>
     <w:pPr>
@@ -7872,9 +10349,9 @@
       </w:tcPr>
     </w:tblStylePr>
   </w:style>
-  <w:style w:type="table" w:styleId="MediumList1-Accent1">
+  <w:style w:type="table" w:styleId="Listamedia1-nfasis1">
     <w:name w:val="Medium List 1 Accent 1"/>
-    <w:basedOn w:val="TableNormal"/>
+    <w:basedOn w:val="Tablanormal"/>
     <w:uiPriority w:val="65"/>
     <w:rsid w:val="00CB0664"/>
     <w:pPr>
@@ -7950,9 +10427,9 @@
       </w:tcPr>
     </w:tblStylePr>
   </w:style>
-  <w:style w:type="table" w:styleId="MediumList1-Accent2">
+  <w:style w:type="table" w:styleId="Listamedia1-nfasis2">
     <w:name w:val="Medium List 1 Accent 2"/>
-    <w:basedOn w:val="TableNormal"/>
+    <w:basedOn w:val="Tablanormal"/>
     <w:uiPriority w:val="65"/>
     <w:rsid w:val="00CB0664"/>
     <w:pPr>
@@ -8028,9 +10505,9 @@
       </w:tcPr>
     </w:tblStylePr>
   </w:style>
-  <w:style w:type="table" w:styleId="MediumList1-Accent3">
+  <w:style w:type="table" w:styleId="Listamedia1-nfasis3">
     <w:name w:val="Medium List 1 Accent 3"/>
-    <w:basedOn w:val="TableNormal"/>
+    <w:basedOn w:val="Tablanormal"/>
     <w:uiPriority w:val="65"/>
     <w:rsid w:val="00CB0664"/>
     <w:pPr>
@@ -8106,9 +10583,9 @@
       </w:tcPr>
     </w:tblStylePr>
   </w:style>
-  <w:style w:type="table" w:styleId="MediumList1-Accent4">
+  <w:style w:type="table" w:styleId="Listamedia1-nfasis4">
     <w:name w:val="Medium List 1 Accent 4"/>
-    <w:basedOn w:val="TableNormal"/>
+    <w:basedOn w:val="Tablanormal"/>
     <w:uiPriority w:val="65"/>
     <w:rsid w:val="00CB0664"/>
     <w:pPr>
@@ -8184,9 +10661,9 @@
       </w:tcPr>
     </w:tblStylePr>
   </w:style>
-  <w:style w:type="table" w:styleId="MediumList1-Accent5">
+  <w:style w:type="table" w:styleId="Listamedia1-nfasis5">
     <w:name w:val="Medium List 1 Accent 5"/>
-    <w:basedOn w:val="TableNormal"/>
+    <w:basedOn w:val="Tablanormal"/>
     <w:uiPriority w:val="65"/>
     <w:rsid w:val="00CB0664"/>
     <w:pPr>
@@ -8262,9 +10739,9 @@
       </w:tcPr>
     </w:tblStylePr>
   </w:style>
-  <w:style w:type="table" w:styleId="MediumList1-Accent6">
+  <w:style w:type="table" w:styleId="Listamedia1-nfasis6">
     <w:name w:val="Medium List 1 Accent 6"/>
-    <w:basedOn w:val="TableNormal"/>
+    <w:basedOn w:val="Tablanormal"/>
     <w:uiPriority w:val="65"/>
     <w:rsid w:val="00CB0664"/>
     <w:pPr>
@@ -8340,9 +10817,9 @@
       </w:tcPr>
     </w:tblStylePr>
   </w:style>
-  <w:style w:type="table" w:styleId="MediumList2">
+  <w:style w:type="table" w:styleId="Listamedia2">
     <w:name w:val="Medium List 2"/>
-    <w:basedOn w:val="TableNormal"/>
+    <w:basedOn w:val="Tablanormal"/>
     <w:uiPriority w:val="66"/>
     <w:rsid w:val="00CB0664"/>
     <w:pPr>
@@ -8462,9 +10939,9 @@
       </w:tcPr>
     </w:tblStylePr>
   </w:style>
-  <w:style w:type="table" w:styleId="MediumList2-Accent1">
+  <w:style w:type="table" w:styleId="Listamedia2-nfasis1">
     <w:name w:val="Medium List 2 Accent 1"/>
-    <w:basedOn w:val="TableNormal"/>
+    <w:basedOn w:val="Tablanormal"/>
     <w:uiPriority w:val="66"/>
     <w:rsid w:val="00CB0664"/>
     <w:pPr>
@@ -8584,9 +11061,9 @@
       </w:tcPr>
     </w:tblStylePr>
   </w:style>
-  <w:style w:type="table" w:styleId="MediumList2-Accent2">
+  <w:style w:type="table" w:styleId="Listamedia2-nfasis2">
     <w:name w:val="Medium List 2 Accent 2"/>
-    <w:basedOn w:val="TableNormal"/>
+    <w:basedOn w:val="Tablanormal"/>
     <w:uiPriority w:val="66"/>
     <w:rsid w:val="00CB0664"/>
     <w:pPr>
@@ -8706,9 +11183,9 @@
       </w:tcPr>
     </w:tblStylePr>
   </w:style>
-  <w:style w:type="table" w:styleId="MediumList2-Accent3">
+  <w:style w:type="table" w:styleId="Listamedia2-nfasis3">
     <w:name w:val="Medium List 2 Accent 3"/>
-    <w:basedOn w:val="TableNormal"/>
+    <w:basedOn w:val="Tablanormal"/>
     <w:uiPriority w:val="66"/>
     <w:rsid w:val="00CB0664"/>
     <w:pPr>
@@ -8828,9 +11305,9 @@
       </w:tcPr>
     </w:tblStylePr>
   </w:style>
-  <w:style w:type="table" w:styleId="MediumList2-Accent4">
+  <w:style w:type="table" w:styleId="Listamedia2-nfasis4">
     <w:name w:val="Medium List 2 Accent 4"/>
-    <w:basedOn w:val="TableNormal"/>
+    <w:basedOn w:val="Tablanormal"/>
     <w:uiPriority w:val="66"/>
     <w:rsid w:val="00CB0664"/>
     <w:pPr>
@@ -8950,9 +11427,9 @@
       </w:tcPr>
     </w:tblStylePr>
   </w:style>
-  <w:style w:type="table" w:styleId="MediumList2-Accent5">
+  <w:style w:type="table" w:styleId="Listamedia2-nfasis5">
     <w:name w:val="Medium List 2 Accent 5"/>
-    <w:basedOn w:val="TableNormal"/>
+    <w:basedOn w:val="Tablanormal"/>
     <w:uiPriority w:val="66"/>
     <w:rsid w:val="00CB0664"/>
     <w:pPr>
@@ -9072,9 +11549,9 @@
       </w:tcPr>
     </w:tblStylePr>
   </w:style>
-  <w:style w:type="table" w:styleId="MediumList2-Accent6">
+  <w:style w:type="table" w:styleId="Listamedia2-nfasis6">
     <w:name w:val="Medium List 2 Accent 6"/>
-    <w:basedOn w:val="TableNormal"/>
+    <w:basedOn w:val="Tablanormal"/>
     <w:uiPriority w:val="66"/>
     <w:rsid w:val="00CB0664"/>
     <w:pPr>
@@ -9194,9 +11671,9 @@
       </w:tcPr>
     </w:tblStylePr>
   </w:style>
-  <w:style w:type="table" w:styleId="MediumGrid1">
+  <w:style w:type="table" w:styleId="Cuadrculamedia1">
     <w:name w:val="Medium Grid 1"/>
-    <w:basedOn w:val="TableNormal"/>
+    <w:basedOn w:val="Tablanormal"/>
     <w:uiPriority w:val="67"/>
     <w:rsid w:val="00CB0664"/>
     <w:pPr>
@@ -9263,9 +11740,9 @@
       </w:tcPr>
     </w:tblStylePr>
   </w:style>
-  <w:style w:type="table" w:styleId="MediumGrid1-Accent1">
+  <w:style w:type="table" w:styleId="Cuadrculamedia1-nfasis1">
     <w:name w:val="Medium Grid 1 Accent 1"/>
-    <w:basedOn w:val="TableNormal"/>
+    <w:basedOn w:val="Tablanormal"/>
     <w:uiPriority w:val="67"/>
     <w:rsid w:val="00CB0664"/>
     <w:pPr>
@@ -9332,9 +11809,9 @@
       </w:tcPr>
     </w:tblStylePr>
   </w:style>
-  <w:style w:type="table" w:styleId="MediumGrid1-Accent2">
+  <w:style w:type="table" w:styleId="Cuadrculamedia1-nfasis2">
     <w:name w:val="Medium Grid 1 Accent 2"/>
-    <w:basedOn w:val="TableNormal"/>
+    <w:basedOn w:val="Tablanormal"/>
     <w:uiPriority w:val="67"/>
     <w:rsid w:val="00CB0664"/>
     <w:pPr>
@@ -9401,9 +11878,9 @@
       </w:tcPr>
     </w:tblStylePr>
   </w:style>
-  <w:style w:type="table" w:styleId="MediumGrid1-Accent3">
+  <w:style w:type="table" w:styleId="Cuadrculamedia1-nfasis3">
     <w:name w:val="Medium Grid 1 Accent 3"/>
-    <w:basedOn w:val="TableNormal"/>
+    <w:basedOn w:val="Tablanormal"/>
     <w:uiPriority w:val="67"/>
     <w:rsid w:val="00CB0664"/>
     <w:pPr>
@@ -9470,9 +11947,9 @@
       </w:tcPr>
     </w:tblStylePr>
   </w:style>
-  <w:style w:type="table" w:styleId="MediumGrid1-Accent4">
+  <w:style w:type="table" w:styleId="Cuadrculamedia1-nfasis4">
     <w:name w:val="Medium Grid 1 Accent 4"/>
-    <w:basedOn w:val="TableNormal"/>
+    <w:basedOn w:val="Tablanormal"/>
     <w:uiPriority w:val="67"/>
     <w:rsid w:val="00CB0664"/>
     <w:pPr>
@@ -9539,9 +12016,9 @@
       </w:tcPr>
     </w:tblStylePr>
   </w:style>
-  <w:style w:type="table" w:styleId="MediumGrid1-Accent5">
+  <w:style w:type="table" w:styleId="Cuadrculamedia1-nfasis5">
     <w:name w:val="Medium Grid 1 Accent 5"/>
-    <w:basedOn w:val="TableNormal"/>
+    <w:basedOn w:val="Tablanormal"/>
     <w:uiPriority w:val="67"/>
     <w:rsid w:val="00CB0664"/>
     <w:pPr>
@@ -9608,9 +12085,9 @@
       </w:tcPr>
     </w:tblStylePr>
   </w:style>
-  <w:style w:type="table" w:styleId="MediumGrid1-Accent6">
+  <w:style w:type="table" w:styleId="Cuadrculamedia1-nfasis6">
     <w:name w:val="Medium Grid 1 Accent 6"/>
-    <w:basedOn w:val="TableNormal"/>
+    <w:basedOn w:val="Tablanormal"/>
     <w:uiPriority w:val="67"/>
     <w:rsid w:val="00CB0664"/>
     <w:pPr>
@@ -9677,9 +12154,9 @@
       </w:tcPr>
     </w:tblStylePr>
   </w:style>
-  <w:style w:type="table" w:styleId="MediumGrid2">
+  <w:style w:type="table" w:styleId="Cuadrculamedia2">
     <w:name w:val="Medium Grid 2"/>
-    <w:basedOn w:val="TableNormal"/>
+    <w:basedOn w:val="Tablanormal"/>
     <w:uiPriority w:val="68"/>
     <w:rsid w:val="00CB0664"/>
     <w:pPr>
@@ -9796,9 +12273,9 @@
       </w:tcPr>
     </w:tblStylePr>
   </w:style>
-  <w:style w:type="table" w:styleId="MediumGrid2-Accent1">
+  <w:style w:type="table" w:styleId="Cuadrculamedia2-nfasis1">
     <w:name w:val="Medium Grid 2 Accent 1"/>
-    <w:basedOn w:val="TableNormal"/>
+    <w:basedOn w:val="Tablanormal"/>
     <w:uiPriority w:val="68"/>
     <w:rsid w:val="00CB0664"/>
     <w:pPr>
@@ -9915,9 +12392,9 @@
       </w:tcPr>
     </w:tblStylePr>
   </w:style>
-  <w:style w:type="table" w:styleId="MediumGrid2-Accent2">
+  <w:style w:type="table" w:styleId="Cuadrculamedia2-nfasis2">
     <w:name w:val="Medium Grid 2 Accent 2"/>
-    <w:basedOn w:val="TableNormal"/>
+    <w:basedOn w:val="Tablanormal"/>
     <w:uiPriority w:val="68"/>
     <w:rsid w:val="00CB0664"/>
     <w:pPr>
@@ -10034,9 +12511,9 @@
       </w:tcPr>
     </w:tblStylePr>
   </w:style>
-  <w:style w:type="table" w:styleId="MediumGrid2-Accent3">
+  <w:style w:type="table" w:styleId="Cuadrculamedia2-nfasis3">
     <w:name w:val="Medium Grid 2 Accent 3"/>
-    <w:basedOn w:val="TableNormal"/>
+    <w:basedOn w:val="Tablanormal"/>
     <w:uiPriority w:val="68"/>
     <w:rsid w:val="00CB0664"/>
     <w:pPr>
@@ -10153,9 +12630,9 @@
       </w:tcPr>
     </w:tblStylePr>
   </w:style>
-  <w:style w:type="table" w:styleId="MediumGrid2-Accent4">
+  <w:style w:type="table" w:styleId="Cuadrculamedia2-nfasis4">
     <w:name w:val="Medium Grid 2 Accent 4"/>
-    <w:basedOn w:val="TableNormal"/>
+    <w:basedOn w:val="Tablanormal"/>
     <w:uiPriority w:val="68"/>
     <w:rsid w:val="00CB0664"/>
     <w:pPr>
@@ -10272,9 +12749,9 @@
       </w:tcPr>
     </w:tblStylePr>
   </w:style>
-  <w:style w:type="table" w:styleId="MediumGrid2-Accent5">
+  <w:style w:type="table" w:styleId="Cuadrculamedia2-nfasis5">
     <w:name w:val="Medium Grid 2 Accent 5"/>
-    <w:basedOn w:val="TableNormal"/>
+    <w:basedOn w:val="Tablanormal"/>
     <w:uiPriority w:val="68"/>
     <w:rsid w:val="00CB0664"/>
     <w:pPr>
@@ -10391,9 +12868,9 @@
       </w:tcPr>
     </w:tblStylePr>
   </w:style>
-  <w:style w:type="table" w:styleId="MediumGrid2-Accent6">
+  <w:style w:type="table" w:styleId="Cuadrculamedia2-nfasis6">
     <w:name w:val="Medium Grid 2 Accent 6"/>
-    <w:basedOn w:val="TableNormal"/>
+    <w:basedOn w:val="Tablanormal"/>
     <w:uiPriority w:val="68"/>
     <w:rsid w:val="00CB0664"/>
     <w:pPr>
@@ -10510,9 +12987,9 @@
       </w:tcPr>
     </w:tblStylePr>
   </w:style>
-  <w:style w:type="table" w:styleId="MediumGrid3">
+  <w:style w:type="table" w:styleId="Cuadrculamedia3">
     <w:name w:val="Medium Grid 3"/>
-    <w:basedOn w:val="TableNormal"/>
+    <w:basedOn w:val="Tablanormal"/>
     <w:uiPriority w:val="69"/>
     <w:rsid w:val="00CB0664"/>
     <w:pPr>
@@ -10647,9 +13124,9 @@
       </w:tcPr>
     </w:tblStylePr>
   </w:style>
-  <w:style w:type="table" w:styleId="MediumGrid3-Accent1">
+  <w:style w:type="table" w:styleId="Cuadrculamedia3-nfasis1">
     <w:name w:val="Medium Grid 3 Accent 1"/>
-    <w:basedOn w:val="TableNormal"/>
+    <w:basedOn w:val="Tablanormal"/>
     <w:uiPriority w:val="69"/>
     <w:rsid w:val="00CB0664"/>
     <w:pPr>
@@ -10784,9 +13261,9 @@
       </w:tcPr>
     </w:tblStylePr>
   </w:style>
-  <w:style w:type="table" w:styleId="MediumGrid3-Accent2">
+  <w:style w:type="table" w:styleId="Cuadrculamedia3-nfasis2">
     <w:name w:val="Medium Grid 3 Accent 2"/>
-    <w:basedOn w:val="TableNormal"/>
+    <w:basedOn w:val="Tablanormal"/>
     <w:uiPriority w:val="69"/>
     <w:rsid w:val="00CB0664"/>
     <w:pPr>
@@ -10921,9 +13398,9 @@
       </w:tcPr>
     </w:tblStylePr>
   </w:style>
-  <w:style w:type="table" w:styleId="MediumGrid3-Accent3">
+  <w:style w:type="table" w:styleId="Cuadrculamedia3-nfasis3">
     <w:name w:val="Medium Grid 3 Accent 3"/>
-    <w:basedOn w:val="TableNormal"/>
+    <w:basedOn w:val="Tablanormal"/>
     <w:uiPriority w:val="69"/>
     <w:rsid w:val="00CB0664"/>
     <w:pPr>
@@ -11058,9 +13535,9 @@
       </w:tcPr>
     </w:tblStylePr>
   </w:style>
-  <w:style w:type="table" w:styleId="MediumGrid3-Accent4">
+  <w:style w:type="table" w:styleId="Cuadrculamedia3-nfasis4">
     <w:name w:val="Medium Grid 3 Accent 4"/>
-    <w:basedOn w:val="TableNormal"/>
+    <w:basedOn w:val="Tablanormal"/>
     <w:uiPriority w:val="69"/>
     <w:rsid w:val="00CB0664"/>
     <w:pPr>
@@ -11195,9 +13672,9 @@
       </w:tcPr>
     </w:tblStylePr>
   </w:style>
-  <w:style w:type="table" w:styleId="MediumGrid3-Accent5">
+  <w:style w:type="table" w:styleId="Cuadrculamedia3-nfasis5">
     <w:name w:val="Medium Grid 3 Accent 5"/>
-    <w:basedOn w:val="TableNormal"/>
+    <w:basedOn w:val="Tablanormal"/>
     <w:uiPriority w:val="69"/>
     <w:rsid w:val="00CB0664"/>
     <w:pPr>
@@ -11332,9 +13809,9 @@
       </w:tcPr>
     </w:tblStylePr>
   </w:style>
-  <w:style w:type="table" w:styleId="MediumGrid3-Accent6">
+  <w:style w:type="table" w:styleId="Cuadrculamedia3-nfasis6">
     <w:name w:val="Medium Grid 3 Accent 6"/>
-    <w:basedOn w:val="TableNormal"/>
+    <w:basedOn w:val="Tablanormal"/>
     <w:uiPriority w:val="69"/>
     <w:rsid w:val="00CB0664"/>
     <w:pPr>
@@ -11469,9 +13946,9 @@
       </w:tcPr>
     </w:tblStylePr>
   </w:style>
-  <w:style w:type="table" w:styleId="DarkList">
+  <w:style w:type="table" w:styleId="Listaoscura">
     <w:name w:val="Dark List"/>
-    <w:basedOn w:val="TableNormal"/>
+    <w:basedOn w:val="Tablanormal"/>
     <w:uiPriority w:val="70"/>
     <w:rsid w:val="00CB0664"/>
     <w:pPr>
@@ -11577,9 +14054,9 @@
       </w:tcPr>
     </w:tblStylePr>
   </w:style>
-  <w:style w:type="table" w:styleId="DarkList-Accent1">
+  <w:style w:type="table" w:styleId="Listaoscura-nfasis1">
     <w:name w:val="Dark List Accent 1"/>
-    <w:basedOn w:val="TableNormal"/>
+    <w:basedOn w:val="Tablanormal"/>
     <w:uiPriority w:val="70"/>
     <w:rsid w:val="00CB0664"/>
     <w:pPr>
@@ -11685,9 +14162,9 @@
       </w:tcPr>
     </w:tblStylePr>
   </w:style>
-  <w:style w:type="table" w:styleId="DarkList-Accent2">
+  <w:style w:type="table" w:styleId="Listaoscura-nfasis2">
     <w:name w:val="Dark List Accent 2"/>
-    <w:basedOn w:val="TableNormal"/>
+    <w:basedOn w:val="Tablanormal"/>
     <w:uiPriority w:val="70"/>
     <w:rsid w:val="00CB0664"/>
     <w:pPr>
@@ -11793,9 +14270,9 @@
       </w:tcPr>
     </w:tblStylePr>
   </w:style>
-  <w:style w:type="table" w:styleId="DarkList-Accent3">
+  <w:style w:type="table" w:styleId="Listaoscura-nfasis3">
     <w:name w:val="Dark List Accent 3"/>
-    <w:basedOn w:val="TableNormal"/>
+    <w:basedOn w:val="Tablanormal"/>
     <w:uiPriority w:val="70"/>
     <w:rsid w:val="00CB0664"/>
     <w:pPr>
@@ -11901,9 +14378,9 @@
       </w:tcPr>
     </w:tblStylePr>
   </w:style>
-  <w:style w:type="table" w:styleId="DarkList-Accent4">
+  <w:style w:type="table" w:styleId="Listaoscura-nfasis4">
     <w:name w:val="Dark List Accent 4"/>
-    <w:basedOn w:val="TableNormal"/>
+    <w:basedOn w:val="Tablanormal"/>
     <w:uiPriority w:val="70"/>
     <w:rsid w:val="00CB0664"/>
     <w:pPr>
@@ -12009,9 +14486,9 @@
       </w:tcPr>
     </w:tblStylePr>
   </w:style>
-  <w:style w:type="table" w:styleId="DarkList-Accent5">
+  <w:style w:type="table" w:styleId="Listaoscura-nfasis5">
     <w:name w:val="Dark List Accent 5"/>
-    <w:basedOn w:val="TableNormal"/>
+    <w:basedOn w:val="Tablanormal"/>
     <w:uiPriority w:val="70"/>
     <w:rsid w:val="00CB0664"/>
     <w:pPr>
@@ -12117,9 +14594,9 @@
       </w:tcPr>
     </w:tblStylePr>
   </w:style>
-  <w:style w:type="table" w:styleId="DarkList-Accent6">
+  <w:style w:type="table" w:styleId="Listaoscura-nfasis6">
     <w:name w:val="Dark List Accent 6"/>
-    <w:basedOn w:val="TableNormal"/>
+    <w:basedOn w:val="Tablanormal"/>
     <w:uiPriority w:val="70"/>
     <w:rsid w:val="00CB0664"/>
     <w:pPr>
@@ -12225,9 +14702,9 @@
       </w:tcPr>
     </w:tblStylePr>
   </w:style>
-  <w:style w:type="table" w:styleId="ColorfulShading">
+  <w:style w:type="table" w:styleId="Sombreadovistoso">
     <w:name w:val="Colorful Shading"/>
-    <w:basedOn w:val="TableNormal"/>
+    <w:basedOn w:val="Tablanormal"/>
     <w:uiPriority w:val="71"/>
     <w:rsid w:val="00CB0664"/>
     <w:pPr>
@@ -12341,9 +14818,9 @@
       </w:rPr>
     </w:tblStylePr>
   </w:style>
-  <w:style w:type="table" w:styleId="ColorfulShading-Accent1">
+  <w:style w:type="table" w:styleId="Sombreadovistoso-nfasis1">
     <w:name w:val="Colorful Shading Accent 1"/>
-    <w:basedOn w:val="TableNormal"/>
+    <w:basedOn w:val="Tablanormal"/>
     <w:uiPriority w:val="71"/>
     <w:rsid w:val="00CB0664"/>
     <w:pPr>
@@ -12457,9 +14934,9 @@
       </w:rPr>
     </w:tblStylePr>
   </w:style>
-  <w:style w:type="table" w:styleId="ColorfulShading-Accent2">
+  <w:style w:type="table" w:styleId="Sombreadovistoso-nfasis2">
     <w:name w:val="Colorful Shading Accent 2"/>
-    <w:basedOn w:val="TableNormal"/>
+    <w:basedOn w:val="Tablanormal"/>
     <w:uiPriority w:val="71"/>
     <w:rsid w:val="00CB0664"/>
     <w:pPr>
@@ -12573,9 +15050,9 @@
       </w:rPr>
     </w:tblStylePr>
   </w:style>
-  <w:style w:type="table" w:styleId="ColorfulShading-Accent3">
+  <w:style w:type="table" w:styleId="Sombreadovistoso-nfasis3">
     <w:name w:val="Colorful Shading Accent 3"/>
-    <w:basedOn w:val="TableNormal"/>
+    <w:basedOn w:val="Tablanormal"/>
     <w:uiPriority w:val="71"/>
     <w:rsid w:val="00CB0664"/>
     <w:pPr>
@@ -12679,9 +15156,9 @@
       </w:tcPr>
     </w:tblStylePr>
   </w:style>
-  <w:style w:type="table" w:styleId="ColorfulShading-Accent4">
+  <w:style w:type="table" w:styleId="Sombreadovistoso-nfasis4">
     <w:name w:val="Colorful Shading Accent 4"/>
-    <w:basedOn w:val="TableNormal"/>
+    <w:basedOn w:val="Tablanormal"/>
     <w:uiPriority w:val="71"/>
     <w:rsid w:val="00CB0664"/>
     <w:pPr>
@@ -12795,9 +15272,9 @@
       </w:rPr>
     </w:tblStylePr>
   </w:style>
-  <w:style w:type="table" w:styleId="ColorfulShading-Accent5">
+  <w:style w:type="table" w:styleId="Sombreadovistoso-nfasis5">
     <w:name w:val="Colorful Shading Accent 5"/>
-    <w:basedOn w:val="TableNormal"/>
+    <w:basedOn w:val="Tablanormal"/>
     <w:uiPriority w:val="71"/>
     <w:rsid w:val="00CB0664"/>
     <w:pPr>
@@ -12911,9 +15388,9 @@
       </w:rPr>
     </w:tblStylePr>
   </w:style>
-  <w:style w:type="table" w:styleId="ColorfulShading-Accent6">
+  <w:style w:type="table" w:styleId="Sombreadovistoso-nfasis6">
     <w:name w:val="Colorful Shading Accent 6"/>
-    <w:basedOn w:val="TableNormal"/>
+    <w:basedOn w:val="Tablanormal"/>
     <w:uiPriority w:val="71"/>
     <w:rsid w:val="00CB0664"/>
     <w:pPr>
@@ -13027,9 +15504,9 @@
       </w:rPr>
     </w:tblStylePr>
   </w:style>
-  <w:style w:type="table" w:styleId="ColorfulList">
+  <w:style w:type="table" w:styleId="Listavistosa">
     <w:name w:val="Colorful List"/>
-    <w:basedOn w:val="TableNormal"/>
+    <w:basedOn w:val="Tablanormal"/>
     <w:uiPriority w:val="72"/>
     <w:rsid w:val="00CB0664"/>
     <w:pPr>
@@ -13107,9 +15584,9 @@
       </w:tcPr>
     </w:tblStylePr>
   </w:style>
-  <w:style w:type="table" w:styleId="ColorfulList-Accent1">
+  <w:style w:type="table" w:styleId="Listavistosa-nfasis1">
     <w:name w:val="Colorful List Accent 1"/>
-    <w:basedOn w:val="TableNormal"/>
+    <w:basedOn w:val="Tablanormal"/>
     <w:uiPriority w:val="72"/>
     <w:rsid w:val="00CB0664"/>
     <w:pPr>
@@ -13187,9 +15664,9 @@
       </w:tcPr>
     </w:tblStylePr>
   </w:style>
-  <w:style w:type="table" w:styleId="ColorfulList-Accent2">
+  <w:style w:type="table" w:styleId="Listavistosa-nfasis2">
     <w:name w:val="Colorful List Accent 2"/>
-    <w:basedOn w:val="TableNormal"/>
+    <w:basedOn w:val="Tablanormal"/>
     <w:uiPriority w:val="72"/>
     <w:rsid w:val="00CB0664"/>
     <w:pPr>
@@ -13267,9 +15744,9 @@
       </w:tcPr>
     </w:tblStylePr>
   </w:style>
-  <w:style w:type="table" w:styleId="ColorfulList-Accent3">
+  <w:style w:type="table" w:styleId="Listavistosa-nfasis3">
     <w:name w:val="Colorful List Accent 3"/>
-    <w:basedOn w:val="TableNormal"/>
+    <w:basedOn w:val="Tablanormal"/>
     <w:uiPriority w:val="72"/>
     <w:rsid w:val="00CB0664"/>
     <w:pPr>
@@ -13347,9 +15824,9 @@
       </w:tcPr>
     </w:tblStylePr>
   </w:style>
-  <w:style w:type="table" w:styleId="ColorfulList-Accent4">
+  <w:style w:type="table" w:styleId="Listavistosa-nfasis4">
     <w:name w:val="Colorful List Accent 4"/>
-    <w:basedOn w:val="TableNormal"/>
+    <w:basedOn w:val="Tablanormal"/>
     <w:uiPriority w:val="72"/>
     <w:rsid w:val="00CB0664"/>
     <w:pPr>
@@ -13427,9 +15904,9 @@
       </w:tcPr>
     </w:tblStylePr>
   </w:style>
-  <w:style w:type="table" w:styleId="ColorfulList-Accent5">
+  <w:style w:type="table" w:styleId="Listavistosa-nfasis5">
     <w:name w:val="Colorful List Accent 5"/>
-    <w:basedOn w:val="TableNormal"/>
+    <w:basedOn w:val="Tablanormal"/>
     <w:uiPriority w:val="72"/>
     <w:rsid w:val="00CB0664"/>
     <w:pPr>
@@ -13507,9 +15984,9 @@
       </w:tcPr>
     </w:tblStylePr>
   </w:style>
-  <w:style w:type="table" w:styleId="ColorfulList-Accent6">
+  <w:style w:type="table" w:styleId="Listavistosa-nfasis6">
     <w:name w:val="Colorful List Accent 6"/>
-    <w:basedOn w:val="TableNormal"/>
+    <w:basedOn w:val="Tablanormal"/>
     <w:uiPriority w:val="72"/>
     <w:rsid w:val="00CB0664"/>
     <w:pPr>
@@ -13587,9 +16064,9 @@
       </w:tcPr>
     </w:tblStylePr>
   </w:style>
-  <w:style w:type="table" w:styleId="ColorfulGrid">
+  <w:style w:type="table" w:styleId="Cuadrculavistosa">
     <w:name w:val="Colorful Grid"/>
-    <w:basedOn w:val="TableNormal"/>
+    <w:basedOn w:val="Tablanormal"/>
     <w:uiPriority w:val="73"/>
     <w:rsid w:val="00CB0664"/>
     <w:pPr>
@@ -13661,9 +16138,9 @@
       </w:tcPr>
     </w:tblStylePr>
   </w:style>
-  <w:style w:type="table" w:styleId="ColorfulGrid-Accent1">
+  <w:style w:type="table" w:styleId="Cuadrculavistosa-nfasis1">
     <w:name w:val="Colorful Grid Accent 1"/>
-    <w:basedOn w:val="TableNormal"/>
+    <w:basedOn w:val="Tablanormal"/>
     <w:uiPriority w:val="73"/>
     <w:rsid w:val="00CB0664"/>
     <w:pPr>
@@ -13735,9 +16212,9 @@
       </w:tcPr>
     </w:tblStylePr>
   </w:style>
-  <w:style w:type="table" w:styleId="ColorfulGrid-Accent2">
+  <w:style w:type="table" w:styleId="Cuadrculavistosa-nfasis2">
     <w:name w:val="Colorful Grid Accent 2"/>
-    <w:basedOn w:val="TableNormal"/>
+    <w:basedOn w:val="Tablanormal"/>
     <w:uiPriority w:val="73"/>
     <w:rsid w:val="00CB0664"/>
     <w:pPr>
@@ -13809,9 +16286,9 @@
       </w:tcPr>
     </w:tblStylePr>
   </w:style>
-  <w:style w:type="table" w:styleId="ColorfulGrid-Accent3">
+  <w:style w:type="table" w:styleId="Cuadrculavistosa-nfasis3">
     <w:name w:val="Colorful Grid Accent 3"/>
-    <w:basedOn w:val="TableNormal"/>
+    <w:basedOn w:val="Tablanormal"/>
     <w:uiPriority w:val="73"/>
     <w:rsid w:val="00CB0664"/>
     <w:pPr>
@@ -13883,9 +16360,9 @@
       </w:tcPr>
     </w:tblStylePr>
   </w:style>
-  <w:style w:type="table" w:styleId="ColorfulGrid-Accent4">
+  <w:style w:type="table" w:styleId="Cuadrculavistosa-nfasis4">
     <w:name w:val="Colorful Grid Accent 4"/>
-    <w:basedOn w:val="TableNormal"/>
+    <w:basedOn w:val="Tablanormal"/>
     <w:uiPriority w:val="73"/>
     <w:rsid w:val="00CB0664"/>
     <w:pPr>
@@ -13957,9 +16434,9 @@
       </w:tcPr>
     </w:tblStylePr>
   </w:style>
-  <w:style w:type="table" w:styleId="ColorfulGrid-Accent5">
+  <w:style w:type="table" w:styleId="Cuadrculavistosa-nfasis5">
     <w:name w:val="Colorful Grid Accent 5"/>
-    <w:basedOn w:val="TableNormal"/>
+    <w:basedOn w:val="Tablanormal"/>
     <w:uiPriority w:val="73"/>
     <w:rsid w:val="00CB0664"/>
     <w:pPr>
@@ -14031,9 +16508,9 @@
       </w:tcPr>
     </w:tblStylePr>
   </w:style>
-  <w:style w:type="table" w:styleId="ColorfulGrid-Accent6">
+  <w:style w:type="table" w:styleId="Cuadrculavistosa-nfasis6">
     <w:name w:val="Colorful Grid Accent 6"/>
-    <w:basedOn w:val="TableNormal"/>
+    <w:basedOn w:val="Tablanormal"/>
     <w:uiPriority w:val="73"/>
     <w:rsid w:val="00CB0664"/>
     <w:pPr>
@@ -14105,7 +16582,7 @@
       </w:tcPr>
     </w:tblStylePr>
   </w:style>
-  <w:style w:type="paragraph" w:styleId="TOC1">
+  <w:style w:type="paragraph" w:styleId="TDC1">
     <w:name w:val="toc 1"/>
     <w:basedOn w:val="Normal"/>
     <w:next w:val="Normal"/>
@@ -14114,7 +16591,7 @@
     <w:unhideWhenUsed/>
     <w:rsid w:val="00315C76"/>
   </w:style>
-  <w:style w:type="paragraph" w:styleId="TOC2">
+  <w:style w:type="paragraph" w:styleId="TDC2">
     <w:name w:val="toc 2"/>
     <w:basedOn w:val="Normal"/>
     <w:next w:val="Normal"/>
@@ -14126,15 +16603,27 @@
       <w:ind w:left="210"/>
     </w:pPr>
   </w:style>
-  <w:style w:type="character" w:styleId="Hyperlink">
+  <w:style w:type="character" w:styleId="Hipervnculo">
     <w:name w:val="Hyperlink"/>
-    <w:basedOn w:val="DefaultParagraphFont"/>
+    <w:basedOn w:val="Fuentedeprrafopredeter"/>
     <w:uiPriority w:val="99"/>
     <w:unhideWhenUsed/>
     <w:rsid w:val="00315C76"/>
     <w:rPr>
       <w:color w:val="0000FF" w:themeColor="hyperlink"/>
       <w:u w:val="single"/>
+    </w:rPr>
+  </w:style>
+  <w:style w:type="character" w:styleId="Mencinsinresolver">
+    <w:name w:val="Unresolved Mention"/>
+    <w:basedOn w:val="Fuentedeprrafopredeter"/>
+    <w:uiPriority w:val="99"/>
+    <w:semiHidden/>
+    <w:unhideWhenUsed/>
+    <w:rsid w:val="005934C4"/>
+    <w:rPr>
+      <w:color w:val="605E5C"/>
+      <w:shd w:val="clear" w:color="auto" w:fill="E1DFDD"/>
     </w:rPr>
   </w:style>
 </w:styles>

--- a/F4/f4_s04_grupo2.docx
+++ b/F4/f4_s04_grupo2.docx
@@ -1092,7 +1092,7 @@
           <w:rFonts w:ascii="Arial" w:hAnsi="Arial"/>
           <w:sz w:val="20"/>
         </w:rPr>
-        <w:t>Docente: Dr. Omar Salinas Silva</w:t>
+        <w:t>Docente: Dr. Omar Iván Salinas Silva</w:t>
       </w:r>
     </w:p>
     <w:p>
@@ -2734,7 +2734,6 @@
           <w:sz w:val="22"/>
           <w:szCs w:val="24"/>
         </w:rPr>
-        <w:t>(campos vacíos)</w:t>
       </w:r>
       <w:r>
         <w:rPr>
@@ -2804,7 +2803,7 @@
           <w:rFonts w:ascii="Arial" w:hAnsi="Arial" w:cs="Arial"/>
           <w:sz w:val="22"/>
         </w:rPr>
-        <w:t>CSV original → F1 y F2 → CSV preparado → funciones y clases de F3 → notebook F4 → tablas y figuras. F3 separa lectura, cálculo y medición en módulos; AnalizadorNacimientos reúne la carga y dos implementaciones del indicador. EstrategiaTalla define una interfaz común que las cuatro clases implementan; el comparador aprovecha polimorfismo para evaluar alternativas. Una función recursiva se reserva para aplanar metadatos anidados, donde la estructura del problema la justifica, en vez de recorrer 735.611 filas de forma recursiva (Universidad Andrés Bello, 2026a).</w:t>
+        <w:t xml:space="preserve"> CSV original → F1 y F2 → CSV preparado → funciones y clases de F3 → notebook F4 → tablas y figuras. F3 separa lectura, cálculo y medición en módulos; AnalizadorNacimientos reúne la carga y dos implementaciones del indicador. EstrategiaTalla define una interfaz común que las cuatro clases implementan; el comparador aprovecha polimorfismo para evaluar alternativas. Una función recursiva se reserva para aplanar metadatos anidados, donde la estructura del problema la justifica, en vez de recorrer 735.611 filas de forma recursiva (Universidad Andrés Bello, 2026a).</w:t>
       </w:r>
     </w:p>
     <w:p>
@@ -2852,7 +2851,7 @@
           <w:rFonts w:ascii="Arial" w:hAnsi="Arial" w:cs="Arial"/>
           <w:sz w:val="22"/>
         </w:rPr>
-        <w:t>El entorno utiliza Python 3.13.5 y las versiones fijadas en requirements.txt; F4 añade SciPy 1.18.1 para intervalos y pruebas. La primera celda detiene la ejecución si el kernel difiere de esas versiones. El equipo puede reconstruir la salida colocando el CSV original en data/raw, ejecutando F1 y F2 y luego F3 y F4 con “Restart &amp; Run All”. El notebook F4 verificó versiones, huella del original, filas, categorías y equivalencia del indicador y de la mediana regional con F3.</w:t>
+        <w:t>Las ejecuciones registradas utilizaron Python 3.13 y las versiones fijadas en requirements.txt; F4 añade SciPy 1.18.1 para intervalos y pruebas. La primera celda detiene la ejecución si el kernel difiere de esas versiones. El equipo puede reconstruir la salida a partir del CSV original versionado en data/raw, ejecutando F1 y F2 y luego F3 y F4 con “Restart &amp; Run All”. El notebook F4 verificó versiones, huella del original, filas, categorías y equivalencia del indicador y de la mediana regional con F3.</w:t>
       </w:r>
     </w:p>
     <w:p>
@@ -3797,7 +3796,7 @@
           <w:sz w:val="22"/>
           <w:szCs w:val="24"/>
         </w:rPr>
-        <w:t>Las observaciones docentes anteriores llevaron a fijar versiones, aclarar los entregables de F3 y retirar archivos residuales. F4/changelog.md registra las fechas, los commits verificables y el motivo técnico. Los aportes de Cristian, Jorge, Renzo y Luis a F3 constan en el historial; F4 se mantiene en una rama separada para revisión del equipo.</w:t>
+        <w:t>Las observaciones docentes anteriores llevaron a fijar versiones, aclarar los entregables de F3 y retirar archivos residuales. F4/changelog.md registra las fechas, los commits verificables y el motivo técnico. Los aportes de Cristian, Jorge, Renzo y Luis a F3 constan en el historial. F4 se integró en main mediante el PR #9; las revisiones posteriores del informe y la presentación constan en el historial.</w:t>
       </w:r>
     </w:p>
     <w:tbl>
@@ -4124,20 +4123,8 @@
             <w:vAlign w:val="center"/>
           </w:tcPr>
           <w:p>
-            <w:pPr>
-              <w:rPr>
-                <w:rFonts w:ascii="Arial" w:hAnsi="Arial" w:cs="Arial"/>
-                <w:sz w:val="22"/>
-                <w:szCs w:val="24"/>
-              </w:rPr>
-            </w:pPr>
             <w:r>
-              <w:rPr>
-                <w:rFonts w:ascii="Arial" w:hAnsi="Arial" w:cs="Arial"/>
-                <w:sz w:val="22"/>
-                <w:szCs w:val="24"/>
-              </w:rPr>
-              <w:t>Resultados finales por comunicar</w:t>
+              <w:t>Resultados finales comunicados</w:t>
             </w:r>
           </w:p>
         </w:tc>
@@ -4170,30 +4157,8 @@
             <w:vAlign w:val="center"/>
           </w:tcPr>
           <w:p>
-            <w:pPr>
-              <w:rPr>
-                <w:rFonts w:ascii="Arial" w:hAnsi="Arial" w:cs="Arial"/>
-                <w:sz w:val="22"/>
-                <w:szCs w:val="24"/>
-                <w:lang w:val="en-US"/>
-              </w:rPr>
-            </w:pPr>
             <w:r>
-              <w:rPr>
-                <w:rFonts w:ascii="Arial" w:hAnsi="Arial" w:cs="Arial"/>
-                <w:sz w:val="22"/>
-                <w:szCs w:val="24"/>
-                <w:lang w:val="en-US"/>
-              </w:rPr>
-              <w:t xml:space="preserve">Notebook F4; commit </w:t>
-            </w:r>
-            <w:r>
-              <w:rPr>
-                <w:rFonts w:ascii="Arial" w:hAnsi="Arial" w:cs="Arial"/>
-                <w:sz w:val="22"/>
-                <w:szCs w:val="24"/>
-              </w:rPr>
-              <w:t>tras revisión</w:t>
+              <w:t>Notebook F4; PR #9 y revisión documental bf7e46e</w:t>
             </w:r>
           </w:p>
         </w:tc>
@@ -4218,7 +4183,7 @@
         <w:rPr>
           <w:rFonts w:ascii="Arial" w:hAnsi="Arial" w:cs="Arial"/>
         </w:rPr>
-        <w:t>Como reflexión técnica, separar preparación, cálculo y comunicación permitió verificar F4 sin rehacer F2 ni copiar las clases de F3. La lectura selectiva usó menos memoria del DataFrame y groupby redujo el tiempo medido, aunque ambas cifras dependen del equipo. Mantener el CSV fuera de GitHub exige una URL y una huella precisas. Falta comprobar el flujo completo en otro computador; para estudiar tendencias causales también harían falta más años y otras variables.</w:t>
+        <w:t>Como reflexión técnica, separar preparación, cálculo y comunicación permitió verificar F4 sin rehacer F2 ni copiar las clases de F3. La lectura selectiva usó menos memoria del DataFrame y groupby redujo el tiempo medido, aunque ambas cifras dependen del equipo. Versionar el CSV original con su huella permite reconstruir los resultados desde una copia nueva. Renzo confirmó la ejecución cruzada; para estudiar tendencias causales también harían falta más años y otras variables.</w:t>
       </w:r>
     </w:p>
     <w:p>
